--- a/Atana-Architecture-Pack-v1.0.docx
+++ b/Atana-Architecture-Pack-v1.0.docx
@@ -4385,199 +4385,4 @@
     </w:rPr>
   </w:style>
 </w:styles>
-</file>
-
-<file path=customXml/item1.xml><?xml version="1.0" encoding="utf-8"?>
-<ct:contentTypeSchema xmlns:ct="http://schemas.microsoft.com/office/2006/metadata/contentType" xmlns:ma="http://schemas.microsoft.com/office/2006/metadata/properties/metaAttributes" ct:_="" ma:_="" ma:contentTypeName="Document" ma:contentTypeID="0x0101008E3AE2BAD2C6FA4D8B4D95CE89FC31A3" ma:contentTypeVersion="8" ma:contentTypeDescription="Create a new document." ma:contentTypeScope="" ma:versionID="a2ce85c62cd7e9a608298e998330aeb7">
-  <xsd:schema xmlns:xsd="http://www.w3.org/2001/XMLSchema" xmlns:xs="http://www.w3.org/2001/XMLSchema" xmlns:p="http://schemas.microsoft.com/office/2006/metadata/properties" xmlns:ns2="ae81e17b-11c2-44ae-89e9-9ad5f5ff8880" targetNamespace="http://schemas.microsoft.com/office/2006/metadata/properties" ma:root="true" ma:fieldsID="1504f635df8bfa7d9525024d2d10bc95" ns2:_="">
-    <xsd:import namespace="ae81e17b-11c2-44ae-89e9-9ad5f5ff8880"/>
-    <xsd:element name="properties">
-      <xsd:complexType>
-        <xsd:sequence>
-          <xsd:element name="documentManagement">
-            <xsd:complexType>
-              <xsd:all>
-                <xsd:element ref="ns2:MediaServiceMetadata" minOccurs="0"/>
-                <xsd:element ref="ns2:MediaServiceFastMetadata" minOccurs="0"/>
-                <xsd:element ref="ns2:MediaServiceSearchProperties" minOccurs="0"/>
-                <xsd:element ref="ns2:MediaServiceDateTaken" minOccurs="0"/>
-                <xsd:element ref="ns2:lcf76f155ced4ddcb4097134ff3c332f" minOccurs="0"/>
-                <xsd:element ref="ns2:MediaServiceGenerationTime" minOccurs="0"/>
-                <xsd:element ref="ns2:MediaServiceEventHashCode" minOccurs="0"/>
-              </xsd:all>
-            </xsd:complexType>
-          </xsd:element>
-        </xsd:sequence>
-      </xsd:complexType>
-    </xsd:element>
-  </xsd:schema>
-  <xsd:schema xmlns:xsd="http://www.w3.org/2001/XMLSchema" xmlns:xs="http://www.w3.org/2001/XMLSchema" xmlns:dms="http://schemas.microsoft.com/office/2006/documentManagement/types" xmlns:pc="http://schemas.microsoft.com/office/infopath/2007/PartnerControls" targetNamespace="ae81e17b-11c2-44ae-89e9-9ad5f5ff8880" elementFormDefault="qualified">
-    <xsd:import namespace="http://schemas.microsoft.com/office/2006/documentManagement/types"/>
-    <xsd:import namespace="http://schemas.microsoft.com/office/infopath/2007/PartnerControls"/>
-    <xsd:element name="MediaServiceMetadata" ma:index="8" nillable="true" ma:displayName="MediaServiceMetadata" ma:hidden="true" ma:internalName="MediaServiceMetadata" ma:readOnly="true">
-      <xsd:simpleType>
-        <xsd:restriction base="dms:Note"/>
-      </xsd:simpleType>
-    </xsd:element>
-    <xsd:element name="MediaServiceFastMetadata" ma:index="9" nillable="true" ma:displayName="MediaServiceFastMetadata" ma:hidden="true" ma:internalName="MediaServiceFastMetadata" ma:readOnly="true">
-      <xsd:simpleType>
-        <xsd:restriction base="dms:Note"/>
-      </xsd:simpleType>
-    </xsd:element>
-    <xsd:element name="MediaServiceSearchProperties" ma:index="10" nillable="true" ma:displayName="MediaServiceSearchProperties" ma:hidden="true" ma:internalName="MediaServiceSearchProperties" ma:readOnly="true">
-      <xsd:simpleType>
-        <xsd:restriction base="dms:Note"/>
-      </xsd:simpleType>
-    </xsd:element>
-    <xsd:element name="MediaServiceDateTaken" ma:index="11" nillable="true" ma:displayName="MediaServiceDateTaken" ma:hidden="true" ma:indexed="true" ma:internalName="MediaServiceDateTaken" ma:readOnly="true">
-      <xsd:simpleType>
-        <xsd:restriction base="dms:Text"/>
-      </xsd:simpleType>
-    </xsd:element>
-    <xsd:element name="lcf76f155ced4ddcb4097134ff3c332f" ma:index="13" nillable="true" ma:taxonomy="true" ma:internalName="lcf76f155ced4ddcb4097134ff3c332f" ma:taxonomyFieldName="MediaServiceImageTags" ma:displayName="Image Tags" ma:readOnly="false" ma:fieldId="{5cf76f15-5ced-4ddc-b409-7134ff3c332f}" ma:taxonomyMulti="true" ma:sspId="c4ac2493-9f1f-4345-86a0-c36146f38f1d" ma:termSetId="09814cd3-568e-fe90-9814-8d621ff8fb84" ma:anchorId="fba54fb3-c3e1-fe81-a776-ca4b69148c4d" ma:open="true" ma:isKeyword="false">
-      <xsd:complexType>
-        <xsd:sequence>
-          <xsd:element ref="pc:Terms" minOccurs="0" maxOccurs="1"/>
-        </xsd:sequence>
-      </xsd:complexType>
-    </xsd:element>
-    <xsd:element name="MediaServiceGenerationTime" ma:index="14" nillable="true" ma:displayName="MediaServiceGenerationTime" ma:hidden="true" ma:internalName="MediaServiceGenerationTime" ma:readOnly="true">
-      <xsd:simpleType>
-        <xsd:restriction base="dms:Text"/>
-      </xsd:simpleType>
-    </xsd:element>
-    <xsd:element name="MediaServiceEventHashCode" ma:index="15" nillable="true" ma:displayName="MediaServiceEventHashCode" ma:hidden="true" ma:internalName="MediaServiceEventHashCode" ma:readOnly="true">
-      <xsd:simpleType>
-        <xsd:restriction base="dms:Text"/>
-      </xsd:simpleType>
-    </xsd:element>
-  </xsd:schema>
-  <xsd:schema xmlns="http://schemas.openxmlformats.org/package/2006/metadata/core-properties" xmlns:xsd="http://www.w3.org/2001/XMLSchema" xmlns:xsi="http://www.w3.org/2001/XMLSchema-instance" xmlns:dc="http://purl.org/dc/elements/1.1/" xmlns:dcterms="http://purl.org/dc/terms/" xmlns:odoc="http://schemas.microsoft.com/internal/obd" targetNamespace="http://schemas.openxmlformats.org/package/2006/metadata/core-properties" elementFormDefault="qualified" attributeFormDefault="unqualified" blockDefault="#all">
-    <xsd:import namespace="http://purl.org/dc/elements/1.1/" schemaLocation="http://dublincore.org/schemas/xmls/qdc/2003/04/02/dc.xsd"/>
-    <xsd:import namespace="http://purl.org/dc/terms/" schemaLocation="http://dublincore.org/schemas/xmls/qdc/2003/04/02/dcterms.xsd"/>
-    <xsd:element name="coreProperties" type="CT_coreProperties"/>
-    <xsd:complexType name="CT_coreProperties">
-      <xsd:all>
-        <xsd:element ref="dc:creator" minOccurs="0" maxOccurs="1"/>
-        <xsd:element ref="dcterms:created" minOccurs="0" maxOccurs="1"/>
-        <xsd:element ref="dc:identifier" minOccurs="0" maxOccurs="1"/>
-        <xsd:element name="contentType" minOccurs="0" maxOccurs="1" type="xsd:string" ma:index="0" ma:displayName="Content Type"/>
-        <xsd:element ref="dc:title" minOccurs="0" maxOccurs="1" ma:index="4" ma:displayName="Title"/>
-        <xsd:element ref="dc:subject" minOccurs="0" maxOccurs="1"/>
-        <xsd:element ref="dc:description" minOccurs="0" maxOccurs="1"/>
-        <xsd:element name="keywords" minOccurs="0" maxOccurs="1" type="xsd:string"/>
-        <xsd:element ref="dc:language" minOccurs="0" maxOccurs="1"/>
-        <xsd:element name="category" minOccurs="0" maxOccurs="1" type="xsd:string"/>
-        <xsd:element name="version" minOccurs="0" maxOccurs="1" type="xsd:string"/>
-        <xsd:element name="revision" minOccurs="0" maxOccurs="1" type="xsd:string">
-          <xsd:annotation>
-            <xsd:documentation>
-                        This value indicates the number of saves or revisions. The application is responsible for updating this value after each revision.
-                    </xsd:documentation>
-          </xsd:annotation>
-        </xsd:element>
-        <xsd:element name="lastModifiedBy" minOccurs="0" maxOccurs="1" type="xsd:string"/>
-        <xsd:element ref="dcterms:modified" minOccurs="0" maxOccurs="1"/>
-        <xsd:element name="contentStatus" minOccurs="0" maxOccurs="1" type="xsd:string"/>
-      </xsd:all>
-    </xsd:complexType>
-  </xsd:schema>
-  <xs:schema xmlns:pc="http://schemas.microsoft.com/office/infopath/2007/PartnerControls" xmlns:xs="http://www.w3.org/2001/XMLSchema" targetNamespace="http://schemas.microsoft.com/office/infopath/2007/PartnerControls" elementFormDefault="qualified" attributeFormDefault="unqualified">
-    <xs:element name="Person">
-      <xs:complexType>
-        <xs:sequence>
-          <xs:element ref="pc:DisplayName" minOccurs="0"/>
-          <xs:element ref="pc:AccountId" minOccurs="0"/>
-          <xs:element ref="pc:AccountType" minOccurs="0"/>
-        </xs:sequence>
-      </xs:complexType>
-    </xs:element>
-    <xs:element name="DisplayName" type="xs:string"/>
-    <xs:element name="AccountId" type="xs:string"/>
-    <xs:element name="AccountType" type="xs:string"/>
-    <xs:element name="BDCAssociatedEntity">
-      <xs:complexType>
-        <xs:sequence>
-          <xs:element ref="pc:BDCEntity" minOccurs="0" maxOccurs="unbounded"/>
-        </xs:sequence>
-        <xs:attribute ref="pc:EntityNamespace"/>
-        <xs:attribute ref="pc:EntityName"/>
-        <xs:attribute ref="pc:SystemInstanceName"/>
-        <xs:attribute ref="pc:AssociationName"/>
-      </xs:complexType>
-    </xs:element>
-    <xs:attribute name="EntityNamespace" type="xs:string"/>
-    <xs:attribute name="EntityName" type="xs:string"/>
-    <xs:attribute name="SystemInstanceName" type="xs:string"/>
-    <xs:attribute name="AssociationName" type="xs:string"/>
-    <xs:element name="BDCEntity">
-      <xs:complexType>
-        <xs:sequence>
-          <xs:element ref="pc:EntityDisplayName" minOccurs="0"/>
-          <xs:element ref="pc:EntityInstanceReference" minOccurs="0"/>
-          <xs:element ref="pc:EntityId1" minOccurs="0"/>
-          <xs:element ref="pc:EntityId2" minOccurs="0"/>
-          <xs:element ref="pc:EntityId3" minOccurs="0"/>
-          <xs:element ref="pc:EntityId4" minOccurs="0"/>
-          <xs:element ref="pc:EntityId5" minOccurs="0"/>
-        </xs:sequence>
-      </xs:complexType>
-    </xs:element>
-    <xs:element name="EntityDisplayName" type="xs:string"/>
-    <xs:element name="EntityInstanceReference" type="xs:string"/>
-    <xs:element name="EntityId1" type="xs:string"/>
-    <xs:element name="EntityId2" type="xs:string"/>
-    <xs:element name="EntityId3" type="xs:string"/>
-    <xs:element name="EntityId4" type="xs:string"/>
-    <xs:element name="EntityId5" type="xs:string"/>
-    <xs:element name="Terms">
-      <xs:complexType>
-        <xs:sequence>
-          <xs:element ref="pc:TermInfo" minOccurs="0" maxOccurs="unbounded"/>
-        </xs:sequence>
-      </xs:complexType>
-    </xs:element>
-    <xs:element name="TermInfo">
-      <xs:complexType>
-        <xs:sequence>
-          <xs:element ref="pc:TermName" minOccurs="0"/>
-          <xs:element ref="pc:TermId" minOccurs="0"/>
-        </xs:sequence>
-      </xs:complexType>
-    </xs:element>
-    <xs:element name="TermName" type="xs:string"/>
-    <xs:element name="TermId" type="xs:string"/>
-  </xs:schema>
-</ct:contentTypeSchema>
-</file>
-
-<file path=customXml/item2.xml><?xml version="1.0" encoding="utf-8"?>
-<?mso-contentType ?>
-<FormTemplates xmlns="http://schemas.microsoft.com/sharepoint/v3/contenttype/forms">
-  <Display>DocumentLibraryForm</Display>
-  <Edit>DocumentLibraryForm</Edit>
-  <New>DocumentLibraryForm</New>
-</FormTemplates>
-</file>
-
-<file path=customXml/item3.xml><?xml version="1.0" encoding="utf-8"?>
-<p:properties xmlns:p="http://schemas.microsoft.com/office/2006/metadata/properties" xmlns:xsi="http://www.w3.org/2001/XMLSchema-instance" xmlns:pc="http://schemas.microsoft.com/office/infopath/2007/PartnerControls">
-  <documentManagement>
-    <lcf76f155ced4ddcb4097134ff3c332f xmlns="ae81e17b-11c2-44ae-89e9-9ad5f5ff8880">
-      <Terms xmlns="http://schemas.microsoft.com/office/infopath/2007/PartnerControls"/>
-    </lcf76f155ced4ddcb4097134ff3c332f>
-  </documentManagement>
-</p:properties>
-</file>
-
-<file path=customXml/itemProps1.xml><?xml version="1.0" encoding="utf-8"?>
-<ds:datastoreItem xmlns:ds="http://schemas.openxmlformats.org/officeDocument/2006/customXml" ds:itemID="{32DE42C6-3630-4F6B-9EA9-3F2D883DD16A}"/>
-</file>
-
-<file path=customXml/itemProps2.xml><?xml version="1.0" encoding="utf-8"?>
-<ds:datastoreItem xmlns:ds="http://schemas.openxmlformats.org/officeDocument/2006/customXml" ds:itemID="{D08462B6-6C93-44A3-9845-8CC2E223445B}"/>
-</file>
-
-<file path=customXml/itemProps3.xml><?xml version="1.0" encoding="utf-8"?>
-<ds:datastoreItem xmlns:ds="http://schemas.openxmlformats.org/officeDocument/2006/customXml" ds:itemID="{7AE62EE5-D4B0-4BCB-A8D5-4D973DBEB6BD}"/>
 </file>
--- a/Atana-Architecture-Pack-v1.0.docx
+++ b/Atana-Architecture-Pack-v1.0.docx
@@ -4385,4 +4385,199 @@
     </w:rPr>
   </w:style>
 </w:styles>
+</file>
+
+<file path=customXml/item1.xml><?xml version="1.0" encoding="utf-8"?>
+<ct:contentTypeSchema xmlns:ct="http://schemas.microsoft.com/office/2006/metadata/contentType" xmlns:ma="http://schemas.microsoft.com/office/2006/metadata/properties/metaAttributes" ct:_="" ma:_="" ma:contentTypeName="Document" ma:contentTypeID="0x0101008E3AE2BAD2C6FA4D8B4D95CE89FC31A3" ma:contentTypeVersion="8" ma:contentTypeDescription="Create a new document." ma:contentTypeScope="" ma:versionID="a2ce85c62cd7e9a608298e998330aeb7">
+  <xsd:schema xmlns:xsd="http://www.w3.org/2001/XMLSchema" xmlns:xs="http://www.w3.org/2001/XMLSchema" xmlns:p="http://schemas.microsoft.com/office/2006/metadata/properties" xmlns:ns2="ae81e17b-11c2-44ae-89e9-9ad5f5ff8880" targetNamespace="http://schemas.microsoft.com/office/2006/metadata/properties" ma:root="true" ma:fieldsID="1504f635df8bfa7d9525024d2d10bc95" ns2:_="">
+    <xsd:import namespace="ae81e17b-11c2-44ae-89e9-9ad5f5ff8880"/>
+    <xsd:element name="properties">
+      <xsd:complexType>
+        <xsd:sequence>
+          <xsd:element name="documentManagement">
+            <xsd:complexType>
+              <xsd:all>
+                <xsd:element ref="ns2:MediaServiceMetadata" minOccurs="0"/>
+                <xsd:element ref="ns2:MediaServiceFastMetadata" minOccurs="0"/>
+                <xsd:element ref="ns2:MediaServiceSearchProperties" minOccurs="0"/>
+                <xsd:element ref="ns2:MediaServiceDateTaken" minOccurs="0"/>
+                <xsd:element ref="ns2:lcf76f155ced4ddcb4097134ff3c332f" minOccurs="0"/>
+                <xsd:element ref="ns2:MediaServiceGenerationTime" minOccurs="0"/>
+                <xsd:element ref="ns2:MediaServiceEventHashCode" minOccurs="0"/>
+              </xsd:all>
+            </xsd:complexType>
+          </xsd:element>
+        </xsd:sequence>
+      </xsd:complexType>
+    </xsd:element>
+  </xsd:schema>
+  <xsd:schema xmlns:xsd="http://www.w3.org/2001/XMLSchema" xmlns:xs="http://www.w3.org/2001/XMLSchema" xmlns:dms="http://schemas.microsoft.com/office/2006/documentManagement/types" xmlns:pc="http://schemas.microsoft.com/office/infopath/2007/PartnerControls" targetNamespace="ae81e17b-11c2-44ae-89e9-9ad5f5ff8880" elementFormDefault="qualified">
+    <xsd:import namespace="http://schemas.microsoft.com/office/2006/documentManagement/types"/>
+    <xsd:import namespace="http://schemas.microsoft.com/office/infopath/2007/PartnerControls"/>
+    <xsd:element name="MediaServiceMetadata" ma:index="8" nillable="true" ma:displayName="MediaServiceMetadata" ma:hidden="true" ma:internalName="MediaServiceMetadata" ma:readOnly="true">
+      <xsd:simpleType>
+        <xsd:restriction base="dms:Note"/>
+      </xsd:simpleType>
+    </xsd:element>
+    <xsd:element name="MediaServiceFastMetadata" ma:index="9" nillable="true" ma:displayName="MediaServiceFastMetadata" ma:hidden="true" ma:internalName="MediaServiceFastMetadata" ma:readOnly="true">
+      <xsd:simpleType>
+        <xsd:restriction base="dms:Note"/>
+      </xsd:simpleType>
+    </xsd:element>
+    <xsd:element name="MediaServiceSearchProperties" ma:index="10" nillable="true" ma:displayName="MediaServiceSearchProperties" ma:hidden="true" ma:internalName="MediaServiceSearchProperties" ma:readOnly="true">
+      <xsd:simpleType>
+        <xsd:restriction base="dms:Note"/>
+      </xsd:simpleType>
+    </xsd:element>
+    <xsd:element name="MediaServiceDateTaken" ma:index="11" nillable="true" ma:displayName="MediaServiceDateTaken" ma:hidden="true" ma:indexed="true" ma:internalName="MediaServiceDateTaken" ma:readOnly="true">
+      <xsd:simpleType>
+        <xsd:restriction base="dms:Text"/>
+      </xsd:simpleType>
+    </xsd:element>
+    <xsd:element name="lcf76f155ced4ddcb4097134ff3c332f" ma:index="13" nillable="true" ma:taxonomy="true" ma:internalName="lcf76f155ced4ddcb4097134ff3c332f" ma:taxonomyFieldName="MediaServiceImageTags" ma:displayName="Image Tags" ma:readOnly="false" ma:fieldId="{5cf76f15-5ced-4ddc-b409-7134ff3c332f}" ma:taxonomyMulti="true" ma:sspId="c4ac2493-9f1f-4345-86a0-c36146f38f1d" ma:termSetId="09814cd3-568e-fe90-9814-8d621ff8fb84" ma:anchorId="fba54fb3-c3e1-fe81-a776-ca4b69148c4d" ma:open="true" ma:isKeyword="false">
+      <xsd:complexType>
+        <xsd:sequence>
+          <xsd:element ref="pc:Terms" minOccurs="0" maxOccurs="1"/>
+        </xsd:sequence>
+      </xsd:complexType>
+    </xsd:element>
+    <xsd:element name="MediaServiceGenerationTime" ma:index="14" nillable="true" ma:displayName="MediaServiceGenerationTime" ma:hidden="true" ma:internalName="MediaServiceGenerationTime" ma:readOnly="true">
+      <xsd:simpleType>
+        <xsd:restriction base="dms:Text"/>
+      </xsd:simpleType>
+    </xsd:element>
+    <xsd:element name="MediaServiceEventHashCode" ma:index="15" nillable="true" ma:displayName="MediaServiceEventHashCode" ma:hidden="true" ma:internalName="MediaServiceEventHashCode" ma:readOnly="true">
+      <xsd:simpleType>
+        <xsd:restriction base="dms:Text"/>
+      </xsd:simpleType>
+    </xsd:element>
+  </xsd:schema>
+  <xsd:schema xmlns="http://schemas.openxmlformats.org/package/2006/metadata/core-properties" xmlns:xsd="http://www.w3.org/2001/XMLSchema" xmlns:xsi="http://www.w3.org/2001/XMLSchema-instance" xmlns:dc="http://purl.org/dc/elements/1.1/" xmlns:dcterms="http://purl.org/dc/terms/" xmlns:odoc="http://schemas.microsoft.com/internal/obd" targetNamespace="http://schemas.openxmlformats.org/package/2006/metadata/core-properties" elementFormDefault="qualified" attributeFormDefault="unqualified" blockDefault="#all">
+    <xsd:import namespace="http://purl.org/dc/elements/1.1/" schemaLocation="http://dublincore.org/schemas/xmls/qdc/2003/04/02/dc.xsd"/>
+    <xsd:import namespace="http://purl.org/dc/terms/" schemaLocation="http://dublincore.org/schemas/xmls/qdc/2003/04/02/dcterms.xsd"/>
+    <xsd:element name="coreProperties" type="CT_coreProperties"/>
+    <xsd:complexType name="CT_coreProperties">
+      <xsd:all>
+        <xsd:element ref="dc:creator" minOccurs="0" maxOccurs="1"/>
+        <xsd:element ref="dcterms:created" minOccurs="0" maxOccurs="1"/>
+        <xsd:element ref="dc:identifier" minOccurs="0" maxOccurs="1"/>
+        <xsd:element name="contentType" minOccurs="0" maxOccurs="1" type="xsd:string" ma:index="0" ma:displayName="Content Type"/>
+        <xsd:element ref="dc:title" minOccurs="0" maxOccurs="1" ma:index="4" ma:displayName="Title"/>
+        <xsd:element ref="dc:subject" minOccurs="0" maxOccurs="1"/>
+        <xsd:element ref="dc:description" minOccurs="0" maxOccurs="1"/>
+        <xsd:element name="keywords" minOccurs="0" maxOccurs="1" type="xsd:string"/>
+        <xsd:element ref="dc:language" minOccurs="0" maxOccurs="1"/>
+        <xsd:element name="category" minOccurs="0" maxOccurs="1" type="xsd:string"/>
+        <xsd:element name="version" minOccurs="0" maxOccurs="1" type="xsd:string"/>
+        <xsd:element name="revision" minOccurs="0" maxOccurs="1" type="xsd:string">
+          <xsd:annotation>
+            <xsd:documentation>
+                        This value indicates the number of saves or revisions. The application is responsible for updating this value after each revision.
+                    </xsd:documentation>
+          </xsd:annotation>
+        </xsd:element>
+        <xsd:element name="lastModifiedBy" minOccurs="0" maxOccurs="1" type="xsd:string"/>
+        <xsd:element ref="dcterms:modified" minOccurs="0" maxOccurs="1"/>
+        <xsd:element name="contentStatus" minOccurs="0" maxOccurs="1" type="xsd:string"/>
+      </xsd:all>
+    </xsd:complexType>
+  </xsd:schema>
+  <xs:schema xmlns:pc="http://schemas.microsoft.com/office/infopath/2007/PartnerControls" xmlns:xs="http://www.w3.org/2001/XMLSchema" targetNamespace="http://schemas.microsoft.com/office/infopath/2007/PartnerControls" elementFormDefault="qualified" attributeFormDefault="unqualified">
+    <xs:element name="Person">
+      <xs:complexType>
+        <xs:sequence>
+          <xs:element ref="pc:DisplayName" minOccurs="0"/>
+          <xs:element ref="pc:AccountId" minOccurs="0"/>
+          <xs:element ref="pc:AccountType" minOccurs="0"/>
+        </xs:sequence>
+      </xs:complexType>
+    </xs:element>
+    <xs:element name="DisplayName" type="xs:string"/>
+    <xs:element name="AccountId" type="xs:string"/>
+    <xs:element name="AccountType" type="xs:string"/>
+    <xs:element name="BDCAssociatedEntity">
+      <xs:complexType>
+        <xs:sequence>
+          <xs:element ref="pc:BDCEntity" minOccurs="0" maxOccurs="unbounded"/>
+        </xs:sequence>
+        <xs:attribute ref="pc:EntityNamespace"/>
+        <xs:attribute ref="pc:EntityName"/>
+        <xs:attribute ref="pc:SystemInstanceName"/>
+        <xs:attribute ref="pc:AssociationName"/>
+      </xs:complexType>
+    </xs:element>
+    <xs:attribute name="EntityNamespace" type="xs:string"/>
+    <xs:attribute name="EntityName" type="xs:string"/>
+    <xs:attribute name="SystemInstanceName" type="xs:string"/>
+    <xs:attribute name="AssociationName" type="xs:string"/>
+    <xs:element name="BDCEntity">
+      <xs:complexType>
+        <xs:sequence>
+          <xs:element ref="pc:EntityDisplayName" minOccurs="0"/>
+          <xs:element ref="pc:EntityInstanceReference" minOccurs="0"/>
+          <xs:element ref="pc:EntityId1" minOccurs="0"/>
+          <xs:element ref="pc:EntityId2" minOccurs="0"/>
+          <xs:element ref="pc:EntityId3" minOccurs="0"/>
+          <xs:element ref="pc:EntityId4" minOccurs="0"/>
+          <xs:element ref="pc:EntityId5" minOccurs="0"/>
+        </xs:sequence>
+      </xs:complexType>
+    </xs:element>
+    <xs:element name="EntityDisplayName" type="xs:string"/>
+    <xs:element name="EntityInstanceReference" type="xs:string"/>
+    <xs:element name="EntityId1" type="xs:string"/>
+    <xs:element name="EntityId2" type="xs:string"/>
+    <xs:element name="EntityId3" type="xs:string"/>
+    <xs:element name="EntityId4" type="xs:string"/>
+    <xs:element name="EntityId5" type="xs:string"/>
+    <xs:element name="Terms">
+      <xs:complexType>
+        <xs:sequence>
+          <xs:element ref="pc:TermInfo" minOccurs="0" maxOccurs="unbounded"/>
+        </xs:sequence>
+      </xs:complexType>
+    </xs:element>
+    <xs:element name="TermInfo">
+      <xs:complexType>
+        <xs:sequence>
+          <xs:element ref="pc:TermName" minOccurs="0"/>
+          <xs:element ref="pc:TermId" minOccurs="0"/>
+        </xs:sequence>
+      </xs:complexType>
+    </xs:element>
+    <xs:element name="TermName" type="xs:string"/>
+    <xs:element name="TermId" type="xs:string"/>
+  </xs:schema>
+</ct:contentTypeSchema>
+</file>
+
+<file path=customXml/item2.xml><?xml version="1.0" encoding="utf-8"?>
+<?mso-contentType ?>
+<FormTemplates xmlns="http://schemas.microsoft.com/sharepoint/v3/contenttype/forms">
+  <Display>DocumentLibraryForm</Display>
+  <Edit>DocumentLibraryForm</Edit>
+  <New>DocumentLibraryForm</New>
+</FormTemplates>
+</file>
+
+<file path=customXml/item3.xml><?xml version="1.0" encoding="utf-8"?>
+<p:properties xmlns:p="http://schemas.microsoft.com/office/2006/metadata/properties" xmlns:xsi="http://www.w3.org/2001/XMLSchema-instance" xmlns:pc="http://schemas.microsoft.com/office/infopath/2007/PartnerControls">
+  <documentManagement>
+    <lcf76f155ced4ddcb4097134ff3c332f xmlns="ae81e17b-11c2-44ae-89e9-9ad5f5ff8880">
+      <Terms xmlns="http://schemas.microsoft.com/office/infopath/2007/PartnerControls"/>
+    </lcf76f155ced4ddcb4097134ff3c332f>
+  </documentManagement>
+</p:properties>
+</file>
+
+<file path=customXml/itemProps1.xml><?xml version="1.0" encoding="utf-8"?>
+<ds:datastoreItem xmlns:ds="http://schemas.openxmlformats.org/officeDocument/2006/customXml" ds:itemID="{68920D57-15B5-4D98-80D5-33FBFE5C6547}"/>
+</file>
+
+<file path=customXml/itemProps2.xml><?xml version="1.0" encoding="utf-8"?>
+<ds:datastoreItem xmlns:ds="http://schemas.openxmlformats.org/officeDocument/2006/customXml" ds:itemID="{757DC925-8094-4E90-9445-AAFA255F3C35}"/>
+</file>
+
+<file path=customXml/itemProps3.xml><?xml version="1.0" encoding="utf-8"?>
+<ds:datastoreItem xmlns:ds="http://schemas.openxmlformats.org/officeDocument/2006/customXml" ds:itemID="{4E16FB30-2304-4165-BD34-F39D8F0076BB}"/>
 </file>
--- a/Atana-Architecture-Pack-v1.0.docx
+++ b/Atana-Architecture-Pack-v1.0.docx
@@ -4385,199 +4385,4 @@
     </w:rPr>
   </w:style>
 </w:styles>
-</file>
-
-<file path=customXml/item1.xml><?xml version="1.0" encoding="utf-8"?>
-<ct:contentTypeSchema xmlns:ct="http://schemas.microsoft.com/office/2006/metadata/contentType" xmlns:ma="http://schemas.microsoft.com/office/2006/metadata/properties/metaAttributes" ct:_="" ma:_="" ma:contentTypeName="Document" ma:contentTypeID="0x0101008E3AE2BAD2C6FA4D8B4D95CE89FC31A3" ma:contentTypeVersion="8" ma:contentTypeDescription="Create a new document." ma:contentTypeScope="" ma:versionID="a2ce85c62cd7e9a608298e998330aeb7">
-  <xsd:schema xmlns:xsd="http://www.w3.org/2001/XMLSchema" xmlns:xs="http://www.w3.org/2001/XMLSchema" xmlns:p="http://schemas.microsoft.com/office/2006/metadata/properties" xmlns:ns2="ae81e17b-11c2-44ae-89e9-9ad5f5ff8880" targetNamespace="http://schemas.microsoft.com/office/2006/metadata/properties" ma:root="true" ma:fieldsID="1504f635df8bfa7d9525024d2d10bc95" ns2:_="">
-    <xsd:import namespace="ae81e17b-11c2-44ae-89e9-9ad5f5ff8880"/>
-    <xsd:element name="properties">
-      <xsd:complexType>
-        <xsd:sequence>
-          <xsd:element name="documentManagement">
-            <xsd:complexType>
-              <xsd:all>
-                <xsd:element ref="ns2:MediaServiceMetadata" minOccurs="0"/>
-                <xsd:element ref="ns2:MediaServiceFastMetadata" minOccurs="0"/>
-                <xsd:element ref="ns2:MediaServiceSearchProperties" minOccurs="0"/>
-                <xsd:element ref="ns2:MediaServiceDateTaken" minOccurs="0"/>
-                <xsd:element ref="ns2:lcf76f155ced4ddcb4097134ff3c332f" minOccurs="0"/>
-                <xsd:element ref="ns2:MediaServiceGenerationTime" minOccurs="0"/>
-                <xsd:element ref="ns2:MediaServiceEventHashCode" minOccurs="0"/>
-              </xsd:all>
-            </xsd:complexType>
-          </xsd:element>
-        </xsd:sequence>
-      </xsd:complexType>
-    </xsd:element>
-  </xsd:schema>
-  <xsd:schema xmlns:xsd="http://www.w3.org/2001/XMLSchema" xmlns:xs="http://www.w3.org/2001/XMLSchema" xmlns:dms="http://schemas.microsoft.com/office/2006/documentManagement/types" xmlns:pc="http://schemas.microsoft.com/office/infopath/2007/PartnerControls" targetNamespace="ae81e17b-11c2-44ae-89e9-9ad5f5ff8880" elementFormDefault="qualified">
-    <xsd:import namespace="http://schemas.microsoft.com/office/2006/documentManagement/types"/>
-    <xsd:import namespace="http://schemas.microsoft.com/office/infopath/2007/PartnerControls"/>
-    <xsd:element name="MediaServiceMetadata" ma:index="8" nillable="true" ma:displayName="MediaServiceMetadata" ma:hidden="true" ma:internalName="MediaServiceMetadata" ma:readOnly="true">
-      <xsd:simpleType>
-        <xsd:restriction base="dms:Note"/>
-      </xsd:simpleType>
-    </xsd:element>
-    <xsd:element name="MediaServiceFastMetadata" ma:index="9" nillable="true" ma:displayName="MediaServiceFastMetadata" ma:hidden="true" ma:internalName="MediaServiceFastMetadata" ma:readOnly="true">
-      <xsd:simpleType>
-        <xsd:restriction base="dms:Note"/>
-      </xsd:simpleType>
-    </xsd:element>
-    <xsd:element name="MediaServiceSearchProperties" ma:index="10" nillable="true" ma:displayName="MediaServiceSearchProperties" ma:hidden="true" ma:internalName="MediaServiceSearchProperties" ma:readOnly="true">
-      <xsd:simpleType>
-        <xsd:restriction base="dms:Note"/>
-      </xsd:simpleType>
-    </xsd:element>
-    <xsd:element name="MediaServiceDateTaken" ma:index="11" nillable="true" ma:displayName="MediaServiceDateTaken" ma:hidden="true" ma:indexed="true" ma:internalName="MediaServiceDateTaken" ma:readOnly="true">
-      <xsd:simpleType>
-        <xsd:restriction base="dms:Text"/>
-      </xsd:simpleType>
-    </xsd:element>
-    <xsd:element name="lcf76f155ced4ddcb4097134ff3c332f" ma:index="13" nillable="true" ma:taxonomy="true" ma:internalName="lcf76f155ced4ddcb4097134ff3c332f" ma:taxonomyFieldName="MediaServiceImageTags" ma:displayName="Image Tags" ma:readOnly="false" ma:fieldId="{5cf76f15-5ced-4ddc-b409-7134ff3c332f}" ma:taxonomyMulti="true" ma:sspId="c4ac2493-9f1f-4345-86a0-c36146f38f1d" ma:termSetId="09814cd3-568e-fe90-9814-8d621ff8fb84" ma:anchorId="fba54fb3-c3e1-fe81-a776-ca4b69148c4d" ma:open="true" ma:isKeyword="false">
-      <xsd:complexType>
-        <xsd:sequence>
-          <xsd:element ref="pc:Terms" minOccurs="0" maxOccurs="1"/>
-        </xsd:sequence>
-      </xsd:complexType>
-    </xsd:element>
-    <xsd:element name="MediaServiceGenerationTime" ma:index="14" nillable="true" ma:displayName="MediaServiceGenerationTime" ma:hidden="true" ma:internalName="MediaServiceGenerationTime" ma:readOnly="true">
-      <xsd:simpleType>
-        <xsd:restriction base="dms:Text"/>
-      </xsd:simpleType>
-    </xsd:element>
-    <xsd:element name="MediaServiceEventHashCode" ma:index="15" nillable="true" ma:displayName="MediaServiceEventHashCode" ma:hidden="true" ma:internalName="MediaServiceEventHashCode" ma:readOnly="true">
-      <xsd:simpleType>
-        <xsd:restriction base="dms:Text"/>
-      </xsd:simpleType>
-    </xsd:element>
-  </xsd:schema>
-  <xsd:schema xmlns="http://schemas.openxmlformats.org/package/2006/metadata/core-properties" xmlns:xsd="http://www.w3.org/2001/XMLSchema" xmlns:xsi="http://www.w3.org/2001/XMLSchema-instance" xmlns:dc="http://purl.org/dc/elements/1.1/" xmlns:dcterms="http://purl.org/dc/terms/" xmlns:odoc="http://schemas.microsoft.com/internal/obd" targetNamespace="http://schemas.openxmlformats.org/package/2006/metadata/core-properties" elementFormDefault="qualified" attributeFormDefault="unqualified" blockDefault="#all">
-    <xsd:import namespace="http://purl.org/dc/elements/1.1/" schemaLocation="http://dublincore.org/schemas/xmls/qdc/2003/04/02/dc.xsd"/>
-    <xsd:import namespace="http://purl.org/dc/terms/" schemaLocation="http://dublincore.org/schemas/xmls/qdc/2003/04/02/dcterms.xsd"/>
-    <xsd:element name="coreProperties" type="CT_coreProperties"/>
-    <xsd:complexType name="CT_coreProperties">
-      <xsd:all>
-        <xsd:element ref="dc:creator" minOccurs="0" maxOccurs="1"/>
-        <xsd:element ref="dcterms:created" minOccurs="0" maxOccurs="1"/>
-        <xsd:element ref="dc:identifier" minOccurs="0" maxOccurs="1"/>
-        <xsd:element name="contentType" minOccurs="0" maxOccurs="1" type="xsd:string" ma:index="0" ma:displayName="Content Type"/>
-        <xsd:element ref="dc:title" minOccurs="0" maxOccurs="1" ma:index="4" ma:displayName="Title"/>
-        <xsd:element ref="dc:subject" minOccurs="0" maxOccurs="1"/>
-        <xsd:element ref="dc:description" minOccurs="0" maxOccurs="1"/>
-        <xsd:element name="keywords" minOccurs="0" maxOccurs="1" type="xsd:string"/>
-        <xsd:element ref="dc:language" minOccurs="0" maxOccurs="1"/>
-        <xsd:element name="category" minOccurs="0" maxOccurs="1" type="xsd:string"/>
-        <xsd:element name="version" minOccurs="0" maxOccurs="1" type="xsd:string"/>
-        <xsd:element name="revision" minOccurs="0" maxOccurs="1" type="xsd:string">
-          <xsd:annotation>
-            <xsd:documentation>
-                        This value indicates the number of saves or revisions. The application is responsible for updating this value after each revision.
-                    </xsd:documentation>
-          </xsd:annotation>
-        </xsd:element>
-        <xsd:element name="lastModifiedBy" minOccurs="0" maxOccurs="1" type="xsd:string"/>
-        <xsd:element ref="dcterms:modified" minOccurs="0" maxOccurs="1"/>
-        <xsd:element name="contentStatus" minOccurs="0" maxOccurs="1" type="xsd:string"/>
-      </xsd:all>
-    </xsd:complexType>
-  </xsd:schema>
-  <xs:schema xmlns:pc="http://schemas.microsoft.com/office/infopath/2007/PartnerControls" xmlns:xs="http://www.w3.org/2001/XMLSchema" targetNamespace="http://schemas.microsoft.com/office/infopath/2007/PartnerControls" elementFormDefault="qualified" attributeFormDefault="unqualified">
-    <xs:element name="Person">
-      <xs:complexType>
-        <xs:sequence>
-          <xs:element ref="pc:DisplayName" minOccurs="0"/>
-          <xs:element ref="pc:AccountId" minOccurs="0"/>
-          <xs:element ref="pc:AccountType" minOccurs="0"/>
-        </xs:sequence>
-      </xs:complexType>
-    </xs:element>
-    <xs:element name="DisplayName" type="xs:string"/>
-    <xs:element name="AccountId" type="xs:string"/>
-    <xs:element name="AccountType" type="xs:string"/>
-    <xs:element name="BDCAssociatedEntity">
-      <xs:complexType>
-        <xs:sequence>
-          <xs:element ref="pc:BDCEntity" minOccurs="0" maxOccurs="unbounded"/>
-        </xs:sequence>
-        <xs:attribute ref="pc:EntityNamespace"/>
-        <xs:attribute ref="pc:EntityName"/>
-        <xs:attribute ref="pc:SystemInstanceName"/>
-        <xs:attribute ref="pc:AssociationName"/>
-      </xs:complexType>
-    </xs:element>
-    <xs:attribute name="EntityNamespace" type="xs:string"/>
-    <xs:attribute name="EntityName" type="xs:string"/>
-    <xs:attribute name="SystemInstanceName" type="xs:string"/>
-    <xs:attribute name="AssociationName" type="xs:string"/>
-    <xs:element name="BDCEntity">
-      <xs:complexType>
-        <xs:sequence>
-          <xs:element ref="pc:EntityDisplayName" minOccurs="0"/>
-          <xs:element ref="pc:EntityInstanceReference" minOccurs="0"/>
-          <xs:element ref="pc:EntityId1" minOccurs="0"/>
-          <xs:element ref="pc:EntityId2" minOccurs="0"/>
-          <xs:element ref="pc:EntityId3" minOccurs="0"/>
-          <xs:element ref="pc:EntityId4" minOccurs="0"/>
-          <xs:element ref="pc:EntityId5" minOccurs="0"/>
-        </xs:sequence>
-      </xs:complexType>
-    </xs:element>
-    <xs:element name="EntityDisplayName" type="xs:string"/>
-    <xs:element name="EntityInstanceReference" type="xs:string"/>
-    <xs:element name="EntityId1" type="xs:string"/>
-    <xs:element name="EntityId2" type="xs:string"/>
-    <xs:element name="EntityId3" type="xs:string"/>
-    <xs:element name="EntityId4" type="xs:string"/>
-    <xs:element name="EntityId5" type="xs:string"/>
-    <xs:element name="Terms">
-      <xs:complexType>
-        <xs:sequence>
-          <xs:element ref="pc:TermInfo" minOccurs="0" maxOccurs="unbounded"/>
-        </xs:sequence>
-      </xs:complexType>
-    </xs:element>
-    <xs:element name="TermInfo">
-      <xs:complexType>
-        <xs:sequence>
-          <xs:element ref="pc:TermName" minOccurs="0"/>
-          <xs:element ref="pc:TermId" minOccurs="0"/>
-        </xs:sequence>
-      </xs:complexType>
-    </xs:element>
-    <xs:element name="TermName" type="xs:string"/>
-    <xs:element name="TermId" type="xs:string"/>
-  </xs:schema>
-</ct:contentTypeSchema>
-</file>
-
-<file path=customXml/item2.xml><?xml version="1.0" encoding="utf-8"?>
-<?mso-contentType ?>
-<FormTemplates xmlns="http://schemas.microsoft.com/sharepoint/v3/contenttype/forms">
-  <Display>DocumentLibraryForm</Display>
-  <Edit>DocumentLibraryForm</Edit>
-  <New>DocumentLibraryForm</New>
-</FormTemplates>
-</file>
-
-<file path=customXml/item3.xml><?xml version="1.0" encoding="utf-8"?>
-<p:properties xmlns:p="http://schemas.microsoft.com/office/2006/metadata/properties" xmlns:xsi="http://www.w3.org/2001/XMLSchema-instance" xmlns:pc="http://schemas.microsoft.com/office/infopath/2007/PartnerControls">
-  <documentManagement>
-    <lcf76f155ced4ddcb4097134ff3c332f xmlns="ae81e17b-11c2-44ae-89e9-9ad5f5ff8880">
-      <Terms xmlns="http://schemas.microsoft.com/office/infopath/2007/PartnerControls"/>
-    </lcf76f155ced4ddcb4097134ff3c332f>
-  </documentManagement>
-</p:properties>
-</file>
-
-<file path=customXml/itemProps1.xml><?xml version="1.0" encoding="utf-8"?>
-<ds:datastoreItem xmlns:ds="http://schemas.openxmlformats.org/officeDocument/2006/customXml" ds:itemID="{68920D57-15B5-4D98-80D5-33FBFE5C6547}"/>
-</file>
-
-<file path=customXml/itemProps2.xml><?xml version="1.0" encoding="utf-8"?>
-<ds:datastoreItem xmlns:ds="http://schemas.openxmlformats.org/officeDocument/2006/customXml" ds:itemID="{757DC925-8094-4E90-9445-AAFA255F3C35}"/>
-</file>
-
-<file path=customXml/itemProps3.xml><?xml version="1.0" encoding="utf-8"?>
-<ds:datastoreItem xmlns:ds="http://schemas.openxmlformats.org/officeDocument/2006/customXml" ds:itemID="{4E16FB30-2304-4165-BD34-F39D8F0076BB}"/>
 </file>
--- a/Atana-Architecture-Pack-v1.0.docx
+++ b/Atana-Architecture-Pack-v1.0.docx
@@ -4385,4 +4385,199 @@
     </w:rPr>
   </w:style>
 </w:styles>
+</file>
+
+<file path=customXml/item1.xml><?xml version="1.0" encoding="utf-8"?>
+<ct:contentTypeSchema xmlns:ct="http://schemas.microsoft.com/office/2006/metadata/contentType" xmlns:ma="http://schemas.microsoft.com/office/2006/metadata/properties/metaAttributes" ct:_="" ma:_="" ma:contentTypeName="Document" ma:contentTypeID="0x0101008E3AE2BAD2C6FA4D8B4D95CE89FC31A3" ma:contentTypeVersion="8" ma:contentTypeDescription="Create a new document." ma:contentTypeScope="" ma:versionID="a2ce85c62cd7e9a608298e998330aeb7">
+  <xsd:schema xmlns:xsd="http://www.w3.org/2001/XMLSchema" xmlns:xs="http://www.w3.org/2001/XMLSchema" xmlns:p="http://schemas.microsoft.com/office/2006/metadata/properties" xmlns:ns2="ae81e17b-11c2-44ae-89e9-9ad5f5ff8880" targetNamespace="http://schemas.microsoft.com/office/2006/metadata/properties" ma:root="true" ma:fieldsID="1504f635df8bfa7d9525024d2d10bc95" ns2:_="">
+    <xsd:import namespace="ae81e17b-11c2-44ae-89e9-9ad5f5ff8880"/>
+    <xsd:element name="properties">
+      <xsd:complexType>
+        <xsd:sequence>
+          <xsd:element name="documentManagement">
+            <xsd:complexType>
+              <xsd:all>
+                <xsd:element ref="ns2:MediaServiceMetadata" minOccurs="0"/>
+                <xsd:element ref="ns2:MediaServiceFastMetadata" minOccurs="0"/>
+                <xsd:element ref="ns2:MediaServiceSearchProperties" minOccurs="0"/>
+                <xsd:element ref="ns2:MediaServiceDateTaken" minOccurs="0"/>
+                <xsd:element ref="ns2:lcf76f155ced4ddcb4097134ff3c332f" minOccurs="0"/>
+                <xsd:element ref="ns2:MediaServiceGenerationTime" minOccurs="0"/>
+                <xsd:element ref="ns2:MediaServiceEventHashCode" minOccurs="0"/>
+              </xsd:all>
+            </xsd:complexType>
+          </xsd:element>
+        </xsd:sequence>
+      </xsd:complexType>
+    </xsd:element>
+  </xsd:schema>
+  <xsd:schema xmlns:xsd="http://www.w3.org/2001/XMLSchema" xmlns:xs="http://www.w3.org/2001/XMLSchema" xmlns:dms="http://schemas.microsoft.com/office/2006/documentManagement/types" xmlns:pc="http://schemas.microsoft.com/office/infopath/2007/PartnerControls" targetNamespace="ae81e17b-11c2-44ae-89e9-9ad5f5ff8880" elementFormDefault="qualified">
+    <xsd:import namespace="http://schemas.microsoft.com/office/2006/documentManagement/types"/>
+    <xsd:import namespace="http://schemas.microsoft.com/office/infopath/2007/PartnerControls"/>
+    <xsd:element name="MediaServiceMetadata" ma:index="8" nillable="true" ma:displayName="MediaServiceMetadata" ma:hidden="true" ma:internalName="MediaServiceMetadata" ma:readOnly="true">
+      <xsd:simpleType>
+        <xsd:restriction base="dms:Note"/>
+      </xsd:simpleType>
+    </xsd:element>
+    <xsd:element name="MediaServiceFastMetadata" ma:index="9" nillable="true" ma:displayName="MediaServiceFastMetadata" ma:hidden="true" ma:internalName="MediaServiceFastMetadata" ma:readOnly="true">
+      <xsd:simpleType>
+        <xsd:restriction base="dms:Note"/>
+      </xsd:simpleType>
+    </xsd:element>
+    <xsd:element name="MediaServiceSearchProperties" ma:index="10" nillable="true" ma:displayName="MediaServiceSearchProperties" ma:hidden="true" ma:internalName="MediaServiceSearchProperties" ma:readOnly="true">
+      <xsd:simpleType>
+        <xsd:restriction base="dms:Note"/>
+      </xsd:simpleType>
+    </xsd:element>
+    <xsd:element name="MediaServiceDateTaken" ma:index="11" nillable="true" ma:displayName="MediaServiceDateTaken" ma:hidden="true" ma:indexed="true" ma:internalName="MediaServiceDateTaken" ma:readOnly="true">
+      <xsd:simpleType>
+        <xsd:restriction base="dms:Text"/>
+      </xsd:simpleType>
+    </xsd:element>
+    <xsd:element name="lcf76f155ced4ddcb4097134ff3c332f" ma:index="13" nillable="true" ma:taxonomy="true" ma:internalName="lcf76f155ced4ddcb4097134ff3c332f" ma:taxonomyFieldName="MediaServiceImageTags" ma:displayName="Image Tags" ma:readOnly="false" ma:fieldId="{5cf76f15-5ced-4ddc-b409-7134ff3c332f}" ma:taxonomyMulti="true" ma:sspId="c4ac2493-9f1f-4345-86a0-c36146f38f1d" ma:termSetId="09814cd3-568e-fe90-9814-8d621ff8fb84" ma:anchorId="fba54fb3-c3e1-fe81-a776-ca4b69148c4d" ma:open="true" ma:isKeyword="false">
+      <xsd:complexType>
+        <xsd:sequence>
+          <xsd:element ref="pc:Terms" minOccurs="0" maxOccurs="1"/>
+        </xsd:sequence>
+      </xsd:complexType>
+    </xsd:element>
+    <xsd:element name="MediaServiceGenerationTime" ma:index="14" nillable="true" ma:displayName="MediaServiceGenerationTime" ma:hidden="true" ma:internalName="MediaServiceGenerationTime" ma:readOnly="true">
+      <xsd:simpleType>
+        <xsd:restriction base="dms:Text"/>
+      </xsd:simpleType>
+    </xsd:element>
+    <xsd:element name="MediaServiceEventHashCode" ma:index="15" nillable="true" ma:displayName="MediaServiceEventHashCode" ma:hidden="true" ma:internalName="MediaServiceEventHashCode" ma:readOnly="true">
+      <xsd:simpleType>
+        <xsd:restriction base="dms:Text"/>
+      </xsd:simpleType>
+    </xsd:element>
+  </xsd:schema>
+  <xsd:schema xmlns="http://schemas.openxmlformats.org/package/2006/metadata/core-properties" xmlns:xsd="http://www.w3.org/2001/XMLSchema" xmlns:xsi="http://www.w3.org/2001/XMLSchema-instance" xmlns:dc="http://purl.org/dc/elements/1.1/" xmlns:dcterms="http://purl.org/dc/terms/" xmlns:odoc="http://schemas.microsoft.com/internal/obd" targetNamespace="http://schemas.openxmlformats.org/package/2006/metadata/core-properties" elementFormDefault="qualified" attributeFormDefault="unqualified" blockDefault="#all">
+    <xsd:import namespace="http://purl.org/dc/elements/1.1/" schemaLocation="http://dublincore.org/schemas/xmls/qdc/2003/04/02/dc.xsd"/>
+    <xsd:import namespace="http://purl.org/dc/terms/" schemaLocation="http://dublincore.org/schemas/xmls/qdc/2003/04/02/dcterms.xsd"/>
+    <xsd:element name="coreProperties" type="CT_coreProperties"/>
+    <xsd:complexType name="CT_coreProperties">
+      <xsd:all>
+        <xsd:element ref="dc:creator" minOccurs="0" maxOccurs="1"/>
+        <xsd:element ref="dcterms:created" minOccurs="0" maxOccurs="1"/>
+        <xsd:element ref="dc:identifier" minOccurs="0" maxOccurs="1"/>
+        <xsd:element name="contentType" minOccurs="0" maxOccurs="1" type="xsd:string" ma:index="0" ma:displayName="Content Type"/>
+        <xsd:element ref="dc:title" minOccurs="0" maxOccurs="1" ma:index="4" ma:displayName="Title"/>
+        <xsd:element ref="dc:subject" minOccurs="0" maxOccurs="1"/>
+        <xsd:element ref="dc:description" minOccurs="0" maxOccurs="1"/>
+        <xsd:element name="keywords" minOccurs="0" maxOccurs="1" type="xsd:string"/>
+        <xsd:element ref="dc:language" minOccurs="0" maxOccurs="1"/>
+        <xsd:element name="category" minOccurs="0" maxOccurs="1" type="xsd:string"/>
+        <xsd:element name="version" minOccurs="0" maxOccurs="1" type="xsd:string"/>
+        <xsd:element name="revision" minOccurs="0" maxOccurs="1" type="xsd:string">
+          <xsd:annotation>
+            <xsd:documentation>
+                        This value indicates the number of saves or revisions. The application is responsible for updating this value after each revision.
+                    </xsd:documentation>
+          </xsd:annotation>
+        </xsd:element>
+        <xsd:element name="lastModifiedBy" minOccurs="0" maxOccurs="1" type="xsd:string"/>
+        <xsd:element ref="dcterms:modified" minOccurs="0" maxOccurs="1"/>
+        <xsd:element name="contentStatus" minOccurs="0" maxOccurs="1" type="xsd:string"/>
+      </xsd:all>
+    </xsd:complexType>
+  </xsd:schema>
+  <xs:schema xmlns:pc="http://schemas.microsoft.com/office/infopath/2007/PartnerControls" xmlns:xs="http://www.w3.org/2001/XMLSchema" targetNamespace="http://schemas.microsoft.com/office/infopath/2007/PartnerControls" elementFormDefault="qualified" attributeFormDefault="unqualified">
+    <xs:element name="Person">
+      <xs:complexType>
+        <xs:sequence>
+          <xs:element ref="pc:DisplayName" minOccurs="0"/>
+          <xs:element ref="pc:AccountId" minOccurs="0"/>
+          <xs:element ref="pc:AccountType" minOccurs="0"/>
+        </xs:sequence>
+      </xs:complexType>
+    </xs:element>
+    <xs:element name="DisplayName" type="xs:string"/>
+    <xs:element name="AccountId" type="xs:string"/>
+    <xs:element name="AccountType" type="xs:string"/>
+    <xs:element name="BDCAssociatedEntity">
+      <xs:complexType>
+        <xs:sequence>
+          <xs:element ref="pc:BDCEntity" minOccurs="0" maxOccurs="unbounded"/>
+        </xs:sequence>
+        <xs:attribute ref="pc:EntityNamespace"/>
+        <xs:attribute ref="pc:EntityName"/>
+        <xs:attribute ref="pc:SystemInstanceName"/>
+        <xs:attribute ref="pc:AssociationName"/>
+      </xs:complexType>
+    </xs:element>
+    <xs:attribute name="EntityNamespace" type="xs:string"/>
+    <xs:attribute name="EntityName" type="xs:string"/>
+    <xs:attribute name="SystemInstanceName" type="xs:string"/>
+    <xs:attribute name="AssociationName" type="xs:string"/>
+    <xs:element name="BDCEntity">
+      <xs:complexType>
+        <xs:sequence>
+          <xs:element ref="pc:EntityDisplayName" minOccurs="0"/>
+          <xs:element ref="pc:EntityInstanceReference" minOccurs="0"/>
+          <xs:element ref="pc:EntityId1" minOccurs="0"/>
+          <xs:element ref="pc:EntityId2" minOccurs="0"/>
+          <xs:element ref="pc:EntityId3" minOccurs="0"/>
+          <xs:element ref="pc:EntityId4" minOccurs="0"/>
+          <xs:element ref="pc:EntityId5" minOccurs="0"/>
+        </xs:sequence>
+      </xs:complexType>
+    </xs:element>
+    <xs:element name="EntityDisplayName" type="xs:string"/>
+    <xs:element name="EntityInstanceReference" type="xs:string"/>
+    <xs:element name="EntityId1" type="xs:string"/>
+    <xs:element name="EntityId2" type="xs:string"/>
+    <xs:element name="EntityId3" type="xs:string"/>
+    <xs:element name="EntityId4" type="xs:string"/>
+    <xs:element name="EntityId5" type="xs:string"/>
+    <xs:element name="Terms">
+      <xs:complexType>
+        <xs:sequence>
+          <xs:element ref="pc:TermInfo" minOccurs="0" maxOccurs="unbounded"/>
+        </xs:sequence>
+      </xs:complexType>
+    </xs:element>
+    <xs:element name="TermInfo">
+      <xs:complexType>
+        <xs:sequence>
+          <xs:element ref="pc:TermName" minOccurs="0"/>
+          <xs:element ref="pc:TermId" minOccurs="0"/>
+        </xs:sequence>
+      </xs:complexType>
+    </xs:element>
+    <xs:element name="TermName" type="xs:string"/>
+    <xs:element name="TermId" type="xs:string"/>
+  </xs:schema>
+</ct:contentTypeSchema>
+</file>
+
+<file path=customXml/item2.xml><?xml version="1.0" encoding="utf-8"?>
+<?mso-contentType ?>
+<FormTemplates xmlns="http://schemas.microsoft.com/sharepoint/v3/contenttype/forms">
+  <Display>DocumentLibraryForm</Display>
+  <Edit>DocumentLibraryForm</Edit>
+  <New>DocumentLibraryForm</New>
+</FormTemplates>
+</file>
+
+<file path=customXml/item3.xml><?xml version="1.0" encoding="utf-8"?>
+<p:properties xmlns:p="http://schemas.microsoft.com/office/2006/metadata/properties" xmlns:xsi="http://www.w3.org/2001/XMLSchema-instance" xmlns:pc="http://schemas.microsoft.com/office/infopath/2007/PartnerControls">
+  <documentManagement>
+    <lcf76f155ced4ddcb4097134ff3c332f xmlns="ae81e17b-11c2-44ae-89e9-9ad5f5ff8880">
+      <Terms xmlns="http://schemas.microsoft.com/office/infopath/2007/PartnerControls"/>
+    </lcf76f155ced4ddcb4097134ff3c332f>
+  </documentManagement>
+</p:properties>
+</file>
+
+<file path=customXml/itemProps1.xml><?xml version="1.0" encoding="utf-8"?>
+<ds:datastoreItem xmlns:ds="http://schemas.openxmlformats.org/officeDocument/2006/customXml" ds:itemID="{0FA7CAF3-9E3C-4D08-B3D5-84745AB3DE0E}"/>
+</file>
+
+<file path=customXml/itemProps2.xml><?xml version="1.0" encoding="utf-8"?>
+<ds:datastoreItem xmlns:ds="http://schemas.openxmlformats.org/officeDocument/2006/customXml" ds:itemID="{9A556301-CEF1-4B10-9CC5-6F87BA133F0E}"/>
+</file>
+
+<file path=customXml/itemProps3.xml><?xml version="1.0" encoding="utf-8"?>
+<ds:datastoreItem xmlns:ds="http://schemas.openxmlformats.org/officeDocument/2006/customXml" ds:itemID="{D2F1A232-47CF-451E-B924-B963881A2D2E}"/>
 </file>
--- a/Atana-Architecture-Pack-v1.0.docx
+++ b/Atana-Architecture-Pack-v1.0.docx
@@ -4385,199 +4385,4 @@
     </w:rPr>
   </w:style>
 </w:styles>
-</file>
-
-<file path=customXml/item1.xml><?xml version="1.0" encoding="utf-8"?>
-<ct:contentTypeSchema xmlns:ct="http://schemas.microsoft.com/office/2006/metadata/contentType" xmlns:ma="http://schemas.microsoft.com/office/2006/metadata/properties/metaAttributes" ct:_="" ma:_="" ma:contentTypeName="Document" ma:contentTypeID="0x0101008E3AE2BAD2C6FA4D8B4D95CE89FC31A3" ma:contentTypeVersion="8" ma:contentTypeDescription="Create a new document." ma:contentTypeScope="" ma:versionID="a2ce85c62cd7e9a608298e998330aeb7">
-  <xsd:schema xmlns:xsd="http://www.w3.org/2001/XMLSchema" xmlns:xs="http://www.w3.org/2001/XMLSchema" xmlns:p="http://schemas.microsoft.com/office/2006/metadata/properties" xmlns:ns2="ae81e17b-11c2-44ae-89e9-9ad5f5ff8880" targetNamespace="http://schemas.microsoft.com/office/2006/metadata/properties" ma:root="true" ma:fieldsID="1504f635df8bfa7d9525024d2d10bc95" ns2:_="">
-    <xsd:import namespace="ae81e17b-11c2-44ae-89e9-9ad5f5ff8880"/>
-    <xsd:element name="properties">
-      <xsd:complexType>
-        <xsd:sequence>
-          <xsd:element name="documentManagement">
-            <xsd:complexType>
-              <xsd:all>
-                <xsd:element ref="ns2:MediaServiceMetadata" minOccurs="0"/>
-                <xsd:element ref="ns2:MediaServiceFastMetadata" minOccurs="0"/>
-                <xsd:element ref="ns2:MediaServiceSearchProperties" minOccurs="0"/>
-                <xsd:element ref="ns2:MediaServiceDateTaken" minOccurs="0"/>
-                <xsd:element ref="ns2:lcf76f155ced4ddcb4097134ff3c332f" minOccurs="0"/>
-                <xsd:element ref="ns2:MediaServiceGenerationTime" minOccurs="0"/>
-                <xsd:element ref="ns2:MediaServiceEventHashCode" minOccurs="0"/>
-              </xsd:all>
-            </xsd:complexType>
-          </xsd:element>
-        </xsd:sequence>
-      </xsd:complexType>
-    </xsd:element>
-  </xsd:schema>
-  <xsd:schema xmlns:xsd="http://www.w3.org/2001/XMLSchema" xmlns:xs="http://www.w3.org/2001/XMLSchema" xmlns:dms="http://schemas.microsoft.com/office/2006/documentManagement/types" xmlns:pc="http://schemas.microsoft.com/office/infopath/2007/PartnerControls" targetNamespace="ae81e17b-11c2-44ae-89e9-9ad5f5ff8880" elementFormDefault="qualified">
-    <xsd:import namespace="http://schemas.microsoft.com/office/2006/documentManagement/types"/>
-    <xsd:import namespace="http://schemas.microsoft.com/office/infopath/2007/PartnerControls"/>
-    <xsd:element name="MediaServiceMetadata" ma:index="8" nillable="true" ma:displayName="MediaServiceMetadata" ma:hidden="true" ma:internalName="MediaServiceMetadata" ma:readOnly="true">
-      <xsd:simpleType>
-        <xsd:restriction base="dms:Note"/>
-      </xsd:simpleType>
-    </xsd:element>
-    <xsd:element name="MediaServiceFastMetadata" ma:index="9" nillable="true" ma:displayName="MediaServiceFastMetadata" ma:hidden="true" ma:internalName="MediaServiceFastMetadata" ma:readOnly="true">
-      <xsd:simpleType>
-        <xsd:restriction base="dms:Note"/>
-      </xsd:simpleType>
-    </xsd:element>
-    <xsd:element name="MediaServiceSearchProperties" ma:index="10" nillable="true" ma:displayName="MediaServiceSearchProperties" ma:hidden="true" ma:internalName="MediaServiceSearchProperties" ma:readOnly="true">
-      <xsd:simpleType>
-        <xsd:restriction base="dms:Note"/>
-      </xsd:simpleType>
-    </xsd:element>
-    <xsd:element name="MediaServiceDateTaken" ma:index="11" nillable="true" ma:displayName="MediaServiceDateTaken" ma:hidden="true" ma:indexed="true" ma:internalName="MediaServiceDateTaken" ma:readOnly="true">
-      <xsd:simpleType>
-        <xsd:restriction base="dms:Text"/>
-      </xsd:simpleType>
-    </xsd:element>
-    <xsd:element name="lcf76f155ced4ddcb4097134ff3c332f" ma:index="13" nillable="true" ma:taxonomy="true" ma:internalName="lcf76f155ced4ddcb4097134ff3c332f" ma:taxonomyFieldName="MediaServiceImageTags" ma:displayName="Image Tags" ma:readOnly="false" ma:fieldId="{5cf76f15-5ced-4ddc-b409-7134ff3c332f}" ma:taxonomyMulti="true" ma:sspId="c4ac2493-9f1f-4345-86a0-c36146f38f1d" ma:termSetId="09814cd3-568e-fe90-9814-8d621ff8fb84" ma:anchorId="fba54fb3-c3e1-fe81-a776-ca4b69148c4d" ma:open="true" ma:isKeyword="false">
-      <xsd:complexType>
-        <xsd:sequence>
-          <xsd:element ref="pc:Terms" minOccurs="0" maxOccurs="1"/>
-        </xsd:sequence>
-      </xsd:complexType>
-    </xsd:element>
-    <xsd:element name="MediaServiceGenerationTime" ma:index="14" nillable="true" ma:displayName="MediaServiceGenerationTime" ma:hidden="true" ma:internalName="MediaServiceGenerationTime" ma:readOnly="true">
-      <xsd:simpleType>
-        <xsd:restriction base="dms:Text"/>
-      </xsd:simpleType>
-    </xsd:element>
-    <xsd:element name="MediaServiceEventHashCode" ma:index="15" nillable="true" ma:displayName="MediaServiceEventHashCode" ma:hidden="true" ma:internalName="MediaServiceEventHashCode" ma:readOnly="true">
-      <xsd:simpleType>
-        <xsd:restriction base="dms:Text"/>
-      </xsd:simpleType>
-    </xsd:element>
-  </xsd:schema>
-  <xsd:schema xmlns="http://schemas.openxmlformats.org/package/2006/metadata/core-properties" xmlns:xsd="http://www.w3.org/2001/XMLSchema" xmlns:xsi="http://www.w3.org/2001/XMLSchema-instance" xmlns:dc="http://purl.org/dc/elements/1.1/" xmlns:dcterms="http://purl.org/dc/terms/" xmlns:odoc="http://schemas.microsoft.com/internal/obd" targetNamespace="http://schemas.openxmlformats.org/package/2006/metadata/core-properties" elementFormDefault="qualified" attributeFormDefault="unqualified" blockDefault="#all">
-    <xsd:import namespace="http://purl.org/dc/elements/1.1/" schemaLocation="http://dublincore.org/schemas/xmls/qdc/2003/04/02/dc.xsd"/>
-    <xsd:import namespace="http://purl.org/dc/terms/" schemaLocation="http://dublincore.org/schemas/xmls/qdc/2003/04/02/dcterms.xsd"/>
-    <xsd:element name="coreProperties" type="CT_coreProperties"/>
-    <xsd:complexType name="CT_coreProperties">
-      <xsd:all>
-        <xsd:element ref="dc:creator" minOccurs="0" maxOccurs="1"/>
-        <xsd:element ref="dcterms:created" minOccurs="0" maxOccurs="1"/>
-        <xsd:element ref="dc:identifier" minOccurs="0" maxOccurs="1"/>
-        <xsd:element name="contentType" minOccurs="0" maxOccurs="1" type="xsd:string" ma:index="0" ma:displayName="Content Type"/>
-        <xsd:element ref="dc:title" minOccurs="0" maxOccurs="1" ma:index="4" ma:displayName="Title"/>
-        <xsd:element ref="dc:subject" minOccurs="0" maxOccurs="1"/>
-        <xsd:element ref="dc:description" minOccurs="0" maxOccurs="1"/>
-        <xsd:element name="keywords" minOccurs="0" maxOccurs="1" type="xsd:string"/>
-        <xsd:element ref="dc:language" minOccurs="0" maxOccurs="1"/>
-        <xsd:element name="category" minOccurs="0" maxOccurs="1" type="xsd:string"/>
-        <xsd:element name="version" minOccurs="0" maxOccurs="1" type="xsd:string"/>
-        <xsd:element name="revision" minOccurs="0" maxOccurs="1" type="xsd:string">
-          <xsd:annotation>
-            <xsd:documentation>
-                        This value indicates the number of saves or revisions. The application is responsible for updating this value after each revision.
-                    </xsd:documentation>
-          </xsd:annotation>
-        </xsd:element>
-        <xsd:element name="lastModifiedBy" minOccurs="0" maxOccurs="1" type="xsd:string"/>
-        <xsd:element ref="dcterms:modified" minOccurs="0" maxOccurs="1"/>
-        <xsd:element name="contentStatus" minOccurs="0" maxOccurs="1" type="xsd:string"/>
-      </xsd:all>
-    </xsd:complexType>
-  </xsd:schema>
-  <xs:schema xmlns:pc="http://schemas.microsoft.com/office/infopath/2007/PartnerControls" xmlns:xs="http://www.w3.org/2001/XMLSchema" targetNamespace="http://schemas.microsoft.com/office/infopath/2007/PartnerControls" elementFormDefault="qualified" attributeFormDefault="unqualified">
-    <xs:element name="Person">
-      <xs:complexType>
-        <xs:sequence>
-          <xs:element ref="pc:DisplayName" minOccurs="0"/>
-          <xs:element ref="pc:AccountId" minOccurs="0"/>
-          <xs:element ref="pc:AccountType" minOccurs="0"/>
-        </xs:sequence>
-      </xs:complexType>
-    </xs:element>
-    <xs:element name="DisplayName" type="xs:string"/>
-    <xs:element name="AccountId" type="xs:string"/>
-    <xs:element name="AccountType" type="xs:string"/>
-    <xs:element name="BDCAssociatedEntity">
-      <xs:complexType>
-        <xs:sequence>
-          <xs:element ref="pc:BDCEntity" minOccurs="0" maxOccurs="unbounded"/>
-        </xs:sequence>
-        <xs:attribute ref="pc:EntityNamespace"/>
-        <xs:attribute ref="pc:EntityName"/>
-        <xs:attribute ref="pc:SystemInstanceName"/>
-        <xs:attribute ref="pc:AssociationName"/>
-      </xs:complexType>
-    </xs:element>
-    <xs:attribute name="EntityNamespace" type="xs:string"/>
-    <xs:attribute name="EntityName" type="xs:string"/>
-    <xs:attribute name="SystemInstanceName" type="xs:string"/>
-    <xs:attribute name="AssociationName" type="xs:string"/>
-    <xs:element name="BDCEntity">
-      <xs:complexType>
-        <xs:sequence>
-          <xs:element ref="pc:EntityDisplayName" minOccurs="0"/>
-          <xs:element ref="pc:EntityInstanceReference" minOccurs="0"/>
-          <xs:element ref="pc:EntityId1" minOccurs="0"/>
-          <xs:element ref="pc:EntityId2" minOccurs="0"/>
-          <xs:element ref="pc:EntityId3" minOccurs="0"/>
-          <xs:element ref="pc:EntityId4" minOccurs="0"/>
-          <xs:element ref="pc:EntityId5" minOccurs="0"/>
-        </xs:sequence>
-      </xs:complexType>
-    </xs:element>
-    <xs:element name="EntityDisplayName" type="xs:string"/>
-    <xs:element name="EntityInstanceReference" type="xs:string"/>
-    <xs:element name="EntityId1" type="xs:string"/>
-    <xs:element name="EntityId2" type="xs:string"/>
-    <xs:element name="EntityId3" type="xs:string"/>
-    <xs:element name="EntityId4" type="xs:string"/>
-    <xs:element name="EntityId5" type="xs:string"/>
-    <xs:element name="Terms">
-      <xs:complexType>
-        <xs:sequence>
-          <xs:element ref="pc:TermInfo" minOccurs="0" maxOccurs="unbounded"/>
-        </xs:sequence>
-      </xs:complexType>
-    </xs:element>
-    <xs:element name="TermInfo">
-      <xs:complexType>
-        <xs:sequence>
-          <xs:element ref="pc:TermName" minOccurs="0"/>
-          <xs:element ref="pc:TermId" minOccurs="0"/>
-        </xs:sequence>
-      </xs:complexType>
-    </xs:element>
-    <xs:element name="TermName" type="xs:string"/>
-    <xs:element name="TermId" type="xs:string"/>
-  </xs:schema>
-</ct:contentTypeSchema>
-</file>
-
-<file path=customXml/item2.xml><?xml version="1.0" encoding="utf-8"?>
-<?mso-contentType ?>
-<FormTemplates xmlns="http://schemas.microsoft.com/sharepoint/v3/contenttype/forms">
-  <Display>DocumentLibraryForm</Display>
-  <Edit>DocumentLibraryForm</Edit>
-  <New>DocumentLibraryForm</New>
-</FormTemplates>
-</file>
-
-<file path=customXml/item3.xml><?xml version="1.0" encoding="utf-8"?>
-<p:properties xmlns:p="http://schemas.microsoft.com/office/2006/metadata/properties" xmlns:xsi="http://www.w3.org/2001/XMLSchema-instance" xmlns:pc="http://schemas.microsoft.com/office/infopath/2007/PartnerControls">
-  <documentManagement>
-    <lcf76f155ced4ddcb4097134ff3c332f xmlns="ae81e17b-11c2-44ae-89e9-9ad5f5ff8880">
-      <Terms xmlns="http://schemas.microsoft.com/office/infopath/2007/PartnerControls"/>
-    </lcf76f155ced4ddcb4097134ff3c332f>
-  </documentManagement>
-</p:properties>
-</file>
-
-<file path=customXml/itemProps1.xml><?xml version="1.0" encoding="utf-8"?>
-<ds:datastoreItem xmlns:ds="http://schemas.openxmlformats.org/officeDocument/2006/customXml" ds:itemID="{0FA7CAF3-9E3C-4D08-B3D5-84745AB3DE0E}"/>
-</file>
-
-<file path=customXml/itemProps2.xml><?xml version="1.0" encoding="utf-8"?>
-<ds:datastoreItem xmlns:ds="http://schemas.openxmlformats.org/officeDocument/2006/customXml" ds:itemID="{9A556301-CEF1-4B10-9CC5-6F87BA133F0E}"/>
-</file>
-
-<file path=customXml/itemProps3.xml><?xml version="1.0" encoding="utf-8"?>
-<ds:datastoreItem xmlns:ds="http://schemas.openxmlformats.org/officeDocument/2006/customXml" ds:itemID="{D2F1A232-47CF-451E-B924-B963881A2D2E}"/>
 </file>
--- a/Atana-Architecture-Pack-v1.0.docx
+++ b/Atana-Architecture-Pack-v1.0.docx
@@ -4385,4 +4385,199 @@
     </w:rPr>
   </w:style>
 </w:styles>
+</file>
+
+<file path=customXml/item1.xml><?xml version="1.0" encoding="utf-8"?>
+<ct:contentTypeSchema xmlns:ct="http://schemas.microsoft.com/office/2006/metadata/contentType" xmlns:ma="http://schemas.microsoft.com/office/2006/metadata/properties/metaAttributes" ct:_="" ma:_="" ma:contentTypeName="Document" ma:contentTypeID="0x0101008E3AE2BAD2C6FA4D8B4D95CE89FC31A3" ma:contentTypeVersion="8" ma:contentTypeDescription="Create a new document." ma:contentTypeScope="" ma:versionID="a2ce85c62cd7e9a608298e998330aeb7">
+  <xsd:schema xmlns:xsd="http://www.w3.org/2001/XMLSchema" xmlns:xs="http://www.w3.org/2001/XMLSchema" xmlns:p="http://schemas.microsoft.com/office/2006/metadata/properties" xmlns:ns2="ae81e17b-11c2-44ae-89e9-9ad5f5ff8880" targetNamespace="http://schemas.microsoft.com/office/2006/metadata/properties" ma:root="true" ma:fieldsID="1504f635df8bfa7d9525024d2d10bc95" ns2:_="">
+    <xsd:import namespace="ae81e17b-11c2-44ae-89e9-9ad5f5ff8880"/>
+    <xsd:element name="properties">
+      <xsd:complexType>
+        <xsd:sequence>
+          <xsd:element name="documentManagement">
+            <xsd:complexType>
+              <xsd:all>
+                <xsd:element ref="ns2:MediaServiceMetadata" minOccurs="0"/>
+                <xsd:element ref="ns2:MediaServiceFastMetadata" minOccurs="0"/>
+                <xsd:element ref="ns2:MediaServiceSearchProperties" minOccurs="0"/>
+                <xsd:element ref="ns2:MediaServiceDateTaken" minOccurs="0"/>
+                <xsd:element ref="ns2:lcf76f155ced4ddcb4097134ff3c332f" minOccurs="0"/>
+                <xsd:element ref="ns2:MediaServiceGenerationTime" minOccurs="0"/>
+                <xsd:element ref="ns2:MediaServiceEventHashCode" minOccurs="0"/>
+              </xsd:all>
+            </xsd:complexType>
+          </xsd:element>
+        </xsd:sequence>
+      </xsd:complexType>
+    </xsd:element>
+  </xsd:schema>
+  <xsd:schema xmlns:xsd="http://www.w3.org/2001/XMLSchema" xmlns:xs="http://www.w3.org/2001/XMLSchema" xmlns:dms="http://schemas.microsoft.com/office/2006/documentManagement/types" xmlns:pc="http://schemas.microsoft.com/office/infopath/2007/PartnerControls" targetNamespace="ae81e17b-11c2-44ae-89e9-9ad5f5ff8880" elementFormDefault="qualified">
+    <xsd:import namespace="http://schemas.microsoft.com/office/2006/documentManagement/types"/>
+    <xsd:import namespace="http://schemas.microsoft.com/office/infopath/2007/PartnerControls"/>
+    <xsd:element name="MediaServiceMetadata" ma:index="8" nillable="true" ma:displayName="MediaServiceMetadata" ma:hidden="true" ma:internalName="MediaServiceMetadata" ma:readOnly="true">
+      <xsd:simpleType>
+        <xsd:restriction base="dms:Note"/>
+      </xsd:simpleType>
+    </xsd:element>
+    <xsd:element name="MediaServiceFastMetadata" ma:index="9" nillable="true" ma:displayName="MediaServiceFastMetadata" ma:hidden="true" ma:internalName="MediaServiceFastMetadata" ma:readOnly="true">
+      <xsd:simpleType>
+        <xsd:restriction base="dms:Note"/>
+      </xsd:simpleType>
+    </xsd:element>
+    <xsd:element name="MediaServiceSearchProperties" ma:index="10" nillable="true" ma:displayName="MediaServiceSearchProperties" ma:hidden="true" ma:internalName="MediaServiceSearchProperties" ma:readOnly="true">
+      <xsd:simpleType>
+        <xsd:restriction base="dms:Note"/>
+      </xsd:simpleType>
+    </xsd:element>
+    <xsd:element name="MediaServiceDateTaken" ma:index="11" nillable="true" ma:displayName="MediaServiceDateTaken" ma:hidden="true" ma:indexed="true" ma:internalName="MediaServiceDateTaken" ma:readOnly="true">
+      <xsd:simpleType>
+        <xsd:restriction base="dms:Text"/>
+      </xsd:simpleType>
+    </xsd:element>
+    <xsd:element name="lcf76f155ced4ddcb4097134ff3c332f" ma:index="13" nillable="true" ma:taxonomy="true" ma:internalName="lcf76f155ced4ddcb4097134ff3c332f" ma:taxonomyFieldName="MediaServiceImageTags" ma:displayName="Image Tags" ma:readOnly="false" ma:fieldId="{5cf76f15-5ced-4ddc-b409-7134ff3c332f}" ma:taxonomyMulti="true" ma:sspId="c4ac2493-9f1f-4345-86a0-c36146f38f1d" ma:termSetId="09814cd3-568e-fe90-9814-8d621ff8fb84" ma:anchorId="fba54fb3-c3e1-fe81-a776-ca4b69148c4d" ma:open="true" ma:isKeyword="false">
+      <xsd:complexType>
+        <xsd:sequence>
+          <xsd:element ref="pc:Terms" minOccurs="0" maxOccurs="1"/>
+        </xsd:sequence>
+      </xsd:complexType>
+    </xsd:element>
+    <xsd:element name="MediaServiceGenerationTime" ma:index="14" nillable="true" ma:displayName="MediaServiceGenerationTime" ma:hidden="true" ma:internalName="MediaServiceGenerationTime" ma:readOnly="true">
+      <xsd:simpleType>
+        <xsd:restriction base="dms:Text"/>
+      </xsd:simpleType>
+    </xsd:element>
+    <xsd:element name="MediaServiceEventHashCode" ma:index="15" nillable="true" ma:displayName="MediaServiceEventHashCode" ma:hidden="true" ma:internalName="MediaServiceEventHashCode" ma:readOnly="true">
+      <xsd:simpleType>
+        <xsd:restriction base="dms:Text"/>
+      </xsd:simpleType>
+    </xsd:element>
+  </xsd:schema>
+  <xsd:schema xmlns="http://schemas.openxmlformats.org/package/2006/metadata/core-properties" xmlns:xsd="http://www.w3.org/2001/XMLSchema" xmlns:xsi="http://www.w3.org/2001/XMLSchema-instance" xmlns:dc="http://purl.org/dc/elements/1.1/" xmlns:dcterms="http://purl.org/dc/terms/" xmlns:odoc="http://schemas.microsoft.com/internal/obd" targetNamespace="http://schemas.openxmlformats.org/package/2006/metadata/core-properties" elementFormDefault="qualified" attributeFormDefault="unqualified" blockDefault="#all">
+    <xsd:import namespace="http://purl.org/dc/elements/1.1/" schemaLocation="http://dublincore.org/schemas/xmls/qdc/2003/04/02/dc.xsd"/>
+    <xsd:import namespace="http://purl.org/dc/terms/" schemaLocation="http://dublincore.org/schemas/xmls/qdc/2003/04/02/dcterms.xsd"/>
+    <xsd:element name="coreProperties" type="CT_coreProperties"/>
+    <xsd:complexType name="CT_coreProperties">
+      <xsd:all>
+        <xsd:element ref="dc:creator" minOccurs="0" maxOccurs="1"/>
+        <xsd:element ref="dcterms:created" minOccurs="0" maxOccurs="1"/>
+        <xsd:element ref="dc:identifier" minOccurs="0" maxOccurs="1"/>
+        <xsd:element name="contentType" minOccurs="0" maxOccurs="1" type="xsd:string" ma:index="0" ma:displayName="Content Type"/>
+        <xsd:element ref="dc:title" minOccurs="0" maxOccurs="1" ma:index="4" ma:displayName="Title"/>
+        <xsd:element ref="dc:subject" minOccurs="0" maxOccurs="1"/>
+        <xsd:element ref="dc:description" minOccurs="0" maxOccurs="1"/>
+        <xsd:element name="keywords" minOccurs="0" maxOccurs="1" type="xsd:string"/>
+        <xsd:element ref="dc:language" minOccurs="0" maxOccurs="1"/>
+        <xsd:element name="category" minOccurs="0" maxOccurs="1" type="xsd:string"/>
+        <xsd:element name="version" minOccurs="0" maxOccurs="1" type="xsd:string"/>
+        <xsd:element name="revision" minOccurs="0" maxOccurs="1" type="xsd:string">
+          <xsd:annotation>
+            <xsd:documentation>
+                        This value indicates the number of saves or revisions. The application is responsible for updating this value after each revision.
+                    </xsd:documentation>
+          </xsd:annotation>
+        </xsd:element>
+        <xsd:element name="lastModifiedBy" minOccurs="0" maxOccurs="1" type="xsd:string"/>
+        <xsd:element ref="dcterms:modified" minOccurs="0" maxOccurs="1"/>
+        <xsd:element name="contentStatus" minOccurs="0" maxOccurs="1" type="xsd:string"/>
+      </xsd:all>
+    </xsd:complexType>
+  </xsd:schema>
+  <xs:schema xmlns:pc="http://schemas.microsoft.com/office/infopath/2007/PartnerControls" xmlns:xs="http://www.w3.org/2001/XMLSchema" targetNamespace="http://schemas.microsoft.com/office/infopath/2007/PartnerControls" elementFormDefault="qualified" attributeFormDefault="unqualified">
+    <xs:element name="Person">
+      <xs:complexType>
+        <xs:sequence>
+          <xs:element ref="pc:DisplayName" minOccurs="0"/>
+          <xs:element ref="pc:AccountId" minOccurs="0"/>
+          <xs:element ref="pc:AccountType" minOccurs="0"/>
+        </xs:sequence>
+      </xs:complexType>
+    </xs:element>
+    <xs:element name="DisplayName" type="xs:string"/>
+    <xs:element name="AccountId" type="xs:string"/>
+    <xs:element name="AccountType" type="xs:string"/>
+    <xs:element name="BDCAssociatedEntity">
+      <xs:complexType>
+        <xs:sequence>
+          <xs:element ref="pc:BDCEntity" minOccurs="0" maxOccurs="unbounded"/>
+        </xs:sequence>
+        <xs:attribute ref="pc:EntityNamespace"/>
+        <xs:attribute ref="pc:EntityName"/>
+        <xs:attribute ref="pc:SystemInstanceName"/>
+        <xs:attribute ref="pc:AssociationName"/>
+      </xs:complexType>
+    </xs:element>
+    <xs:attribute name="EntityNamespace" type="xs:string"/>
+    <xs:attribute name="EntityName" type="xs:string"/>
+    <xs:attribute name="SystemInstanceName" type="xs:string"/>
+    <xs:attribute name="AssociationName" type="xs:string"/>
+    <xs:element name="BDCEntity">
+      <xs:complexType>
+        <xs:sequence>
+          <xs:element ref="pc:EntityDisplayName" minOccurs="0"/>
+          <xs:element ref="pc:EntityInstanceReference" minOccurs="0"/>
+          <xs:element ref="pc:EntityId1" minOccurs="0"/>
+          <xs:element ref="pc:EntityId2" minOccurs="0"/>
+          <xs:element ref="pc:EntityId3" minOccurs="0"/>
+          <xs:element ref="pc:EntityId4" minOccurs="0"/>
+          <xs:element ref="pc:EntityId5" minOccurs="0"/>
+        </xs:sequence>
+      </xs:complexType>
+    </xs:element>
+    <xs:element name="EntityDisplayName" type="xs:string"/>
+    <xs:element name="EntityInstanceReference" type="xs:string"/>
+    <xs:element name="EntityId1" type="xs:string"/>
+    <xs:element name="EntityId2" type="xs:string"/>
+    <xs:element name="EntityId3" type="xs:string"/>
+    <xs:element name="EntityId4" type="xs:string"/>
+    <xs:element name="EntityId5" type="xs:string"/>
+    <xs:element name="Terms">
+      <xs:complexType>
+        <xs:sequence>
+          <xs:element ref="pc:TermInfo" minOccurs="0" maxOccurs="unbounded"/>
+        </xs:sequence>
+      </xs:complexType>
+    </xs:element>
+    <xs:element name="TermInfo">
+      <xs:complexType>
+        <xs:sequence>
+          <xs:element ref="pc:TermName" minOccurs="0"/>
+          <xs:element ref="pc:TermId" minOccurs="0"/>
+        </xs:sequence>
+      </xs:complexType>
+    </xs:element>
+    <xs:element name="TermName" type="xs:string"/>
+    <xs:element name="TermId" type="xs:string"/>
+  </xs:schema>
+</ct:contentTypeSchema>
+</file>
+
+<file path=customXml/item2.xml><?xml version="1.0" encoding="utf-8"?>
+<?mso-contentType ?>
+<FormTemplates xmlns="http://schemas.microsoft.com/sharepoint/v3/contenttype/forms">
+  <Display>DocumentLibraryForm</Display>
+  <Edit>DocumentLibraryForm</Edit>
+  <New>DocumentLibraryForm</New>
+</FormTemplates>
+</file>
+
+<file path=customXml/item3.xml><?xml version="1.0" encoding="utf-8"?>
+<p:properties xmlns:p="http://schemas.microsoft.com/office/2006/metadata/properties" xmlns:xsi="http://www.w3.org/2001/XMLSchema-instance" xmlns:pc="http://schemas.microsoft.com/office/infopath/2007/PartnerControls">
+  <documentManagement>
+    <lcf76f155ced4ddcb4097134ff3c332f xmlns="ae81e17b-11c2-44ae-89e9-9ad5f5ff8880">
+      <Terms xmlns="http://schemas.microsoft.com/office/infopath/2007/PartnerControls"/>
+    </lcf76f155ced4ddcb4097134ff3c332f>
+  </documentManagement>
+</p:properties>
+</file>
+
+<file path=customXml/itemProps1.xml><?xml version="1.0" encoding="utf-8"?>
+<ds:datastoreItem xmlns:ds="http://schemas.openxmlformats.org/officeDocument/2006/customXml" ds:itemID="{887BAD2F-1954-43D4-8337-1BA43ACA3590}"/>
+</file>
+
+<file path=customXml/itemProps2.xml><?xml version="1.0" encoding="utf-8"?>
+<ds:datastoreItem xmlns:ds="http://schemas.openxmlformats.org/officeDocument/2006/customXml" ds:itemID="{8161D44C-B552-4A8B-B254-50CBC6B12B42}"/>
+</file>
+
+<file path=customXml/itemProps3.xml><?xml version="1.0" encoding="utf-8"?>
+<ds:datastoreItem xmlns:ds="http://schemas.openxmlformats.org/officeDocument/2006/customXml" ds:itemID="{2A58FDE1-54CB-4CEB-AAB7-8E3A94086BEF}"/>
 </file>
--- a/Atana-Architecture-Pack-v1.0.docx
+++ b/Atana-Architecture-Pack-v1.0.docx
@@ -4385,199 +4385,4 @@
     </w:rPr>
   </w:style>
 </w:styles>
-</file>
-
-<file path=customXml/item1.xml><?xml version="1.0" encoding="utf-8"?>
-<ct:contentTypeSchema xmlns:ct="http://schemas.microsoft.com/office/2006/metadata/contentType" xmlns:ma="http://schemas.microsoft.com/office/2006/metadata/properties/metaAttributes" ct:_="" ma:_="" ma:contentTypeName="Document" ma:contentTypeID="0x0101008E3AE2BAD2C6FA4D8B4D95CE89FC31A3" ma:contentTypeVersion="8" ma:contentTypeDescription="Create a new document." ma:contentTypeScope="" ma:versionID="a2ce85c62cd7e9a608298e998330aeb7">
-  <xsd:schema xmlns:xsd="http://www.w3.org/2001/XMLSchema" xmlns:xs="http://www.w3.org/2001/XMLSchema" xmlns:p="http://schemas.microsoft.com/office/2006/metadata/properties" xmlns:ns2="ae81e17b-11c2-44ae-89e9-9ad5f5ff8880" targetNamespace="http://schemas.microsoft.com/office/2006/metadata/properties" ma:root="true" ma:fieldsID="1504f635df8bfa7d9525024d2d10bc95" ns2:_="">
-    <xsd:import namespace="ae81e17b-11c2-44ae-89e9-9ad5f5ff8880"/>
-    <xsd:element name="properties">
-      <xsd:complexType>
-        <xsd:sequence>
-          <xsd:element name="documentManagement">
-            <xsd:complexType>
-              <xsd:all>
-                <xsd:element ref="ns2:MediaServiceMetadata" minOccurs="0"/>
-                <xsd:element ref="ns2:MediaServiceFastMetadata" minOccurs="0"/>
-                <xsd:element ref="ns2:MediaServiceSearchProperties" minOccurs="0"/>
-                <xsd:element ref="ns2:MediaServiceDateTaken" minOccurs="0"/>
-                <xsd:element ref="ns2:lcf76f155ced4ddcb4097134ff3c332f" minOccurs="0"/>
-                <xsd:element ref="ns2:MediaServiceGenerationTime" minOccurs="0"/>
-                <xsd:element ref="ns2:MediaServiceEventHashCode" minOccurs="0"/>
-              </xsd:all>
-            </xsd:complexType>
-          </xsd:element>
-        </xsd:sequence>
-      </xsd:complexType>
-    </xsd:element>
-  </xsd:schema>
-  <xsd:schema xmlns:xsd="http://www.w3.org/2001/XMLSchema" xmlns:xs="http://www.w3.org/2001/XMLSchema" xmlns:dms="http://schemas.microsoft.com/office/2006/documentManagement/types" xmlns:pc="http://schemas.microsoft.com/office/infopath/2007/PartnerControls" targetNamespace="ae81e17b-11c2-44ae-89e9-9ad5f5ff8880" elementFormDefault="qualified">
-    <xsd:import namespace="http://schemas.microsoft.com/office/2006/documentManagement/types"/>
-    <xsd:import namespace="http://schemas.microsoft.com/office/infopath/2007/PartnerControls"/>
-    <xsd:element name="MediaServiceMetadata" ma:index="8" nillable="true" ma:displayName="MediaServiceMetadata" ma:hidden="true" ma:internalName="MediaServiceMetadata" ma:readOnly="true">
-      <xsd:simpleType>
-        <xsd:restriction base="dms:Note"/>
-      </xsd:simpleType>
-    </xsd:element>
-    <xsd:element name="MediaServiceFastMetadata" ma:index="9" nillable="true" ma:displayName="MediaServiceFastMetadata" ma:hidden="true" ma:internalName="MediaServiceFastMetadata" ma:readOnly="true">
-      <xsd:simpleType>
-        <xsd:restriction base="dms:Note"/>
-      </xsd:simpleType>
-    </xsd:element>
-    <xsd:element name="MediaServiceSearchProperties" ma:index="10" nillable="true" ma:displayName="MediaServiceSearchProperties" ma:hidden="true" ma:internalName="MediaServiceSearchProperties" ma:readOnly="true">
-      <xsd:simpleType>
-        <xsd:restriction base="dms:Note"/>
-      </xsd:simpleType>
-    </xsd:element>
-    <xsd:element name="MediaServiceDateTaken" ma:index="11" nillable="true" ma:displayName="MediaServiceDateTaken" ma:hidden="true" ma:indexed="true" ma:internalName="MediaServiceDateTaken" ma:readOnly="true">
-      <xsd:simpleType>
-        <xsd:restriction base="dms:Text"/>
-      </xsd:simpleType>
-    </xsd:element>
-    <xsd:element name="lcf76f155ced4ddcb4097134ff3c332f" ma:index="13" nillable="true" ma:taxonomy="true" ma:internalName="lcf76f155ced4ddcb4097134ff3c332f" ma:taxonomyFieldName="MediaServiceImageTags" ma:displayName="Image Tags" ma:readOnly="false" ma:fieldId="{5cf76f15-5ced-4ddc-b409-7134ff3c332f}" ma:taxonomyMulti="true" ma:sspId="c4ac2493-9f1f-4345-86a0-c36146f38f1d" ma:termSetId="09814cd3-568e-fe90-9814-8d621ff8fb84" ma:anchorId="fba54fb3-c3e1-fe81-a776-ca4b69148c4d" ma:open="true" ma:isKeyword="false">
-      <xsd:complexType>
-        <xsd:sequence>
-          <xsd:element ref="pc:Terms" minOccurs="0" maxOccurs="1"/>
-        </xsd:sequence>
-      </xsd:complexType>
-    </xsd:element>
-    <xsd:element name="MediaServiceGenerationTime" ma:index="14" nillable="true" ma:displayName="MediaServiceGenerationTime" ma:hidden="true" ma:internalName="MediaServiceGenerationTime" ma:readOnly="true">
-      <xsd:simpleType>
-        <xsd:restriction base="dms:Text"/>
-      </xsd:simpleType>
-    </xsd:element>
-    <xsd:element name="MediaServiceEventHashCode" ma:index="15" nillable="true" ma:displayName="MediaServiceEventHashCode" ma:hidden="true" ma:internalName="MediaServiceEventHashCode" ma:readOnly="true">
-      <xsd:simpleType>
-        <xsd:restriction base="dms:Text"/>
-      </xsd:simpleType>
-    </xsd:element>
-  </xsd:schema>
-  <xsd:schema xmlns="http://schemas.openxmlformats.org/package/2006/metadata/core-properties" xmlns:xsd="http://www.w3.org/2001/XMLSchema" xmlns:xsi="http://www.w3.org/2001/XMLSchema-instance" xmlns:dc="http://purl.org/dc/elements/1.1/" xmlns:dcterms="http://purl.org/dc/terms/" xmlns:odoc="http://schemas.microsoft.com/internal/obd" targetNamespace="http://schemas.openxmlformats.org/package/2006/metadata/core-properties" elementFormDefault="qualified" attributeFormDefault="unqualified" blockDefault="#all">
-    <xsd:import namespace="http://purl.org/dc/elements/1.1/" schemaLocation="http://dublincore.org/schemas/xmls/qdc/2003/04/02/dc.xsd"/>
-    <xsd:import namespace="http://purl.org/dc/terms/" schemaLocation="http://dublincore.org/schemas/xmls/qdc/2003/04/02/dcterms.xsd"/>
-    <xsd:element name="coreProperties" type="CT_coreProperties"/>
-    <xsd:complexType name="CT_coreProperties">
-      <xsd:all>
-        <xsd:element ref="dc:creator" minOccurs="0" maxOccurs="1"/>
-        <xsd:element ref="dcterms:created" minOccurs="0" maxOccurs="1"/>
-        <xsd:element ref="dc:identifier" minOccurs="0" maxOccurs="1"/>
-        <xsd:element name="contentType" minOccurs="0" maxOccurs="1" type="xsd:string" ma:index="0" ma:displayName="Content Type"/>
-        <xsd:element ref="dc:title" minOccurs="0" maxOccurs="1" ma:index="4" ma:displayName="Title"/>
-        <xsd:element ref="dc:subject" minOccurs="0" maxOccurs="1"/>
-        <xsd:element ref="dc:description" minOccurs="0" maxOccurs="1"/>
-        <xsd:element name="keywords" minOccurs="0" maxOccurs="1" type="xsd:string"/>
-        <xsd:element ref="dc:language" minOccurs="0" maxOccurs="1"/>
-        <xsd:element name="category" minOccurs="0" maxOccurs="1" type="xsd:string"/>
-        <xsd:element name="version" minOccurs="0" maxOccurs="1" type="xsd:string"/>
-        <xsd:element name="revision" minOccurs="0" maxOccurs="1" type="xsd:string">
-          <xsd:annotation>
-            <xsd:documentation>
-                        This value indicates the number of saves or revisions. The application is responsible for updating this value after each revision.
-                    </xsd:documentation>
-          </xsd:annotation>
-        </xsd:element>
-        <xsd:element name="lastModifiedBy" minOccurs="0" maxOccurs="1" type="xsd:string"/>
-        <xsd:element ref="dcterms:modified" minOccurs="0" maxOccurs="1"/>
-        <xsd:element name="contentStatus" minOccurs="0" maxOccurs="1" type="xsd:string"/>
-      </xsd:all>
-    </xsd:complexType>
-  </xsd:schema>
-  <xs:schema xmlns:pc="http://schemas.microsoft.com/office/infopath/2007/PartnerControls" xmlns:xs="http://www.w3.org/2001/XMLSchema" targetNamespace="http://schemas.microsoft.com/office/infopath/2007/PartnerControls" elementFormDefault="qualified" attributeFormDefault="unqualified">
-    <xs:element name="Person">
-      <xs:complexType>
-        <xs:sequence>
-          <xs:element ref="pc:DisplayName" minOccurs="0"/>
-          <xs:element ref="pc:AccountId" minOccurs="0"/>
-          <xs:element ref="pc:AccountType" minOccurs="0"/>
-        </xs:sequence>
-      </xs:complexType>
-    </xs:element>
-    <xs:element name="DisplayName" type="xs:string"/>
-    <xs:element name="AccountId" type="xs:string"/>
-    <xs:element name="AccountType" type="xs:string"/>
-    <xs:element name="BDCAssociatedEntity">
-      <xs:complexType>
-        <xs:sequence>
-          <xs:element ref="pc:BDCEntity" minOccurs="0" maxOccurs="unbounded"/>
-        </xs:sequence>
-        <xs:attribute ref="pc:EntityNamespace"/>
-        <xs:attribute ref="pc:EntityName"/>
-        <xs:attribute ref="pc:SystemInstanceName"/>
-        <xs:attribute ref="pc:AssociationName"/>
-      </xs:complexType>
-    </xs:element>
-    <xs:attribute name="EntityNamespace" type="xs:string"/>
-    <xs:attribute name="EntityName" type="xs:string"/>
-    <xs:attribute name="SystemInstanceName" type="xs:string"/>
-    <xs:attribute name="AssociationName" type="xs:string"/>
-    <xs:element name="BDCEntity">
-      <xs:complexType>
-        <xs:sequence>
-          <xs:element ref="pc:EntityDisplayName" minOccurs="0"/>
-          <xs:element ref="pc:EntityInstanceReference" minOccurs="0"/>
-          <xs:element ref="pc:EntityId1" minOccurs="0"/>
-          <xs:element ref="pc:EntityId2" minOccurs="0"/>
-          <xs:element ref="pc:EntityId3" minOccurs="0"/>
-          <xs:element ref="pc:EntityId4" minOccurs="0"/>
-          <xs:element ref="pc:EntityId5" minOccurs="0"/>
-        </xs:sequence>
-      </xs:complexType>
-    </xs:element>
-    <xs:element name="EntityDisplayName" type="xs:string"/>
-    <xs:element name="EntityInstanceReference" type="xs:string"/>
-    <xs:element name="EntityId1" type="xs:string"/>
-    <xs:element name="EntityId2" type="xs:string"/>
-    <xs:element name="EntityId3" type="xs:string"/>
-    <xs:element name="EntityId4" type="xs:string"/>
-    <xs:element name="EntityId5" type="xs:string"/>
-    <xs:element name="Terms">
-      <xs:complexType>
-        <xs:sequence>
-          <xs:element ref="pc:TermInfo" minOccurs="0" maxOccurs="unbounded"/>
-        </xs:sequence>
-      </xs:complexType>
-    </xs:element>
-    <xs:element name="TermInfo">
-      <xs:complexType>
-        <xs:sequence>
-          <xs:element ref="pc:TermName" minOccurs="0"/>
-          <xs:element ref="pc:TermId" minOccurs="0"/>
-        </xs:sequence>
-      </xs:complexType>
-    </xs:element>
-    <xs:element name="TermName" type="xs:string"/>
-    <xs:element name="TermId" type="xs:string"/>
-  </xs:schema>
-</ct:contentTypeSchema>
-</file>
-
-<file path=customXml/item2.xml><?xml version="1.0" encoding="utf-8"?>
-<?mso-contentType ?>
-<FormTemplates xmlns="http://schemas.microsoft.com/sharepoint/v3/contenttype/forms">
-  <Display>DocumentLibraryForm</Display>
-  <Edit>DocumentLibraryForm</Edit>
-  <New>DocumentLibraryForm</New>
-</FormTemplates>
-</file>
-
-<file path=customXml/item3.xml><?xml version="1.0" encoding="utf-8"?>
-<p:properties xmlns:p="http://schemas.microsoft.com/office/2006/metadata/properties" xmlns:xsi="http://www.w3.org/2001/XMLSchema-instance" xmlns:pc="http://schemas.microsoft.com/office/infopath/2007/PartnerControls">
-  <documentManagement>
-    <lcf76f155ced4ddcb4097134ff3c332f xmlns="ae81e17b-11c2-44ae-89e9-9ad5f5ff8880">
-      <Terms xmlns="http://schemas.microsoft.com/office/infopath/2007/PartnerControls"/>
-    </lcf76f155ced4ddcb4097134ff3c332f>
-  </documentManagement>
-</p:properties>
-</file>
-
-<file path=customXml/itemProps1.xml><?xml version="1.0" encoding="utf-8"?>
-<ds:datastoreItem xmlns:ds="http://schemas.openxmlformats.org/officeDocument/2006/customXml" ds:itemID="{887BAD2F-1954-43D4-8337-1BA43ACA3590}"/>
-</file>
-
-<file path=customXml/itemProps2.xml><?xml version="1.0" encoding="utf-8"?>
-<ds:datastoreItem xmlns:ds="http://schemas.openxmlformats.org/officeDocument/2006/customXml" ds:itemID="{8161D44C-B552-4A8B-B254-50CBC6B12B42}"/>
-</file>
-
-<file path=customXml/itemProps3.xml><?xml version="1.0" encoding="utf-8"?>
-<ds:datastoreItem xmlns:ds="http://schemas.openxmlformats.org/officeDocument/2006/customXml" ds:itemID="{2A58FDE1-54CB-4CEB-AAB7-8E3A94086BEF}"/>
 </file>
--- a/Atana-Architecture-Pack-v1.0.docx
+++ b/Atana-Architecture-Pack-v1.0.docx
@@ -4385,4 +4385,199 @@
     </w:rPr>
   </w:style>
 </w:styles>
+</file>
+
+<file path=customXml/item1.xml><?xml version="1.0" encoding="utf-8"?>
+<ct:contentTypeSchema xmlns:ct="http://schemas.microsoft.com/office/2006/metadata/contentType" xmlns:ma="http://schemas.microsoft.com/office/2006/metadata/properties/metaAttributes" ct:_="" ma:_="" ma:contentTypeName="Document" ma:contentTypeID="0x0101008E3AE2BAD2C6FA4D8B4D95CE89FC31A3" ma:contentTypeVersion="8" ma:contentTypeDescription="Create a new document." ma:contentTypeScope="" ma:versionID="a2ce85c62cd7e9a608298e998330aeb7">
+  <xsd:schema xmlns:xsd="http://www.w3.org/2001/XMLSchema" xmlns:xs="http://www.w3.org/2001/XMLSchema" xmlns:p="http://schemas.microsoft.com/office/2006/metadata/properties" xmlns:ns2="ae81e17b-11c2-44ae-89e9-9ad5f5ff8880" targetNamespace="http://schemas.microsoft.com/office/2006/metadata/properties" ma:root="true" ma:fieldsID="1504f635df8bfa7d9525024d2d10bc95" ns2:_="">
+    <xsd:import namespace="ae81e17b-11c2-44ae-89e9-9ad5f5ff8880"/>
+    <xsd:element name="properties">
+      <xsd:complexType>
+        <xsd:sequence>
+          <xsd:element name="documentManagement">
+            <xsd:complexType>
+              <xsd:all>
+                <xsd:element ref="ns2:MediaServiceMetadata" minOccurs="0"/>
+                <xsd:element ref="ns2:MediaServiceFastMetadata" minOccurs="0"/>
+                <xsd:element ref="ns2:MediaServiceSearchProperties" minOccurs="0"/>
+                <xsd:element ref="ns2:MediaServiceDateTaken" minOccurs="0"/>
+                <xsd:element ref="ns2:lcf76f155ced4ddcb4097134ff3c332f" minOccurs="0"/>
+                <xsd:element ref="ns2:MediaServiceGenerationTime" minOccurs="0"/>
+                <xsd:element ref="ns2:MediaServiceEventHashCode" minOccurs="0"/>
+              </xsd:all>
+            </xsd:complexType>
+          </xsd:element>
+        </xsd:sequence>
+      </xsd:complexType>
+    </xsd:element>
+  </xsd:schema>
+  <xsd:schema xmlns:xsd="http://www.w3.org/2001/XMLSchema" xmlns:xs="http://www.w3.org/2001/XMLSchema" xmlns:dms="http://schemas.microsoft.com/office/2006/documentManagement/types" xmlns:pc="http://schemas.microsoft.com/office/infopath/2007/PartnerControls" targetNamespace="ae81e17b-11c2-44ae-89e9-9ad5f5ff8880" elementFormDefault="qualified">
+    <xsd:import namespace="http://schemas.microsoft.com/office/2006/documentManagement/types"/>
+    <xsd:import namespace="http://schemas.microsoft.com/office/infopath/2007/PartnerControls"/>
+    <xsd:element name="MediaServiceMetadata" ma:index="8" nillable="true" ma:displayName="MediaServiceMetadata" ma:hidden="true" ma:internalName="MediaServiceMetadata" ma:readOnly="true">
+      <xsd:simpleType>
+        <xsd:restriction base="dms:Note"/>
+      </xsd:simpleType>
+    </xsd:element>
+    <xsd:element name="MediaServiceFastMetadata" ma:index="9" nillable="true" ma:displayName="MediaServiceFastMetadata" ma:hidden="true" ma:internalName="MediaServiceFastMetadata" ma:readOnly="true">
+      <xsd:simpleType>
+        <xsd:restriction base="dms:Note"/>
+      </xsd:simpleType>
+    </xsd:element>
+    <xsd:element name="MediaServiceSearchProperties" ma:index="10" nillable="true" ma:displayName="MediaServiceSearchProperties" ma:hidden="true" ma:internalName="MediaServiceSearchProperties" ma:readOnly="true">
+      <xsd:simpleType>
+        <xsd:restriction base="dms:Note"/>
+      </xsd:simpleType>
+    </xsd:element>
+    <xsd:element name="MediaServiceDateTaken" ma:index="11" nillable="true" ma:displayName="MediaServiceDateTaken" ma:hidden="true" ma:indexed="true" ma:internalName="MediaServiceDateTaken" ma:readOnly="true">
+      <xsd:simpleType>
+        <xsd:restriction base="dms:Text"/>
+      </xsd:simpleType>
+    </xsd:element>
+    <xsd:element name="lcf76f155ced4ddcb4097134ff3c332f" ma:index="13" nillable="true" ma:taxonomy="true" ma:internalName="lcf76f155ced4ddcb4097134ff3c332f" ma:taxonomyFieldName="MediaServiceImageTags" ma:displayName="Image Tags" ma:readOnly="false" ma:fieldId="{5cf76f15-5ced-4ddc-b409-7134ff3c332f}" ma:taxonomyMulti="true" ma:sspId="c4ac2493-9f1f-4345-86a0-c36146f38f1d" ma:termSetId="09814cd3-568e-fe90-9814-8d621ff8fb84" ma:anchorId="fba54fb3-c3e1-fe81-a776-ca4b69148c4d" ma:open="true" ma:isKeyword="false">
+      <xsd:complexType>
+        <xsd:sequence>
+          <xsd:element ref="pc:Terms" minOccurs="0" maxOccurs="1"/>
+        </xsd:sequence>
+      </xsd:complexType>
+    </xsd:element>
+    <xsd:element name="MediaServiceGenerationTime" ma:index="14" nillable="true" ma:displayName="MediaServiceGenerationTime" ma:hidden="true" ma:internalName="MediaServiceGenerationTime" ma:readOnly="true">
+      <xsd:simpleType>
+        <xsd:restriction base="dms:Text"/>
+      </xsd:simpleType>
+    </xsd:element>
+    <xsd:element name="MediaServiceEventHashCode" ma:index="15" nillable="true" ma:displayName="MediaServiceEventHashCode" ma:hidden="true" ma:internalName="MediaServiceEventHashCode" ma:readOnly="true">
+      <xsd:simpleType>
+        <xsd:restriction base="dms:Text"/>
+      </xsd:simpleType>
+    </xsd:element>
+  </xsd:schema>
+  <xsd:schema xmlns="http://schemas.openxmlformats.org/package/2006/metadata/core-properties" xmlns:xsd="http://www.w3.org/2001/XMLSchema" xmlns:xsi="http://www.w3.org/2001/XMLSchema-instance" xmlns:dc="http://purl.org/dc/elements/1.1/" xmlns:dcterms="http://purl.org/dc/terms/" xmlns:odoc="http://schemas.microsoft.com/internal/obd" targetNamespace="http://schemas.openxmlformats.org/package/2006/metadata/core-properties" elementFormDefault="qualified" attributeFormDefault="unqualified" blockDefault="#all">
+    <xsd:import namespace="http://purl.org/dc/elements/1.1/" schemaLocation="http://dublincore.org/schemas/xmls/qdc/2003/04/02/dc.xsd"/>
+    <xsd:import namespace="http://purl.org/dc/terms/" schemaLocation="http://dublincore.org/schemas/xmls/qdc/2003/04/02/dcterms.xsd"/>
+    <xsd:element name="coreProperties" type="CT_coreProperties"/>
+    <xsd:complexType name="CT_coreProperties">
+      <xsd:all>
+        <xsd:element ref="dc:creator" minOccurs="0" maxOccurs="1"/>
+        <xsd:element ref="dcterms:created" minOccurs="0" maxOccurs="1"/>
+        <xsd:element ref="dc:identifier" minOccurs="0" maxOccurs="1"/>
+        <xsd:element name="contentType" minOccurs="0" maxOccurs="1" type="xsd:string" ma:index="0" ma:displayName="Content Type"/>
+        <xsd:element ref="dc:title" minOccurs="0" maxOccurs="1" ma:index="4" ma:displayName="Title"/>
+        <xsd:element ref="dc:subject" minOccurs="0" maxOccurs="1"/>
+        <xsd:element ref="dc:description" minOccurs="0" maxOccurs="1"/>
+        <xsd:element name="keywords" minOccurs="0" maxOccurs="1" type="xsd:string"/>
+        <xsd:element ref="dc:language" minOccurs="0" maxOccurs="1"/>
+        <xsd:element name="category" minOccurs="0" maxOccurs="1" type="xsd:string"/>
+        <xsd:element name="version" minOccurs="0" maxOccurs="1" type="xsd:string"/>
+        <xsd:element name="revision" minOccurs="0" maxOccurs="1" type="xsd:string">
+          <xsd:annotation>
+            <xsd:documentation>
+                        This value indicates the number of saves or revisions. The application is responsible for updating this value after each revision.
+                    </xsd:documentation>
+          </xsd:annotation>
+        </xsd:element>
+        <xsd:element name="lastModifiedBy" minOccurs="0" maxOccurs="1" type="xsd:string"/>
+        <xsd:element ref="dcterms:modified" minOccurs="0" maxOccurs="1"/>
+        <xsd:element name="contentStatus" minOccurs="0" maxOccurs="1" type="xsd:string"/>
+      </xsd:all>
+    </xsd:complexType>
+  </xsd:schema>
+  <xs:schema xmlns:pc="http://schemas.microsoft.com/office/infopath/2007/PartnerControls" xmlns:xs="http://www.w3.org/2001/XMLSchema" targetNamespace="http://schemas.microsoft.com/office/infopath/2007/PartnerControls" elementFormDefault="qualified" attributeFormDefault="unqualified">
+    <xs:element name="Person">
+      <xs:complexType>
+        <xs:sequence>
+          <xs:element ref="pc:DisplayName" minOccurs="0"/>
+          <xs:element ref="pc:AccountId" minOccurs="0"/>
+          <xs:element ref="pc:AccountType" minOccurs="0"/>
+        </xs:sequence>
+      </xs:complexType>
+    </xs:element>
+    <xs:element name="DisplayName" type="xs:string"/>
+    <xs:element name="AccountId" type="xs:string"/>
+    <xs:element name="AccountType" type="xs:string"/>
+    <xs:element name="BDCAssociatedEntity">
+      <xs:complexType>
+        <xs:sequence>
+          <xs:element ref="pc:BDCEntity" minOccurs="0" maxOccurs="unbounded"/>
+        </xs:sequence>
+        <xs:attribute ref="pc:EntityNamespace"/>
+        <xs:attribute ref="pc:EntityName"/>
+        <xs:attribute ref="pc:SystemInstanceName"/>
+        <xs:attribute ref="pc:AssociationName"/>
+      </xs:complexType>
+    </xs:element>
+    <xs:attribute name="EntityNamespace" type="xs:string"/>
+    <xs:attribute name="EntityName" type="xs:string"/>
+    <xs:attribute name="SystemInstanceName" type="xs:string"/>
+    <xs:attribute name="AssociationName" type="xs:string"/>
+    <xs:element name="BDCEntity">
+      <xs:complexType>
+        <xs:sequence>
+          <xs:element ref="pc:EntityDisplayName" minOccurs="0"/>
+          <xs:element ref="pc:EntityInstanceReference" minOccurs="0"/>
+          <xs:element ref="pc:EntityId1" minOccurs="0"/>
+          <xs:element ref="pc:EntityId2" minOccurs="0"/>
+          <xs:element ref="pc:EntityId3" minOccurs="0"/>
+          <xs:element ref="pc:EntityId4" minOccurs="0"/>
+          <xs:element ref="pc:EntityId5" minOccurs="0"/>
+        </xs:sequence>
+      </xs:complexType>
+    </xs:element>
+    <xs:element name="EntityDisplayName" type="xs:string"/>
+    <xs:element name="EntityInstanceReference" type="xs:string"/>
+    <xs:element name="EntityId1" type="xs:string"/>
+    <xs:element name="EntityId2" type="xs:string"/>
+    <xs:element name="EntityId3" type="xs:string"/>
+    <xs:element name="EntityId4" type="xs:string"/>
+    <xs:element name="EntityId5" type="xs:string"/>
+    <xs:element name="Terms">
+      <xs:complexType>
+        <xs:sequence>
+          <xs:element ref="pc:TermInfo" minOccurs="0" maxOccurs="unbounded"/>
+        </xs:sequence>
+      </xs:complexType>
+    </xs:element>
+    <xs:element name="TermInfo">
+      <xs:complexType>
+        <xs:sequence>
+          <xs:element ref="pc:TermName" minOccurs="0"/>
+          <xs:element ref="pc:TermId" minOccurs="0"/>
+        </xs:sequence>
+      </xs:complexType>
+    </xs:element>
+    <xs:element name="TermName" type="xs:string"/>
+    <xs:element name="TermId" type="xs:string"/>
+  </xs:schema>
+</ct:contentTypeSchema>
+</file>
+
+<file path=customXml/item2.xml><?xml version="1.0" encoding="utf-8"?>
+<?mso-contentType ?>
+<FormTemplates xmlns="http://schemas.microsoft.com/sharepoint/v3/contenttype/forms">
+  <Display>DocumentLibraryForm</Display>
+  <Edit>DocumentLibraryForm</Edit>
+  <New>DocumentLibraryForm</New>
+</FormTemplates>
+</file>
+
+<file path=customXml/item3.xml><?xml version="1.0" encoding="utf-8"?>
+<p:properties xmlns:p="http://schemas.microsoft.com/office/2006/metadata/properties" xmlns:xsi="http://www.w3.org/2001/XMLSchema-instance" xmlns:pc="http://schemas.microsoft.com/office/infopath/2007/PartnerControls">
+  <documentManagement>
+    <lcf76f155ced4ddcb4097134ff3c332f xmlns="ae81e17b-11c2-44ae-89e9-9ad5f5ff8880">
+      <Terms xmlns="http://schemas.microsoft.com/office/infopath/2007/PartnerControls"/>
+    </lcf76f155ced4ddcb4097134ff3c332f>
+  </documentManagement>
+</p:properties>
+</file>
+
+<file path=customXml/itemProps1.xml><?xml version="1.0" encoding="utf-8"?>
+<ds:datastoreItem xmlns:ds="http://schemas.openxmlformats.org/officeDocument/2006/customXml" ds:itemID="{D0CED3DA-80F1-4436-8748-72578EDB4846}"/>
+</file>
+
+<file path=customXml/itemProps2.xml><?xml version="1.0" encoding="utf-8"?>
+<ds:datastoreItem xmlns:ds="http://schemas.openxmlformats.org/officeDocument/2006/customXml" ds:itemID="{D29DBC1D-196C-4DA6-B1E1-FC42E89E21A5}"/>
+</file>
+
+<file path=customXml/itemProps3.xml><?xml version="1.0" encoding="utf-8"?>
+<ds:datastoreItem xmlns:ds="http://schemas.openxmlformats.org/officeDocument/2006/customXml" ds:itemID="{88C3356E-821D-47A1-8D9A-40CADD5A56E2}"/>
 </file>
--- a/Atana-Architecture-Pack-v1.0.docx
+++ b/Atana-Architecture-Pack-v1.0.docx
@@ -4385,199 +4385,4 @@
     </w:rPr>
   </w:style>
 </w:styles>
-</file>
-
-<file path=customXml/item1.xml><?xml version="1.0" encoding="utf-8"?>
-<ct:contentTypeSchema xmlns:ct="http://schemas.microsoft.com/office/2006/metadata/contentType" xmlns:ma="http://schemas.microsoft.com/office/2006/metadata/properties/metaAttributes" ct:_="" ma:_="" ma:contentTypeName="Document" ma:contentTypeID="0x0101008E3AE2BAD2C6FA4D8B4D95CE89FC31A3" ma:contentTypeVersion="8" ma:contentTypeDescription="Create a new document." ma:contentTypeScope="" ma:versionID="a2ce85c62cd7e9a608298e998330aeb7">
-  <xsd:schema xmlns:xsd="http://www.w3.org/2001/XMLSchema" xmlns:xs="http://www.w3.org/2001/XMLSchema" xmlns:p="http://schemas.microsoft.com/office/2006/metadata/properties" xmlns:ns2="ae81e17b-11c2-44ae-89e9-9ad5f5ff8880" targetNamespace="http://schemas.microsoft.com/office/2006/metadata/properties" ma:root="true" ma:fieldsID="1504f635df8bfa7d9525024d2d10bc95" ns2:_="">
-    <xsd:import namespace="ae81e17b-11c2-44ae-89e9-9ad5f5ff8880"/>
-    <xsd:element name="properties">
-      <xsd:complexType>
-        <xsd:sequence>
-          <xsd:element name="documentManagement">
-            <xsd:complexType>
-              <xsd:all>
-                <xsd:element ref="ns2:MediaServiceMetadata" minOccurs="0"/>
-                <xsd:element ref="ns2:MediaServiceFastMetadata" minOccurs="0"/>
-                <xsd:element ref="ns2:MediaServiceSearchProperties" minOccurs="0"/>
-                <xsd:element ref="ns2:MediaServiceDateTaken" minOccurs="0"/>
-                <xsd:element ref="ns2:lcf76f155ced4ddcb4097134ff3c332f" minOccurs="0"/>
-                <xsd:element ref="ns2:MediaServiceGenerationTime" minOccurs="0"/>
-                <xsd:element ref="ns2:MediaServiceEventHashCode" minOccurs="0"/>
-              </xsd:all>
-            </xsd:complexType>
-          </xsd:element>
-        </xsd:sequence>
-      </xsd:complexType>
-    </xsd:element>
-  </xsd:schema>
-  <xsd:schema xmlns:xsd="http://www.w3.org/2001/XMLSchema" xmlns:xs="http://www.w3.org/2001/XMLSchema" xmlns:dms="http://schemas.microsoft.com/office/2006/documentManagement/types" xmlns:pc="http://schemas.microsoft.com/office/infopath/2007/PartnerControls" targetNamespace="ae81e17b-11c2-44ae-89e9-9ad5f5ff8880" elementFormDefault="qualified">
-    <xsd:import namespace="http://schemas.microsoft.com/office/2006/documentManagement/types"/>
-    <xsd:import namespace="http://schemas.microsoft.com/office/infopath/2007/PartnerControls"/>
-    <xsd:element name="MediaServiceMetadata" ma:index="8" nillable="true" ma:displayName="MediaServiceMetadata" ma:hidden="true" ma:internalName="MediaServiceMetadata" ma:readOnly="true">
-      <xsd:simpleType>
-        <xsd:restriction base="dms:Note"/>
-      </xsd:simpleType>
-    </xsd:element>
-    <xsd:element name="MediaServiceFastMetadata" ma:index="9" nillable="true" ma:displayName="MediaServiceFastMetadata" ma:hidden="true" ma:internalName="MediaServiceFastMetadata" ma:readOnly="true">
-      <xsd:simpleType>
-        <xsd:restriction base="dms:Note"/>
-      </xsd:simpleType>
-    </xsd:element>
-    <xsd:element name="MediaServiceSearchProperties" ma:index="10" nillable="true" ma:displayName="MediaServiceSearchProperties" ma:hidden="true" ma:internalName="MediaServiceSearchProperties" ma:readOnly="true">
-      <xsd:simpleType>
-        <xsd:restriction base="dms:Note"/>
-      </xsd:simpleType>
-    </xsd:element>
-    <xsd:element name="MediaServiceDateTaken" ma:index="11" nillable="true" ma:displayName="MediaServiceDateTaken" ma:hidden="true" ma:indexed="true" ma:internalName="MediaServiceDateTaken" ma:readOnly="true">
-      <xsd:simpleType>
-        <xsd:restriction base="dms:Text"/>
-      </xsd:simpleType>
-    </xsd:element>
-    <xsd:element name="lcf76f155ced4ddcb4097134ff3c332f" ma:index="13" nillable="true" ma:taxonomy="true" ma:internalName="lcf76f155ced4ddcb4097134ff3c332f" ma:taxonomyFieldName="MediaServiceImageTags" ma:displayName="Image Tags" ma:readOnly="false" ma:fieldId="{5cf76f15-5ced-4ddc-b409-7134ff3c332f}" ma:taxonomyMulti="true" ma:sspId="c4ac2493-9f1f-4345-86a0-c36146f38f1d" ma:termSetId="09814cd3-568e-fe90-9814-8d621ff8fb84" ma:anchorId="fba54fb3-c3e1-fe81-a776-ca4b69148c4d" ma:open="true" ma:isKeyword="false">
-      <xsd:complexType>
-        <xsd:sequence>
-          <xsd:element ref="pc:Terms" minOccurs="0" maxOccurs="1"/>
-        </xsd:sequence>
-      </xsd:complexType>
-    </xsd:element>
-    <xsd:element name="MediaServiceGenerationTime" ma:index="14" nillable="true" ma:displayName="MediaServiceGenerationTime" ma:hidden="true" ma:internalName="MediaServiceGenerationTime" ma:readOnly="true">
-      <xsd:simpleType>
-        <xsd:restriction base="dms:Text"/>
-      </xsd:simpleType>
-    </xsd:element>
-    <xsd:element name="MediaServiceEventHashCode" ma:index="15" nillable="true" ma:displayName="MediaServiceEventHashCode" ma:hidden="true" ma:internalName="MediaServiceEventHashCode" ma:readOnly="true">
-      <xsd:simpleType>
-        <xsd:restriction base="dms:Text"/>
-      </xsd:simpleType>
-    </xsd:element>
-  </xsd:schema>
-  <xsd:schema xmlns="http://schemas.openxmlformats.org/package/2006/metadata/core-properties" xmlns:xsd="http://www.w3.org/2001/XMLSchema" xmlns:xsi="http://www.w3.org/2001/XMLSchema-instance" xmlns:dc="http://purl.org/dc/elements/1.1/" xmlns:dcterms="http://purl.org/dc/terms/" xmlns:odoc="http://schemas.microsoft.com/internal/obd" targetNamespace="http://schemas.openxmlformats.org/package/2006/metadata/core-properties" elementFormDefault="qualified" attributeFormDefault="unqualified" blockDefault="#all">
-    <xsd:import namespace="http://purl.org/dc/elements/1.1/" schemaLocation="http://dublincore.org/schemas/xmls/qdc/2003/04/02/dc.xsd"/>
-    <xsd:import namespace="http://purl.org/dc/terms/" schemaLocation="http://dublincore.org/schemas/xmls/qdc/2003/04/02/dcterms.xsd"/>
-    <xsd:element name="coreProperties" type="CT_coreProperties"/>
-    <xsd:complexType name="CT_coreProperties">
-      <xsd:all>
-        <xsd:element ref="dc:creator" minOccurs="0" maxOccurs="1"/>
-        <xsd:element ref="dcterms:created" minOccurs="0" maxOccurs="1"/>
-        <xsd:element ref="dc:identifier" minOccurs="0" maxOccurs="1"/>
-        <xsd:element name="contentType" minOccurs="0" maxOccurs="1" type="xsd:string" ma:index="0" ma:displayName="Content Type"/>
-        <xsd:element ref="dc:title" minOccurs="0" maxOccurs="1" ma:index="4" ma:displayName="Title"/>
-        <xsd:element ref="dc:subject" minOccurs="0" maxOccurs="1"/>
-        <xsd:element ref="dc:description" minOccurs="0" maxOccurs="1"/>
-        <xsd:element name="keywords" minOccurs="0" maxOccurs="1" type="xsd:string"/>
-        <xsd:element ref="dc:language" minOccurs="0" maxOccurs="1"/>
-        <xsd:element name="category" minOccurs="0" maxOccurs="1" type="xsd:string"/>
-        <xsd:element name="version" minOccurs="0" maxOccurs="1" type="xsd:string"/>
-        <xsd:element name="revision" minOccurs="0" maxOccurs="1" type="xsd:string">
-          <xsd:annotation>
-            <xsd:documentation>
-                        This value indicates the number of saves or revisions. The application is responsible for updating this value after each revision.
-                    </xsd:documentation>
-          </xsd:annotation>
-        </xsd:element>
-        <xsd:element name="lastModifiedBy" minOccurs="0" maxOccurs="1" type="xsd:string"/>
-        <xsd:element ref="dcterms:modified" minOccurs="0" maxOccurs="1"/>
-        <xsd:element name="contentStatus" minOccurs="0" maxOccurs="1" type="xsd:string"/>
-      </xsd:all>
-    </xsd:complexType>
-  </xsd:schema>
-  <xs:schema xmlns:pc="http://schemas.microsoft.com/office/infopath/2007/PartnerControls" xmlns:xs="http://www.w3.org/2001/XMLSchema" targetNamespace="http://schemas.microsoft.com/office/infopath/2007/PartnerControls" elementFormDefault="qualified" attributeFormDefault="unqualified">
-    <xs:element name="Person">
-      <xs:complexType>
-        <xs:sequence>
-          <xs:element ref="pc:DisplayName" minOccurs="0"/>
-          <xs:element ref="pc:AccountId" minOccurs="0"/>
-          <xs:element ref="pc:AccountType" minOccurs="0"/>
-        </xs:sequence>
-      </xs:complexType>
-    </xs:element>
-    <xs:element name="DisplayName" type="xs:string"/>
-    <xs:element name="AccountId" type="xs:string"/>
-    <xs:element name="AccountType" type="xs:string"/>
-    <xs:element name="BDCAssociatedEntity">
-      <xs:complexType>
-        <xs:sequence>
-          <xs:element ref="pc:BDCEntity" minOccurs="0" maxOccurs="unbounded"/>
-        </xs:sequence>
-        <xs:attribute ref="pc:EntityNamespace"/>
-        <xs:attribute ref="pc:EntityName"/>
-        <xs:attribute ref="pc:SystemInstanceName"/>
-        <xs:attribute ref="pc:AssociationName"/>
-      </xs:complexType>
-    </xs:element>
-    <xs:attribute name="EntityNamespace" type="xs:string"/>
-    <xs:attribute name="EntityName" type="xs:string"/>
-    <xs:attribute name="SystemInstanceName" type="xs:string"/>
-    <xs:attribute name="AssociationName" type="xs:string"/>
-    <xs:element name="BDCEntity">
-      <xs:complexType>
-        <xs:sequence>
-          <xs:element ref="pc:EntityDisplayName" minOccurs="0"/>
-          <xs:element ref="pc:EntityInstanceReference" minOccurs="0"/>
-          <xs:element ref="pc:EntityId1" minOccurs="0"/>
-          <xs:element ref="pc:EntityId2" minOccurs="0"/>
-          <xs:element ref="pc:EntityId3" minOccurs="0"/>
-          <xs:element ref="pc:EntityId4" minOccurs="0"/>
-          <xs:element ref="pc:EntityId5" minOccurs="0"/>
-        </xs:sequence>
-      </xs:complexType>
-    </xs:element>
-    <xs:element name="EntityDisplayName" type="xs:string"/>
-    <xs:element name="EntityInstanceReference" type="xs:string"/>
-    <xs:element name="EntityId1" type="xs:string"/>
-    <xs:element name="EntityId2" type="xs:string"/>
-    <xs:element name="EntityId3" type="xs:string"/>
-    <xs:element name="EntityId4" type="xs:string"/>
-    <xs:element name="EntityId5" type="xs:string"/>
-    <xs:element name="Terms">
-      <xs:complexType>
-        <xs:sequence>
-          <xs:element ref="pc:TermInfo" minOccurs="0" maxOccurs="unbounded"/>
-        </xs:sequence>
-      </xs:complexType>
-    </xs:element>
-    <xs:element name="TermInfo">
-      <xs:complexType>
-        <xs:sequence>
-          <xs:element ref="pc:TermName" minOccurs="0"/>
-          <xs:element ref="pc:TermId" minOccurs="0"/>
-        </xs:sequence>
-      </xs:complexType>
-    </xs:element>
-    <xs:element name="TermName" type="xs:string"/>
-    <xs:element name="TermId" type="xs:string"/>
-  </xs:schema>
-</ct:contentTypeSchema>
-</file>
-
-<file path=customXml/item2.xml><?xml version="1.0" encoding="utf-8"?>
-<?mso-contentType ?>
-<FormTemplates xmlns="http://schemas.microsoft.com/sharepoint/v3/contenttype/forms">
-  <Display>DocumentLibraryForm</Display>
-  <Edit>DocumentLibraryForm</Edit>
-  <New>DocumentLibraryForm</New>
-</FormTemplates>
-</file>
-
-<file path=customXml/item3.xml><?xml version="1.0" encoding="utf-8"?>
-<p:properties xmlns:p="http://schemas.microsoft.com/office/2006/metadata/properties" xmlns:xsi="http://www.w3.org/2001/XMLSchema-instance" xmlns:pc="http://schemas.microsoft.com/office/infopath/2007/PartnerControls">
-  <documentManagement>
-    <lcf76f155ced4ddcb4097134ff3c332f xmlns="ae81e17b-11c2-44ae-89e9-9ad5f5ff8880">
-      <Terms xmlns="http://schemas.microsoft.com/office/infopath/2007/PartnerControls"/>
-    </lcf76f155ced4ddcb4097134ff3c332f>
-  </documentManagement>
-</p:properties>
-</file>
-
-<file path=customXml/itemProps1.xml><?xml version="1.0" encoding="utf-8"?>
-<ds:datastoreItem xmlns:ds="http://schemas.openxmlformats.org/officeDocument/2006/customXml" ds:itemID="{D0CED3DA-80F1-4436-8748-72578EDB4846}"/>
-</file>
-
-<file path=customXml/itemProps2.xml><?xml version="1.0" encoding="utf-8"?>
-<ds:datastoreItem xmlns:ds="http://schemas.openxmlformats.org/officeDocument/2006/customXml" ds:itemID="{D29DBC1D-196C-4DA6-B1E1-FC42E89E21A5}"/>
-</file>
-
-<file path=customXml/itemProps3.xml><?xml version="1.0" encoding="utf-8"?>
-<ds:datastoreItem xmlns:ds="http://schemas.openxmlformats.org/officeDocument/2006/customXml" ds:itemID="{88C3356E-821D-47A1-8D9A-40CADD5A56E2}"/>
 </file>
--- a/Atana-Architecture-Pack-v1.0.docx
+++ b/Atana-Architecture-Pack-v1.0.docx
@@ -4385,4 +4385,199 @@
     </w:rPr>
   </w:style>
 </w:styles>
+</file>
+
+<file path=customXml/item1.xml><?xml version="1.0" encoding="utf-8"?>
+<ct:contentTypeSchema xmlns:ct="http://schemas.microsoft.com/office/2006/metadata/contentType" xmlns:ma="http://schemas.microsoft.com/office/2006/metadata/properties/metaAttributes" ct:_="" ma:_="" ma:contentTypeName="Document" ma:contentTypeID="0x0101008E3AE2BAD2C6FA4D8B4D95CE89FC31A3" ma:contentTypeVersion="8" ma:contentTypeDescription="Create a new document." ma:contentTypeScope="" ma:versionID="a2ce85c62cd7e9a608298e998330aeb7">
+  <xsd:schema xmlns:xsd="http://www.w3.org/2001/XMLSchema" xmlns:xs="http://www.w3.org/2001/XMLSchema" xmlns:p="http://schemas.microsoft.com/office/2006/metadata/properties" xmlns:ns2="ae81e17b-11c2-44ae-89e9-9ad5f5ff8880" targetNamespace="http://schemas.microsoft.com/office/2006/metadata/properties" ma:root="true" ma:fieldsID="1504f635df8bfa7d9525024d2d10bc95" ns2:_="">
+    <xsd:import namespace="ae81e17b-11c2-44ae-89e9-9ad5f5ff8880"/>
+    <xsd:element name="properties">
+      <xsd:complexType>
+        <xsd:sequence>
+          <xsd:element name="documentManagement">
+            <xsd:complexType>
+              <xsd:all>
+                <xsd:element ref="ns2:MediaServiceMetadata" minOccurs="0"/>
+                <xsd:element ref="ns2:MediaServiceFastMetadata" minOccurs="0"/>
+                <xsd:element ref="ns2:MediaServiceSearchProperties" minOccurs="0"/>
+                <xsd:element ref="ns2:MediaServiceDateTaken" minOccurs="0"/>
+                <xsd:element ref="ns2:lcf76f155ced4ddcb4097134ff3c332f" minOccurs="0"/>
+                <xsd:element ref="ns2:MediaServiceGenerationTime" minOccurs="0"/>
+                <xsd:element ref="ns2:MediaServiceEventHashCode" minOccurs="0"/>
+              </xsd:all>
+            </xsd:complexType>
+          </xsd:element>
+        </xsd:sequence>
+      </xsd:complexType>
+    </xsd:element>
+  </xsd:schema>
+  <xsd:schema xmlns:xsd="http://www.w3.org/2001/XMLSchema" xmlns:xs="http://www.w3.org/2001/XMLSchema" xmlns:dms="http://schemas.microsoft.com/office/2006/documentManagement/types" xmlns:pc="http://schemas.microsoft.com/office/infopath/2007/PartnerControls" targetNamespace="ae81e17b-11c2-44ae-89e9-9ad5f5ff8880" elementFormDefault="qualified">
+    <xsd:import namespace="http://schemas.microsoft.com/office/2006/documentManagement/types"/>
+    <xsd:import namespace="http://schemas.microsoft.com/office/infopath/2007/PartnerControls"/>
+    <xsd:element name="MediaServiceMetadata" ma:index="8" nillable="true" ma:displayName="MediaServiceMetadata" ma:hidden="true" ma:internalName="MediaServiceMetadata" ma:readOnly="true">
+      <xsd:simpleType>
+        <xsd:restriction base="dms:Note"/>
+      </xsd:simpleType>
+    </xsd:element>
+    <xsd:element name="MediaServiceFastMetadata" ma:index="9" nillable="true" ma:displayName="MediaServiceFastMetadata" ma:hidden="true" ma:internalName="MediaServiceFastMetadata" ma:readOnly="true">
+      <xsd:simpleType>
+        <xsd:restriction base="dms:Note"/>
+      </xsd:simpleType>
+    </xsd:element>
+    <xsd:element name="MediaServiceSearchProperties" ma:index="10" nillable="true" ma:displayName="MediaServiceSearchProperties" ma:hidden="true" ma:internalName="MediaServiceSearchProperties" ma:readOnly="true">
+      <xsd:simpleType>
+        <xsd:restriction base="dms:Note"/>
+      </xsd:simpleType>
+    </xsd:element>
+    <xsd:element name="MediaServiceDateTaken" ma:index="11" nillable="true" ma:displayName="MediaServiceDateTaken" ma:hidden="true" ma:indexed="true" ma:internalName="MediaServiceDateTaken" ma:readOnly="true">
+      <xsd:simpleType>
+        <xsd:restriction base="dms:Text"/>
+      </xsd:simpleType>
+    </xsd:element>
+    <xsd:element name="lcf76f155ced4ddcb4097134ff3c332f" ma:index="13" nillable="true" ma:taxonomy="true" ma:internalName="lcf76f155ced4ddcb4097134ff3c332f" ma:taxonomyFieldName="MediaServiceImageTags" ma:displayName="Image Tags" ma:readOnly="false" ma:fieldId="{5cf76f15-5ced-4ddc-b409-7134ff3c332f}" ma:taxonomyMulti="true" ma:sspId="c4ac2493-9f1f-4345-86a0-c36146f38f1d" ma:termSetId="09814cd3-568e-fe90-9814-8d621ff8fb84" ma:anchorId="fba54fb3-c3e1-fe81-a776-ca4b69148c4d" ma:open="true" ma:isKeyword="false">
+      <xsd:complexType>
+        <xsd:sequence>
+          <xsd:element ref="pc:Terms" minOccurs="0" maxOccurs="1"/>
+        </xsd:sequence>
+      </xsd:complexType>
+    </xsd:element>
+    <xsd:element name="MediaServiceGenerationTime" ma:index="14" nillable="true" ma:displayName="MediaServiceGenerationTime" ma:hidden="true" ma:internalName="MediaServiceGenerationTime" ma:readOnly="true">
+      <xsd:simpleType>
+        <xsd:restriction base="dms:Text"/>
+      </xsd:simpleType>
+    </xsd:element>
+    <xsd:element name="MediaServiceEventHashCode" ma:index="15" nillable="true" ma:displayName="MediaServiceEventHashCode" ma:hidden="true" ma:internalName="MediaServiceEventHashCode" ma:readOnly="true">
+      <xsd:simpleType>
+        <xsd:restriction base="dms:Text"/>
+      </xsd:simpleType>
+    </xsd:element>
+  </xsd:schema>
+  <xsd:schema xmlns="http://schemas.openxmlformats.org/package/2006/metadata/core-properties" xmlns:xsd="http://www.w3.org/2001/XMLSchema" xmlns:xsi="http://www.w3.org/2001/XMLSchema-instance" xmlns:dc="http://purl.org/dc/elements/1.1/" xmlns:dcterms="http://purl.org/dc/terms/" xmlns:odoc="http://schemas.microsoft.com/internal/obd" targetNamespace="http://schemas.openxmlformats.org/package/2006/metadata/core-properties" elementFormDefault="qualified" attributeFormDefault="unqualified" blockDefault="#all">
+    <xsd:import namespace="http://purl.org/dc/elements/1.1/" schemaLocation="http://dublincore.org/schemas/xmls/qdc/2003/04/02/dc.xsd"/>
+    <xsd:import namespace="http://purl.org/dc/terms/" schemaLocation="http://dublincore.org/schemas/xmls/qdc/2003/04/02/dcterms.xsd"/>
+    <xsd:element name="coreProperties" type="CT_coreProperties"/>
+    <xsd:complexType name="CT_coreProperties">
+      <xsd:all>
+        <xsd:element ref="dc:creator" minOccurs="0" maxOccurs="1"/>
+        <xsd:element ref="dcterms:created" minOccurs="0" maxOccurs="1"/>
+        <xsd:element ref="dc:identifier" minOccurs="0" maxOccurs="1"/>
+        <xsd:element name="contentType" minOccurs="0" maxOccurs="1" type="xsd:string" ma:index="0" ma:displayName="Content Type"/>
+        <xsd:element ref="dc:title" minOccurs="0" maxOccurs="1" ma:index="4" ma:displayName="Title"/>
+        <xsd:element ref="dc:subject" minOccurs="0" maxOccurs="1"/>
+        <xsd:element ref="dc:description" minOccurs="0" maxOccurs="1"/>
+        <xsd:element name="keywords" minOccurs="0" maxOccurs="1" type="xsd:string"/>
+        <xsd:element ref="dc:language" minOccurs="0" maxOccurs="1"/>
+        <xsd:element name="category" minOccurs="0" maxOccurs="1" type="xsd:string"/>
+        <xsd:element name="version" minOccurs="0" maxOccurs="1" type="xsd:string"/>
+        <xsd:element name="revision" minOccurs="0" maxOccurs="1" type="xsd:string">
+          <xsd:annotation>
+            <xsd:documentation>
+                        This value indicates the number of saves or revisions. The application is responsible for updating this value after each revision.
+                    </xsd:documentation>
+          </xsd:annotation>
+        </xsd:element>
+        <xsd:element name="lastModifiedBy" minOccurs="0" maxOccurs="1" type="xsd:string"/>
+        <xsd:element ref="dcterms:modified" minOccurs="0" maxOccurs="1"/>
+        <xsd:element name="contentStatus" minOccurs="0" maxOccurs="1" type="xsd:string"/>
+      </xsd:all>
+    </xsd:complexType>
+  </xsd:schema>
+  <xs:schema xmlns:pc="http://schemas.microsoft.com/office/infopath/2007/PartnerControls" xmlns:xs="http://www.w3.org/2001/XMLSchema" targetNamespace="http://schemas.microsoft.com/office/infopath/2007/PartnerControls" elementFormDefault="qualified" attributeFormDefault="unqualified">
+    <xs:element name="Person">
+      <xs:complexType>
+        <xs:sequence>
+          <xs:element ref="pc:DisplayName" minOccurs="0"/>
+          <xs:element ref="pc:AccountId" minOccurs="0"/>
+          <xs:element ref="pc:AccountType" minOccurs="0"/>
+        </xs:sequence>
+      </xs:complexType>
+    </xs:element>
+    <xs:element name="DisplayName" type="xs:string"/>
+    <xs:element name="AccountId" type="xs:string"/>
+    <xs:element name="AccountType" type="xs:string"/>
+    <xs:element name="BDCAssociatedEntity">
+      <xs:complexType>
+        <xs:sequence>
+          <xs:element ref="pc:BDCEntity" minOccurs="0" maxOccurs="unbounded"/>
+        </xs:sequence>
+        <xs:attribute ref="pc:EntityNamespace"/>
+        <xs:attribute ref="pc:EntityName"/>
+        <xs:attribute ref="pc:SystemInstanceName"/>
+        <xs:attribute ref="pc:AssociationName"/>
+      </xs:complexType>
+    </xs:element>
+    <xs:attribute name="EntityNamespace" type="xs:string"/>
+    <xs:attribute name="EntityName" type="xs:string"/>
+    <xs:attribute name="SystemInstanceName" type="xs:string"/>
+    <xs:attribute name="AssociationName" type="xs:string"/>
+    <xs:element name="BDCEntity">
+      <xs:complexType>
+        <xs:sequence>
+          <xs:element ref="pc:EntityDisplayName" minOccurs="0"/>
+          <xs:element ref="pc:EntityInstanceReference" minOccurs="0"/>
+          <xs:element ref="pc:EntityId1" minOccurs="0"/>
+          <xs:element ref="pc:EntityId2" minOccurs="0"/>
+          <xs:element ref="pc:EntityId3" minOccurs="0"/>
+          <xs:element ref="pc:EntityId4" minOccurs="0"/>
+          <xs:element ref="pc:EntityId5" minOccurs="0"/>
+        </xs:sequence>
+      </xs:complexType>
+    </xs:element>
+    <xs:element name="EntityDisplayName" type="xs:string"/>
+    <xs:element name="EntityInstanceReference" type="xs:string"/>
+    <xs:element name="EntityId1" type="xs:string"/>
+    <xs:element name="EntityId2" type="xs:string"/>
+    <xs:element name="EntityId3" type="xs:string"/>
+    <xs:element name="EntityId4" type="xs:string"/>
+    <xs:element name="EntityId5" type="xs:string"/>
+    <xs:element name="Terms">
+      <xs:complexType>
+        <xs:sequence>
+          <xs:element ref="pc:TermInfo" minOccurs="0" maxOccurs="unbounded"/>
+        </xs:sequence>
+      </xs:complexType>
+    </xs:element>
+    <xs:element name="TermInfo">
+      <xs:complexType>
+        <xs:sequence>
+          <xs:element ref="pc:TermName" minOccurs="0"/>
+          <xs:element ref="pc:TermId" minOccurs="0"/>
+        </xs:sequence>
+      </xs:complexType>
+    </xs:element>
+    <xs:element name="TermName" type="xs:string"/>
+    <xs:element name="TermId" type="xs:string"/>
+  </xs:schema>
+</ct:contentTypeSchema>
+</file>
+
+<file path=customXml/item2.xml><?xml version="1.0" encoding="utf-8"?>
+<?mso-contentType ?>
+<FormTemplates xmlns="http://schemas.microsoft.com/sharepoint/v3/contenttype/forms">
+  <Display>DocumentLibraryForm</Display>
+  <Edit>DocumentLibraryForm</Edit>
+  <New>DocumentLibraryForm</New>
+</FormTemplates>
+</file>
+
+<file path=customXml/item3.xml><?xml version="1.0" encoding="utf-8"?>
+<p:properties xmlns:p="http://schemas.microsoft.com/office/2006/metadata/properties" xmlns:xsi="http://www.w3.org/2001/XMLSchema-instance" xmlns:pc="http://schemas.microsoft.com/office/infopath/2007/PartnerControls">
+  <documentManagement>
+    <lcf76f155ced4ddcb4097134ff3c332f xmlns="ae81e17b-11c2-44ae-89e9-9ad5f5ff8880">
+      <Terms xmlns="http://schemas.microsoft.com/office/infopath/2007/PartnerControls"/>
+    </lcf76f155ced4ddcb4097134ff3c332f>
+  </documentManagement>
+</p:properties>
+</file>
+
+<file path=customXml/itemProps1.xml><?xml version="1.0" encoding="utf-8"?>
+<ds:datastoreItem xmlns:ds="http://schemas.openxmlformats.org/officeDocument/2006/customXml" ds:itemID="{C0537D71-8E85-4403-B070-31F5B68E0748}"/>
+</file>
+
+<file path=customXml/itemProps2.xml><?xml version="1.0" encoding="utf-8"?>
+<ds:datastoreItem xmlns:ds="http://schemas.openxmlformats.org/officeDocument/2006/customXml" ds:itemID="{8049247B-8B20-4A7E-B053-B1FB905637CF}"/>
+</file>
+
+<file path=customXml/itemProps3.xml><?xml version="1.0" encoding="utf-8"?>
+<ds:datastoreItem xmlns:ds="http://schemas.openxmlformats.org/officeDocument/2006/customXml" ds:itemID="{9BF970E9-28C0-4231-8CCA-8AF1DF919F9A}"/>
 </file>
--- a/Atana-Architecture-Pack-v1.0.docx
+++ b/Atana-Architecture-Pack-v1.0.docx
@@ -4385,199 +4385,4 @@
     </w:rPr>
   </w:style>
 </w:styles>
-</file>
-
-<file path=customXml/item1.xml><?xml version="1.0" encoding="utf-8"?>
-<ct:contentTypeSchema xmlns:ct="http://schemas.microsoft.com/office/2006/metadata/contentType" xmlns:ma="http://schemas.microsoft.com/office/2006/metadata/properties/metaAttributes" ct:_="" ma:_="" ma:contentTypeName="Document" ma:contentTypeID="0x0101008E3AE2BAD2C6FA4D8B4D95CE89FC31A3" ma:contentTypeVersion="8" ma:contentTypeDescription="Create a new document." ma:contentTypeScope="" ma:versionID="a2ce85c62cd7e9a608298e998330aeb7">
-  <xsd:schema xmlns:xsd="http://www.w3.org/2001/XMLSchema" xmlns:xs="http://www.w3.org/2001/XMLSchema" xmlns:p="http://schemas.microsoft.com/office/2006/metadata/properties" xmlns:ns2="ae81e17b-11c2-44ae-89e9-9ad5f5ff8880" targetNamespace="http://schemas.microsoft.com/office/2006/metadata/properties" ma:root="true" ma:fieldsID="1504f635df8bfa7d9525024d2d10bc95" ns2:_="">
-    <xsd:import namespace="ae81e17b-11c2-44ae-89e9-9ad5f5ff8880"/>
-    <xsd:element name="properties">
-      <xsd:complexType>
-        <xsd:sequence>
-          <xsd:element name="documentManagement">
-            <xsd:complexType>
-              <xsd:all>
-                <xsd:element ref="ns2:MediaServiceMetadata" minOccurs="0"/>
-                <xsd:element ref="ns2:MediaServiceFastMetadata" minOccurs="0"/>
-                <xsd:element ref="ns2:MediaServiceSearchProperties" minOccurs="0"/>
-                <xsd:element ref="ns2:MediaServiceDateTaken" minOccurs="0"/>
-                <xsd:element ref="ns2:lcf76f155ced4ddcb4097134ff3c332f" minOccurs="0"/>
-                <xsd:element ref="ns2:MediaServiceGenerationTime" minOccurs="0"/>
-                <xsd:element ref="ns2:MediaServiceEventHashCode" minOccurs="0"/>
-              </xsd:all>
-            </xsd:complexType>
-          </xsd:element>
-        </xsd:sequence>
-      </xsd:complexType>
-    </xsd:element>
-  </xsd:schema>
-  <xsd:schema xmlns:xsd="http://www.w3.org/2001/XMLSchema" xmlns:xs="http://www.w3.org/2001/XMLSchema" xmlns:dms="http://schemas.microsoft.com/office/2006/documentManagement/types" xmlns:pc="http://schemas.microsoft.com/office/infopath/2007/PartnerControls" targetNamespace="ae81e17b-11c2-44ae-89e9-9ad5f5ff8880" elementFormDefault="qualified">
-    <xsd:import namespace="http://schemas.microsoft.com/office/2006/documentManagement/types"/>
-    <xsd:import namespace="http://schemas.microsoft.com/office/infopath/2007/PartnerControls"/>
-    <xsd:element name="MediaServiceMetadata" ma:index="8" nillable="true" ma:displayName="MediaServiceMetadata" ma:hidden="true" ma:internalName="MediaServiceMetadata" ma:readOnly="true">
-      <xsd:simpleType>
-        <xsd:restriction base="dms:Note"/>
-      </xsd:simpleType>
-    </xsd:element>
-    <xsd:element name="MediaServiceFastMetadata" ma:index="9" nillable="true" ma:displayName="MediaServiceFastMetadata" ma:hidden="true" ma:internalName="MediaServiceFastMetadata" ma:readOnly="true">
-      <xsd:simpleType>
-        <xsd:restriction base="dms:Note"/>
-      </xsd:simpleType>
-    </xsd:element>
-    <xsd:element name="MediaServiceSearchProperties" ma:index="10" nillable="true" ma:displayName="MediaServiceSearchProperties" ma:hidden="true" ma:internalName="MediaServiceSearchProperties" ma:readOnly="true">
-      <xsd:simpleType>
-        <xsd:restriction base="dms:Note"/>
-      </xsd:simpleType>
-    </xsd:element>
-    <xsd:element name="MediaServiceDateTaken" ma:index="11" nillable="true" ma:displayName="MediaServiceDateTaken" ma:hidden="true" ma:indexed="true" ma:internalName="MediaServiceDateTaken" ma:readOnly="true">
-      <xsd:simpleType>
-        <xsd:restriction base="dms:Text"/>
-      </xsd:simpleType>
-    </xsd:element>
-    <xsd:element name="lcf76f155ced4ddcb4097134ff3c332f" ma:index="13" nillable="true" ma:taxonomy="true" ma:internalName="lcf76f155ced4ddcb4097134ff3c332f" ma:taxonomyFieldName="MediaServiceImageTags" ma:displayName="Image Tags" ma:readOnly="false" ma:fieldId="{5cf76f15-5ced-4ddc-b409-7134ff3c332f}" ma:taxonomyMulti="true" ma:sspId="c4ac2493-9f1f-4345-86a0-c36146f38f1d" ma:termSetId="09814cd3-568e-fe90-9814-8d621ff8fb84" ma:anchorId="fba54fb3-c3e1-fe81-a776-ca4b69148c4d" ma:open="true" ma:isKeyword="false">
-      <xsd:complexType>
-        <xsd:sequence>
-          <xsd:element ref="pc:Terms" minOccurs="0" maxOccurs="1"/>
-        </xsd:sequence>
-      </xsd:complexType>
-    </xsd:element>
-    <xsd:element name="MediaServiceGenerationTime" ma:index="14" nillable="true" ma:displayName="MediaServiceGenerationTime" ma:hidden="true" ma:internalName="MediaServiceGenerationTime" ma:readOnly="true">
-      <xsd:simpleType>
-        <xsd:restriction base="dms:Text"/>
-      </xsd:simpleType>
-    </xsd:element>
-    <xsd:element name="MediaServiceEventHashCode" ma:index="15" nillable="true" ma:displayName="MediaServiceEventHashCode" ma:hidden="true" ma:internalName="MediaServiceEventHashCode" ma:readOnly="true">
-      <xsd:simpleType>
-        <xsd:restriction base="dms:Text"/>
-      </xsd:simpleType>
-    </xsd:element>
-  </xsd:schema>
-  <xsd:schema xmlns="http://schemas.openxmlformats.org/package/2006/metadata/core-properties" xmlns:xsd="http://www.w3.org/2001/XMLSchema" xmlns:xsi="http://www.w3.org/2001/XMLSchema-instance" xmlns:dc="http://purl.org/dc/elements/1.1/" xmlns:dcterms="http://purl.org/dc/terms/" xmlns:odoc="http://schemas.microsoft.com/internal/obd" targetNamespace="http://schemas.openxmlformats.org/package/2006/metadata/core-properties" elementFormDefault="qualified" attributeFormDefault="unqualified" blockDefault="#all">
-    <xsd:import namespace="http://purl.org/dc/elements/1.1/" schemaLocation="http://dublincore.org/schemas/xmls/qdc/2003/04/02/dc.xsd"/>
-    <xsd:import namespace="http://purl.org/dc/terms/" schemaLocation="http://dublincore.org/schemas/xmls/qdc/2003/04/02/dcterms.xsd"/>
-    <xsd:element name="coreProperties" type="CT_coreProperties"/>
-    <xsd:complexType name="CT_coreProperties">
-      <xsd:all>
-        <xsd:element ref="dc:creator" minOccurs="0" maxOccurs="1"/>
-        <xsd:element ref="dcterms:created" minOccurs="0" maxOccurs="1"/>
-        <xsd:element ref="dc:identifier" minOccurs="0" maxOccurs="1"/>
-        <xsd:element name="contentType" minOccurs="0" maxOccurs="1" type="xsd:string" ma:index="0" ma:displayName="Content Type"/>
-        <xsd:element ref="dc:title" minOccurs="0" maxOccurs="1" ma:index="4" ma:displayName="Title"/>
-        <xsd:element ref="dc:subject" minOccurs="0" maxOccurs="1"/>
-        <xsd:element ref="dc:description" minOccurs="0" maxOccurs="1"/>
-        <xsd:element name="keywords" minOccurs="0" maxOccurs="1" type="xsd:string"/>
-        <xsd:element ref="dc:language" minOccurs="0" maxOccurs="1"/>
-        <xsd:element name="category" minOccurs="0" maxOccurs="1" type="xsd:string"/>
-        <xsd:element name="version" minOccurs="0" maxOccurs="1" type="xsd:string"/>
-        <xsd:element name="revision" minOccurs="0" maxOccurs="1" type="xsd:string">
-          <xsd:annotation>
-            <xsd:documentation>
-                        This value indicates the number of saves or revisions. The application is responsible for updating this value after each revision.
-                    </xsd:documentation>
-          </xsd:annotation>
-        </xsd:element>
-        <xsd:element name="lastModifiedBy" minOccurs="0" maxOccurs="1" type="xsd:string"/>
-        <xsd:element ref="dcterms:modified" minOccurs="0" maxOccurs="1"/>
-        <xsd:element name="contentStatus" minOccurs="0" maxOccurs="1" type="xsd:string"/>
-      </xsd:all>
-    </xsd:complexType>
-  </xsd:schema>
-  <xs:schema xmlns:pc="http://schemas.microsoft.com/office/infopath/2007/PartnerControls" xmlns:xs="http://www.w3.org/2001/XMLSchema" targetNamespace="http://schemas.microsoft.com/office/infopath/2007/PartnerControls" elementFormDefault="qualified" attributeFormDefault="unqualified">
-    <xs:element name="Person">
-      <xs:complexType>
-        <xs:sequence>
-          <xs:element ref="pc:DisplayName" minOccurs="0"/>
-          <xs:element ref="pc:AccountId" minOccurs="0"/>
-          <xs:element ref="pc:AccountType" minOccurs="0"/>
-        </xs:sequence>
-      </xs:complexType>
-    </xs:element>
-    <xs:element name="DisplayName" type="xs:string"/>
-    <xs:element name="AccountId" type="xs:string"/>
-    <xs:element name="AccountType" type="xs:string"/>
-    <xs:element name="BDCAssociatedEntity">
-      <xs:complexType>
-        <xs:sequence>
-          <xs:element ref="pc:BDCEntity" minOccurs="0" maxOccurs="unbounded"/>
-        </xs:sequence>
-        <xs:attribute ref="pc:EntityNamespace"/>
-        <xs:attribute ref="pc:EntityName"/>
-        <xs:attribute ref="pc:SystemInstanceName"/>
-        <xs:attribute ref="pc:AssociationName"/>
-      </xs:complexType>
-    </xs:element>
-    <xs:attribute name="EntityNamespace" type="xs:string"/>
-    <xs:attribute name="EntityName" type="xs:string"/>
-    <xs:attribute name="SystemInstanceName" type="xs:string"/>
-    <xs:attribute name="AssociationName" type="xs:string"/>
-    <xs:element name="BDCEntity">
-      <xs:complexType>
-        <xs:sequence>
-          <xs:element ref="pc:EntityDisplayName" minOccurs="0"/>
-          <xs:element ref="pc:EntityInstanceReference" minOccurs="0"/>
-          <xs:element ref="pc:EntityId1" minOccurs="0"/>
-          <xs:element ref="pc:EntityId2" minOccurs="0"/>
-          <xs:element ref="pc:EntityId3" minOccurs="0"/>
-          <xs:element ref="pc:EntityId4" minOccurs="0"/>
-          <xs:element ref="pc:EntityId5" minOccurs="0"/>
-        </xs:sequence>
-      </xs:complexType>
-    </xs:element>
-    <xs:element name="EntityDisplayName" type="xs:string"/>
-    <xs:element name="EntityInstanceReference" type="xs:string"/>
-    <xs:element name="EntityId1" type="xs:string"/>
-    <xs:element name="EntityId2" type="xs:string"/>
-    <xs:element name="EntityId3" type="xs:string"/>
-    <xs:element name="EntityId4" type="xs:string"/>
-    <xs:element name="EntityId5" type="xs:string"/>
-    <xs:element name="Terms">
-      <xs:complexType>
-        <xs:sequence>
-          <xs:element ref="pc:TermInfo" minOccurs="0" maxOccurs="unbounded"/>
-        </xs:sequence>
-      </xs:complexType>
-    </xs:element>
-    <xs:element name="TermInfo">
-      <xs:complexType>
-        <xs:sequence>
-          <xs:element ref="pc:TermName" minOccurs="0"/>
-          <xs:element ref="pc:TermId" minOccurs="0"/>
-        </xs:sequence>
-      </xs:complexType>
-    </xs:element>
-    <xs:element name="TermName" type="xs:string"/>
-    <xs:element name="TermId" type="xs:string"/>
-  </xs:schema>
-</ct:contentTypeSchema>
-</file>
-
-<file path=customXml/item2.xml><?xml version="1.0" encoding="utf-8"?>
-<?mso-contentType ?>
-<FormTemplates xmlns="http://schemas.microsoft.com/sharepoint/v3/contenttype/forms">
-  <Display>DocumentLibraryForm</Display>
-  <Edit>DocumentLibraryForm</Edit>
-  <New>DocumentLibraryForm</New>
-</FormTemplates>
-</file>
-
-<file path=customXml/item3.xml><?xml version="1.0" encoding="utf-8"?>
-<p:properties xmlns:p="http://schemas.microsoft.com/office/2006/metadata/properties" xmlns:xsi="http://www.w3.org/2001/XMLSchema-instance" xmlns:pc="http://schemas.microsoft.com/office/infopath/2007/PartnerControls">
-  <documentManagement>
-    <lcf76f155ced4ddcb4097134ff3c332f xmlns="ae81e17b-11c2-44ae-89e9-9ad5f5ff8880">
-      <Terms xmlns="http://schemas.microsoft.com/office/infopath/2007/PartnerControls"/>
-    </lcf76f155ced4ddcb4097134ff3c332f>
-  </documentManagement>
-</p:properties>
-</file>
-
-<file path=customXml/itemProps1.xml><?xml version="1.0" encoding="utf-8"?>
-<ds:datastoreItem xmlns:ds="http://schemas.openxmlformats.org/officeDocument/2006/customXml" ds:itemID="{C0537D71-8E85-4403-B070-31F5B68E0748}"/>
-</file>
-
-<file path=customXml/itemProps2.xml><?xml version="1.0" encoding="utf-8"?>
-<ds:datastoreItem xmlns:ds="http://schemas.openxmlformats.org/officeDocument/2006/customXml" ds:itemID="{8049247B-8B20-4A7E-B053-B1FB905637CF}"/>
-</file>
-
-<file path=customXml/itemProps3.xml><?xml version="1.0" encoding="utf-8"?>
-<ds:datastoreItem xmlns:ds="http://schemas.openxmlformats.org/officeDocument/2006/customXml" ds:itemID="{9BF970E9-28C0-4231-8CCA-8AF1DF919F9A}"/>
 </file>
--- a/Atana-Architecture-Pack-v1.0.docx
+++ b/Atana-Architecture-Pack-v1.0.docx
@@ -4385,4 +4385,199 @@
     </w:rPr>
   </w:style>
 </w:styles>
+</file>
+
+<file path=customXml/item1.xml><?xml version="1.0" encoding="utf-8"?>
+<ct:contentTypeSchema xmlns:ct="http://schemas.microsoft.com/office/2006/metadata/contentType" xmlns:ma="http://schemas.microsoft.com/office/2006/metadata/properties/metaAttributes" ct:_="" ma:_="" ma:contentTypeName="Document" ma:contentTypeID="0x0101008E3AE2BAD2C6FA4D8B4D95CE89FC31A3" ma:contentTypeVersion="8" ma:contentTypeDescription="Create a new document." ma:contentTypeScope="" ma:versionID="a2ce85c62cd7e9a608298e998330aeb7">
+  <xsd:schema xmlns:xsd="http://www.w3.org/2001/XMLSchema" xmlns:xs="http://www.w3.org/2001/XMLSchema" xmlns:p="http://schemas.microsoft.com/office/2006/metadata/properties" xmlns:ns2="ae81e17b-11c2-44ae-89e9-9ad5f5ff8880" targetNamespace="http://schemas.microsoft.com/office/2006/metadata/properties" ma:root="true" ma:fieldsID="1504f635df8bfa7d9525024d2d10bc95" ns2:_="">
+    <xsd:import namespace="ae81e17b-11c2-44ae-89e9-9ad5f5ff8880"/>
+    <xsd:element name="properties">
+      <xsd:complexType>
+        <xsd:sequence>
+          <xsd:element name="documentManagement">
+            <xsd:complexType>
+              <xsd:all>
+                <xsd:element ref="ns2:MediaServiceMetadata" minOccurs="0"/>
+                <xsd:element ref="ns2:MediaServiceFastMetadata" minOccurs="0"/>
+                <xsd:element ref="ns2:MediaServiceSearchProperties" minOccurs="0"/>
+                <xsd:element ref="ns2:MediaServiceDateTaken" minOccurs="0"/>
+                <xsd:element ref="ns2:lcf76f155ced4ddcb4097134ff3c332f" minOccurs="0"/>
+                <xsd:element ref="ns2:MediaServiceGenerationTime" minOccurs="0"/>
+                <xsd:element ref="ns2:MediaServiceEventHashCode" minOccurs="0"/>
+              </xsd:all>
+            </xsd:complexType>
+          </xsd:element>
+        </xsd:sequence>
+      </xsd:complexType>
+    </xsd:element>
+  </xsd:schema>
+  <xsd:schema xmlns:xsd="http://www.w3.org/2001/XMLSchema" xmlns:xs="http://www.w3.org/2001/XMLSchema" xmlns:dms="http://schemas.microsoft.com/office/2006/documentManagement/types" xmlns:pc="http://schemas.microsoft.com/office/infopath/2007/PartnerControls" targetNamespace="ae81e17b-11c2-44ae-89e9-9ad5f5ff8880" elementFormDefault="qualified">
+    <xsd:import namespace="http://schemas.microsoft.com/office/2006/documentManagement/types"/>
+    <xsd:import namespace="http://schemas.microsoft.com/office/infopath/2007/PartnerControls"/>
+    <xsd:element name="MediaServiceMetadata" ma:index="8" nillable="true" ma:displayName="MediaServiceMetadata" ma:hidden="true" ma:internalName="MediaServiceMetadata" ma:readOnly="true">
+      <xsd:simpleType>
+        <xsd:restriction base="dms:Note"/>
+      </xsd:simpleType>
+    </xsd:element>
+    <xsd:element name="MediaServiceFastMetadata" ma:index="9" nillable="true" ma:displayName="MediaServiceFastMetadata" ma:hidden="true" ma:internalName="MediaServiceFastMetadata" ma:readOnly="true">
+      <xsd:simpleType>
+        <xsd:restriction base="dms:Note"/>
+      </xsd:simpleType>
+    </xsd:element>
+    <xsd:element name="MediaServiceSearchProperties" ma:index="10" nillable="true" ma:displayName="MediaServiceSearchProperties" ma:hidden="true" ma:internalName="MediaServiceSearchProperties" ma:readOnly="true">
+      <xsd:simpleType>
+        <xsd:restriction base="dms:Note"/>
+      </xsd:simpleType>
+    </xsd:element>
+    <xsd:element name="MediaServiceDateTaken" ma:index="11" nillable="true" ma:displayName="MediaServiceDateTaken" ma:hidden="true" ma:indexed="true" ma:internalName="MediaServiceDateTaken" ma:readOnly="true">
+      <xsd:simpleType>
+        <xsd:restriction base="dms:Text"/>
+      </xsd:simpleType>
+    </xsd:element>
+    <xsd:element name="lcf76f155ced4ddcb4097134ff3c332f" ma:index="13" nillable="true" ma:taxonomy="true" ma:internalName="lcf76f155ced4ddcb4097134ff3c332f" ma:taxonomyFieldName="MediaServiceImageTags" ma:displayName="Image Tags" ma:readOnly="false" ma:fieldId="{5cf76f15-5ced-4ddc-b409-7134ff3c332f}" ma:taxonomyMulti="true" ma:sspId="c4ac2493-9f1f-4345-86a0-c36146f38f1d" ma:termSetId="09814cd3-568e-fe90-9814-8d621ff8fb84" ma:anchorId="fba54fb3-c3e1-fe81-a776-ca4b69148c4d" ma:open="true" ma:isKeyword="false">
+      <xsd:complexType>
+        <xsd:sequence>
+          <xsd:element ref="pc:Terms" minOccurs="0" maxOccurs="1"/>
+        </xsd:sequence>
+      </xsd:complexType>
+    </xsd:element>
+    <xsd:element name="MediaServiceGenerationTime" ma:index="14" nillable="true" ma:displayName="MediaServiceGenerationTime" ma:hidden="true" ma:internalName="MediaServiceGenerationTime" ma:readOnly="true">
+      <xsd:simpleType>
+        <xsd:restriction base="dms:Text"/>
+      </xsd:simpleType>
+    </xsd:element>
+    <xsd:element name="MediaServiceEventHashCode" ma:index="15" nillable="true" ma:displayName="MediaServiceEventHashCode" ma:hidden="true" ma:internalName="MediaServiceEventHashCode" ma:readOnly="true">
+      <xsd:simpleType>
+        <xsd:restriction base="dms:Text"/>
+      </xsd:simpleType>
+    </xsd:element>
+  </xsd:schema>
+  <xsd:schema xmlns="http://schemas.openxmlformats.org/package/2006/metadata/core-properties" xmlns:xsd="http://www.w3.org/2001/XMLSchema" xmlns:xsi="http://www.w3.org/2001/XMLSchema-instance" xmlns:dc="http://purl.org/dc/elements/1.1/" xmlns:dcterms="http://purl.org/dc/terms/" xmlns:odoc="http://schemas.microsoft.com/internal/obd" targetNamespace="http://schemas.openxmlformats.org/package/2006/metadata/core-properties" elementFormDefault="qualified" attributeFormDefault="unqualified" blockDefault="#all">
+    <xsd:import namespace="http://purl.org/dc/elements/1.1/" schemaLocation="http://dublincore.org/schemas/xmls/qdc/2003/04/02/dc.xsd"/>
+    <xsd:import namespace="http://purl.org/dc/terms/" schemaLocation="http://dublincore.org/schemas/xmls/qdc/2003/04/02/dcterms.xsd"/>
+    <xsd:element name="coreProperties" type="CT_coreProperties"/>
+    <xsd:complexType name="CT_coreProperties">
+      <xsd:all>
+        <xsd:element ref="dc:creator" minOccurs="0" maxOccurs="1"/>
+        <xsd:element ref="dcterms:created" minOccurs="0" maxOccurs="1"/>
+        <xsd:element ref="dc:identifier" minOccurs="0" maxOccurs="1"/>
+        <xsd:element name="contentType" minOccurs="0" maxOccurs="1" type="xsd:string" ma:index="0" ma:displayName="Content Type"/>
+        <xsd:element ref="dc:title" minOccurs="0" maxOccurs="1" ma:index="4" ma:displayName="Title"/>
+        <xsd:element ref="dc:subject" minOccurs="0" maxOccurs="1"/>
+        <xsd:element ref="dc:description" minOccurs="0" maxOccurs="1"/>
+        <xsd:element name="keywords" minOccurs="0" maxOccurs="1" type="xsd:string"/>
+        <xsd:element ref="dc:language" minOccurs="0" maxOccurs="1"/>
+        <xsd:element name="category" minOccurs="0" maxOccurs="1" type="xsd:string"/>
+        <xsd:element name="version" minOccurs="0" maxOccurs="1" type="xsd:string"/>
+        <xsd:element name="revision" minOccurs="0" maxOccurs="1" type="xsd:string">
+          <xsd:annotation>
+            <xsd:documentation>
+                        This value indicates the number of saves or revisions. The application is responsible for updating this value after each revision.
+                    </xsd:documentation>
+          </xsd:annotation>
+        </xsd:element>
+        <xsd:element name="lastModifiedBy" minOccurs="0" maxOccurs="1" type="xsd:string"/>
+        <xsd:element ref="dcterms:modified" minOccurs="0" maxOccurs="1"/>
+        <xsd:element name="contentStatus" minOccurs="0" maxOccurs="1" type="xsd:string"/>
+      </xsd:all>
+    </xsd:complexType>
+  </xsd:schema>
+  <xs:schema xmlns:pc="http://schemas.microsoft.com/office/infopath/2007/PartnerControls" xmlns:xs="http://www.w3.org/2001/XMLSchema" targetNamespace="http://schemas.microsoft.com/office/infopath/2007/PartnerControls" elementFormDefault="qualified" attributeFormDefault="unqualified">
+    <xs:element name="Person">
+      <xs:complexType>
+        <xs:sequence>
+          <xs:element ref="pc:DisplayName" minOccurs="0"/>
+          <xs:element ref="pc:AccountId" minOccurs="0"/>
+          <xs:element ref="pc:AccountType" minOccurs="0"/>
+        </xs:sequence>
+      </xs:complexType>
+    </xs:element>
+    <xs:element name="DisplayName" type="xs:string"/>
+    <xs:element name="AccountId" type="xs:string"/>
+    <xs:element name="AccountType" type="xs:string"/>
+    <xs:element name="BDCAssociatedEntity">
+      <xs:complexType>
+        <xs:sequence>
+          <xs:element ref="pc:BDCEntity" minOccurs="0" maxOccurs="unbounded"/>
+        </xs:sequence>
+        <xs:attribute ref="pc:EntityNamespace"/>
+        <xs:attribute ref="pc:EntityName"/>
+        <xs:attribute ref="pc:SystemInstanceName"/>
+        <xs:attribute ref="pc:AssociationName"/>
+      </xs:complexType>
+    </xs:element>
+    <xs:attribute name="EntityNamespace" type="xs:string"/>
+    <xs:attribute name="EntityName" type="xs:string"/>
+    <xs:attribute name="SystemInstanceName" type="xs:string"/>
+    <xs:attribute name="AssociationName" type="xs:string"/>
+    <xs:element name="BDCEntity">
+      <xs:complexType>
+        <xs:sequence>
+          <xs:element ref="pc:EntityDisplayName" minOccurs="0"/>
+          <xs:element ref="pc:EntityInstanceReference" minOccurs="0"/>
+          <xs:element ref="pc:EntityId1" minOccurs="0"/>
+          <xs:element ref="pc:EntityId2" minOccurs="0"/>
+          <xs:element ref="pc:EntityId3" minOccurs="0"/>
+          <xs:element ref="pc:EntityId4" minOccurs="0"/>
+          <xs:element ref="pc:EntityId5" minOccurs="0"/>
+        </xs:sequence>
+      </xs:complexType>
+    </xs:element>
+    <xs:element name="EntityDisplayName" type="xs:string"/>
+    <xs:element name="EntityInstanceReference" type="xs:string"/>
+    <xs:element name="EntityId1" type="xs:string"/>
+    <xs:element name="EntityId2" type="xs:string"/>
+    <xs:element name="EntityId3" type="xs:string"/>
+    <xs:element name="EntityId4" type="xs:string"/>
+    <xs:element name="EntityId5" type="xs:string"/>
+    <xs:element name="Terms">
+      <xs:complexType>
+        <xs:sequence>
+          <xs:element ref="pc:TermInfo" minOccurs="0" maxOccurs="unbounded"/>
+        </xs:sequence>
+      </xs:complexType>
+    </xs:element>
+    <xs:element name="TermInfo">
+      <xs:complexType>
+        <xs:sequence>
+          <xs:element ref="pc:TermName" minOccurs="0"/>
+          <xs:element ref="pc:TermId" minOccurs="0"/>
+        </xs:sequence>
+      </xs:complexType>
+    </xs:element>
+    <xs:element name="TermName" type="xs:string"/>
+    <xs:element name="TermId" type="xs:string"/>
+  </xs:schema>
+</ct:contentTypeSchema>
+</file>
+
+<file path=customXml/item2.xml><?xml version="1.0" encoding="utf-8"?>
+<?mso-contentType ?>
+<FormTemplates xmlns="http://schemas.microsoft.com/sharepoint/v3/contenttype/forms">
+  <Display>DocumentLibraryForm</Display>
+  <Edit>DocumentLibraryForm</Edit>
+  <New>DocumentLibraryForm</New>
+</FormTemplates>
+</file>
+
+<file path=customXml/item3.xml><?xml version="1.0" encoding="utf-8"?>
+<p:properties xmlns:p="http://schemas.microsoft.com/office/2006/metadata/properties" xmlns:xsi="http://www.w3.org/2001/XMLSchema-instance" xmlns:pc="http://schemas.microsoft.com/office/infopath/2007/PartnerControls">
+  <documentManagement>
+    <lcf76f155ced4ddcb4097134ff3c332f xmlns="ae81e17b-11c2-44ae-89e9-9ad5f5ff8880">
+      <Terms xmlns="http://schemas.microsoft.com/office/infopath/2007/PartnerControls"/>
+    </lcf76f155ced4ddcb4097134ff3c332f>
+  </documentManagement>
+</p:properties>
+</file>
+
+<file path=customXml/itemProps1.xml><?xml version="1.0" encoding="utf-8"?>
+<ds:datastoreItem xmlns:ds="http://schemas.openxmlformats.org/officeDocument/2006/customXml" ds:itemID="{F27707B2-EEB3-4E8C-8671-65BA245679AB}"/>
+</file>
+
+<file path=customXml/itemProps2.xml><?xml version="1.0" encoding="utf-8"?>
+<ds:datastoreItem xmlns:ds="http://schemas.openxmlformats.org/officeDocument/2006/customXml" ds:itemID="{8C91D715-DDF2-46B5-BF99-C10965935A9E}"/>
+</file>
+
+<file path=customXml/itemProps3.xml><?xml version="1.0" encoding="utf-8"?>
+<ds:datastoreItem xmlns:ds="http://schemas.openxmlformats.org/officeDocument/2006/customXml" ds:itemID="{5EBB0FA7-7F89-4A61-A339-29624C681BD8}"/>
 </file>
--- a/Atana-Architecture-Pack-v1.0.docx
+++ b/Atana-Architecture-Pack-v1.0.docx
@@ -4385,199 +4385,4 @@
     </w:rPr>
   </w:style>
 </w:styles>
-</file>
-
-<file path=customXml/item1.xml><?xml version="1.0" encoding="utf-8"?>
-<ct:contentTypeSchema xmlns:ct="http://schemas.microsoft.com/office/2006/metadata/contentType" xmlns:ma="http://schemas.microsoft.com/office/2006/metadata/properties/metaAttributes" ct:_="" ma:_="" ma:contentTypeName="Document" ma:contentTypeID="0x0101008E3AE2BAD2C6FA4D8B4D95CE89FC31A3" ma:contentTypeVersion="8" ma:contentTypeDescription="Create a new document." ma:contentTypeScope="" ma:versionID="a2ce85c62cd7e9a608298e998330aeb7">
-  <xsd:schema xmlns:xsd="http://www.w3.org/2001/XMLSchema" xmlns:xs="http://www.w3.org/2001/XMLSchema" xmlns:p="http://schemas.microsoft.com/office/2006/metadata/properties" xmlns:ns2="ae81e17b-11c2-44ae-89e9-9ad5f5ff8880" targetNamespace="http://schemas.microsoft.com/office/2006/metadata/properties" ma:root="true" ma:fieldsID="1504f635df8bfa7d9525024d2d10bc95" ns2:_="">
-    <xsd:import namespace="ae81e17b-11c2-44ae-89e9-9ad5f5ff8880"/>
-    <xsd:element name="properties">
-      <xsd:complexType>
-        <xsd:sequence>
-          <xsd:element name="documentManagement">
-            <xsd:complexType>
-              <xsd:all>
-                <xsd:element ref="ns2:MediaServiceMetadata" minOccurs="0"/>
-                <xsd:element ref="ns2:MediaServiceFastMetadata" minOccurs="0"/>
-                <xsd:element ref="ns2:MediaServiceSearchProperties" minOccurs="0"/>
-                <xsd:element ref="ns2:MediaServiceDateTaken" minOccurs="0"/>
-                <xsd:element ref="ns2:lcf76f155ced4ddcb4097134ff3c332f" minOccurs="0"/>
-                <xsd:element ref="ns2:MediaServiceGenerationTime" minOccurs="0"/>
-                <xsd:element ref="ns2:MediaServiceEventHashCode" minOccurs="0"/>
-              </xsd:all>
-            </xsd:complexType>
-          </xsd:element>
-        </xsd:sequence>
-      </xsd:complexType>
-    </xsd:element>
-  </xsd:schema>
-  <xsd:schema xmlns:xsd="http://www.w3.org/2001/XMLSchema" xmlns:xs="http://www.w3.org/2001/XMLSchema" xmlns:dms="http://schemas.microsoft.com/office/2006/documentManagement/types" xmlns:pc="http://schemas.microsoft.com/office/infopath/2007/PartnerControls" targetNamespace="ae81e17b-11c2-44ae-89e9-9ad5f5ff8880" elementFormDefault="qualified">
-    <xsd:import namespace="http://schemas.microsoft.com/office/2006/documentManagement/types"/>
-    <xsd:import namespace="http://schemas.microsoft.com/office/infopath/2007/PartnerControls"/>
-    <xsd:element name="MediaServiceMetadata" ma:index="8" nillable="true" ma:displayName="MediaServiceMetadata" ma:hidden="true" ma:internalName="MediaServiceMetadata" ma:readOnly="true">
-      <xsd:simpleType>
-        <xsd:restriction base="dms:Note"/>
-      </xsd:simpleType>
-    </xsd:element>
-    <xsd:element name="MediaServiceFastMetadata" ma:index="9" nillable="true" ma:displayName="MediaServiceFastMetadata" ma:hidden="true" ma:internalName="MediaServiceFastMetadata" ma:readOnly="true">
-      <xsd:simpleType>
-        <xsd:restriction base="dms:Note"/>
-      </xsd:simpleType>
-    </xsd:element>
-    <xsd:element name="MediaServiceSearchProperties" ma:index="10" nillable="true" ma:displayName="MediaServiceSearchProperties" ma:hidden="true" ma:internalName="MediaServiceSearchProperties" ma:readOnly="true">
-      <xsd:simpleType>
-        <xsd:restriction base="dms:Note"/>
-      </xsd:simpleType>
-    </xsd:element>
-    <xsd:element name="MediaServiceDateTaken" ma:index="11" nillable="true" ma:displayName="MediaServiceDateTaken" ma:hidden="true" ma:indexed="true" ma:internalName="MediaServiceDateTaken" ma:readOnly="true">
-      <xsd:simpleType>
-        <xsd:restriction base="dms:Text"/>
-      </xsd:simpleType>
-    </xsd:element>
-    <xsd:element name="lcf76f155ced4ddcb4097134ff3c332f" ma:index="13" nillable="true" ma:taxonomy="true" ma:internalName="lcf76f155ced4ddcb4097134ff3c332f" ma:taxonomyFieldName="MediaServiceImageTags" ma:displayName="Image Tags" ma:readOnly="false" ma:fieldId="{5cf76f15-5ced-4ddc-b409-7134ff3c332f}" ma:taxonomyMulti="true" ma:sspId="c4ac2493-9f1f-4345-86a0-c36146f38f1d" ma:termSetId="09814cd3-568e-fe90-9814-8d621ff8fb84" ma:anchorId="fba54fb3-c3e1-fe81-a776-ca4b69148c4d" ma:open="true" ma:isKeyword="false">
-      <xsd:complexType>
-        <xsd:sequence>
-          <xsd:element ref="pc:Terms" minOccurs="0" maxOccurs="1"/>
-        </xsd:sequence>
-      </xsd:complexType>
-    </xsd:element>
-    <xsd:element name="MediaServiceGenerationTime" ma:index="14" nillable="true" ma:displayName="MediaServiceGenerationTime" ma:hidden="true" ma:internalName="MediaServiceGenerationTime" ma:readOnly="true">
-      <xsd:simpleType>
-        <xsd:restriction base="dms:Text"/>
-      </xsd:simpleType>
-    </xsd:element>
-    <xsd:element name="MediaServiceEventHashCode" ma:index="15" nillable="true" ma:displayName="MediaServiceEventHashCode" ma:hidden="true" ma:internalName="MediaServiceEventHashCode" ma:readOnly="true">
-      <xsd:simpleType>
-        <xsd:restriction base="dms:Text"/>
-      </xsd:simpleType>
-    </xsd:element>
-  </xsd:schema>
-  <xsd:schema xmlns="http://schemas.openxmlformats.org/package/2006/metadata/core-properties" xmlns:xsd="http://www.w3.org/2001/XMLSchema" xmlns:xsi="http://www.w3.org/2001/XMLSchema-instance" xmlns:dc="http://purl.org/dc/elements/1.1/" xmlns:dcterms="http://purl.org/dc/terms/" xmlns:odoc="http://schemas.microsoft.com/internal/obd" targetNamespace="http://schemas.openxmlformats.org/package/2006/metadata/core-properties" elementFormDefault="qualified" attributeFormDefault="unqualified" blockDefault="#all">
-    <xsd:import namespace="http://purl.org/dc/elements/1.1/" schemaLocation="http://dublincore.org/schemas/xmls/qdc/2003/04/02/dc.xsd"/>
-    <xsd:import namespace="http://purl.org/dc/terms/" schemaLocation="http://dublincore.org/schemas/xmls/qdc/2003/04/02/dcterms.xsd"/>
-    <xsd:element name="coreProperties" type="CT_coreProperties"/>
-    <xsd:complexType name="CT_coreProperties">
-      <xsd:all>
-        <xsd:element ref="dc:creator" minOccurs="0" maxOccurs="1"/>
-        <xsd:element ref="dcterms:created" minOccurs="0" maxOccurs="1"/>
-        <xsd:element ref="dc:identifier" minOccurs="0" maxOccurs="1"/>
-        <xsd:element name="contentType" minOccurs="0" maxOccurs="1" type="xsd:string" ma:index="0" ma:displayName="Content Type"/>
-        <xsd:element ref="dc:title" minOccurs="0" maxOccurs="1" ma:index="4" ma:displayName="Title"/>
-        <xsd:element ref="dc:subject" minOccurs="0" maxOccurs="1"/>
-        <xsd:element ref="dc:description" minOccurs="0" maxOccurs="1"/>
-        <xsd:element name="keywords" minOccurs="0" maxOccurs="1" type="xsd:string"/>
-        <xsd:element ref="dc:language" minOccurs="0" maxOccurs="1"/>
-        <xsd:element name="category" minOccurs="0" maxOccurs="1" type="xsd:string"/>
-        <xsd:element name="version" minOccurs="0" maxOccurs="1" type="xsd:string"/>
-        <xsd:element name="revision" minOccurs="0" maxOccurs="1" type="xsd:string">
-          <xsd:annotation>
-            <xsd:documentation>
-                        This value indicates the number of saves or revisions. The application is responsible for updating this value after each revision.
-                    </xsd:documentation>
-          </xsd:annotation>
-        </xsd:element>
-        <xsd:element name="lastModifiedBy" minOccurs="0" maxOccurs="1" type="xsd:string"/>
-        <xsd:element ref="dcterms:modified" minOccurs="0" maxOccurs="1"/>
-        <xsd:element name="contentStatus" minOccurs="0" maxOccurs="1" type="xsd:string"/>
-      </xsd:all>
-    </xsd:complexType>
-  </xsd:schema>
-  <xs:schema xmlns:pc="http://schemas.microsoft.com/office/infopath/2007/PartnerControls" xmlns:xs="http://www.w3.org/2001/XMLSchema" targetNamespace="http://schemas.microsoft.com/office/infopath/2007/PartnerControls" elementFormDefault="qualified" attributeFormDefault="unqualified">
-    <xs:element name="Person">
-      <xs:complexType>
-        <xs:sequence>
-          <xs:element ref="pc:DisplayName" minOccurs="0"/>
-          <xs:element ref="pc:AccountId" minOccurs="0"/>
-          <xs:element ref="pc:AccountType" minOccurs="0"/>
-        </xs:sequence>
-      </xs:complexType>
-    </xs:element>
-    <xs:element name="DisplayName" type="xs:string"/>
-    <xs:element name="AccountId" type="xs:string"/>
-    <xs:element name="AccountType" type="xs:string"/>
-    <xs:element name="BDCAssociatedEntity">
-      <xs:complexType>
-        <xs:sequence>
-          <xs:element ref="pc:BDCEntity" minOccurs="0" maxOccurs="unbounded"/>
-        </xs:sequence>
-        <xs:attribute ref="pc:EntityNamespace"/>
-        <xs:attribute ref="pc:EntityName"/>
-        <xs:attribute ref="pc:SystemInstanceName"/>
-        <xs:attribute ref="pc:AssociationName"/>
-      </xs:complexType>
-    </xs:element>
-    <xs:attribute name="EntityNamespace" type="xs:string"/>
-    <xs:attribute name="EntityName" type="xs:string"/>
-    <xs:attribute name="SystemInstanceName" type="xs:string"/>
-    <xs:attribute name="AssociationName" type="xs:string"/>
-    <xs:element name="BDCEntity">
-      <xs:complexType>
-        <xs:sequence>
-          <xs:element ref="pc:EntityDisplayName" minOccurs="0"/>
-          <xs:element ref="pc:EntityInstanceReference" minOccurs="0"/>
-          <xs:element ref="pc:EntityId1" minOccurs="0"/>
-          <xs:element ref="pc:EntityId2" minOccurs="0"/>
-          <xs:element ref="pc:EntityId3" minOccurs="0"/>
-          <xs:element ref="pc:EntityId4" minOccurs="0"/>
-          <xs:element ref="pc:EntityId5" minOccurs="0"/>
-        </xs:sequence>
-      </xs:complexType>
-    </xs:element>
-    <xs:element name="EntityDisplayName" type="xs:string"/>
-    <xs:element name="EntityInstanceReference" type="xs:string"/>
-    <xs:element name="EntityId1" type="xs:string"/>
-    <xs:element name="EntityId2" type="xs:string"/>
-    <xs:element name="EntityId3" type="xs:string"/>
-    <xs:element name="EntityId4" type="xs:string"/>
-    <xs:element name="EntityId5" type="xs:string"/>
-    <xs:element name="Terms">
-      <xs:complexType>
-        <xs:sequence>
-          <xs:element ref="pc:TermInfo" minOccurs="0" maxOccurs="unbounded"/>
-        </xs:sequence>
-      </xs:complexType>
-    </xs:element>
-    <xs:element name="TermInfo">
-      <xs:complexType>
-        <xs:sequence>
-          <xs:element ref="pc:TermName" minOccurs="0"/>
-          <xs:element ref="pc:TermId" minOccurs="0"/>
-        </xs:sequence>
-      </xs:complexType>
-    </xs:element>
-    <xs:element name="TermName" type="xs:string"/>
-    <xs:element name="TermId" type="xs:string"/>
-  </xs:schema>
-</ct:contentTypeSchema>
-</file>
-
-<file path=customXml/item2.xml><?xml version="1.0" encoding="utf-8"?>
-<?mso-contentType ?>
-<FormTemplates xmlns="http://schemas.microsoft.com/sharepoint/v3/contenttype/forms">
-  <Display>DocumentLibraryForm</Display>
-  <Edit>DocumentLibraryForm</Edit>
-  <New>DocumentLibraryForm</New>
-</FormTemplates>
-</file>
-
-<file path=customXml/item3.xml><?xml version="1.0" encoding="utf-8"?>
-<p:properties xmlns:p="http://schemas.microsoft.com/office/2006/metadata/properties" xmlns:xsi="http://www.w3.org/2001/XMLSchema-instance" xmlns:pc="http://schemas.microsoft.com/office/infopath/2007/PartnerControls">
-  <documentManagement>
-    <lcf76f155ced4ddcb4097134ff3c332f xmlns="ae81e17b-11c2-44ae-89e9-9ad5f5ff8880">
-      <Terms xmlns="http://schemas.microsoft.com/office/infopath/2007/PartnerControls"/>
-    </lcf76f155ced4ddcb4097134ff3c332f>
-  </documentManagement>
-</p:properties>
-</file>
-
-<file path=customXml/itemProps1.xml><?xml version="1.0" encoding="utf-8"?>
-<ds:datastoreItem xmlns:ds="http://schemas.openxmlformats.org/officeDocument/2006/customXml" ds:itemID="{F27707B2-EEB3-4E8C-8671-65BA245679AB}"/>
-</file>
-
-<file path=customXml/itemProps2.xml><?xml version="1.0" encoding="utf-8"?>
-<ds:datastoreItem xmlns:ds="http://schemas.openxmlformats.org/officeDocument/2006/customXml" ds:itemID="{8C91D715-DDF2-46B5-BF99-C10965935A9E}"/>
-</file>
-
-<file path=customXml/itemProps3.xml><?xml version="1.0" encoding="utf-8"?>
-<ds:datastoreItem xmlns:ds="http://schemas.openxmlformats.org/officeDocument/2006/customXml" ds:itemID="{5EBB0FA7-7F89-4A61-A339-29624C681BD8}"/>
 </file>
--- a/Atana-Architecture-Pack-v1.0.docx
+++ b/Atana-Architecture-Pack-v1.0.docx
@@ -4385,4 +4385,199 @@
     </w:rPr>
   </w:style>
 </w:styles>
+</file>
+
+<file path=customXml/item1.xml><?xml version="1.0" encoding="utf-8"?>
+<ct:contentTypeSchema xmlns:ct="http://schemas.microsoft.com/office/2006/metadata/contentType" xmlns:ma="http://schemas.microsoft.com/office/2006/metadata/properties/metaAttributes" ct:_="" ma:_="" ma:contentTypeName="Document" ma:contentTypeID="0x0101008E3AE2BAD2C6FA4D8B4D95CE89FC31A3" ma:contentTypeVersion="8" ma:contentTypeDescription="Create a new document." ma:contentTypeScope="" ma:versionID="a2ce85c62cd7e9a608298e998330aeb7">
+  <xsd:schema xmlns:xsd="http://www.w3.org/2001/XMLSchema" xmlns:xs="http://www.w3.org/2001/XMLSchema" xmlns:p="http://schemas.microsoft.com/office/2006/metadata/properties" xmlns:ns2="ae81e17b-11c2-44ae-89e9-9ad5f5ff8880" targetNamespace="http://schemas.microsoft.com/office/2006/metadata/properties" ma:root="true" ma:fieldsID="1504f635df8bfa7d9525024d2d10bc95" ns2:_="">
+    <xsd:import namespace="ae81e17b-11c2-44ae-89e9-9ad5f5ff8880"/>
+    <xsd:element name="properties">
+      <xsd:complexType>
+        <xsd:sequence>
+          <xsd:element name="documentManagement">
+            <xsd:complexType>
+              <xsd:all>
+                <xsd:element ref="ns2:MediaServiceMetadata" minOccurs="0"/>
+                <xsd:element ref="ns2:MediaServiceFastMetadata" minOccurs="0"/>
+                <xsd:element ref="ns2:MediaServiceSearchProperties" minOccurs="0"/>
+                <xsd:element ref="ns2:MediaServiceDateTaken" minOccurs="0"/>
+                <xsd:element ref="ns2:lcf76f155ced4ddcb4097134ff3c332f" minOccurs="0"/>
+                <xsd:element ref="ns2:MediaServiceGenerationTime" minOccurs="0"/>
+                <xsd:element ref="ns2:MediaServiceEventHashCode" minOccurs="0"/>
+              </xsd:all>
+            </xsd:complexType>
+          </xsd:element>
+        </xsd:sequence>
+      </xsd:complexType>
+    </xsd:element>
+  </xsd:schema>
+  <xsd:schema xmlns:xsd="http://www.w3.org/2001/XMLSchema" xmlns:xs="http://www.w3.org/2001/XMLSchema" xmlns:dms="http://schemas.microsoft.com/office/2006/documentManagement/types" xmlns:pc="http://schemas.microsoft.com/office/infopath/2007/PartnerControls" targetNamespace="ae81e17b-11c2-44ae-89e9-9ad5f5ff8880" elementFormDefault="qualified">
+    <xsd:import namespace="http://schemas.microsoft.com/office/2006/documentManagement/types"/>
+    <xsd:import namespace="http://schemas.microsoft.com/office/infopath/2007/PartnerControls"/>
+    <xsd:element name="MediaServiceMetadata" ma:index="8" nillable="true" ma:displayName="MediaServiceMetadata" ma:hidden="true" ma:internalName="MediaServiceMetadata" ma:readOnly="true">
+      <xsd:simpleType>
+        <xsd:restriction base="dms:Note"/>
+      </xsd:simpleType>
+    </xsd:element>
+    <xsd:element name="MediaServiceFastMetadata" ma:index="9" nillable="true" ma:displayName="MediaServiceFastMetadata" ma:hidden="true" ma:internalName="MediaServiceFastMetadata" ma:readOnly="true">
+      <xsd:simpleType>
+        <xsd:restriction base="dms:Note"/>
+      </xsd:simpleType>
+    </xsd:element>
+    <xsd:element name="MediaServiceSearchProperties" ma:index="10" nillable="true" ma:displayName="MediaServiceSearchProperties" ma:hidden="true" ma:internalName="MediaServiceSearchProperties" ma:readOnly="true">
+      <xsd:simpleType>
+        <xsd:restriction base="dms:Note"/>
+      </xsd:simpleType>
+    </xsd:element>
+    <xsd:element name="MediaServiceDateTaken" ma:index="11" nillable="true" ma:displayName="MediaServiceDateTaken" ma:hidden="true" ma:indexed="true" ma:internalName="MediaServiceDateTaken" ma:readOnly="true">
+      <xsd:simpleType>
+        <xsd:restriction base="dms:Text"/>
+      </xsd:simpleType>
+    </xsd:element>
+    <xsd:element name="lcf76f155ced4ddcb4097134ff3c332f" ma:index="13" nillable="true" ma:taxonomy="true" ma:internalName="lcf76f155ced4ddcb4097134ff3c332f" ma:taxonomyFieldName="MediaServiceImageTags" ma:displayName="Image Tags" ma:readOnly="false" ma:fieldId="{5cf76f15-5ced-4ddc-b409-7134ff3c332f}" ma:taxonomyMulti="true" ma:sspId="c4ac2493-9f1f-4345-86a0-c36146f38f1d" ma:termSetId="09814cd3-568e-fe90-9814-8d621ff8fb84" ma:anchorId="fba54fb3-c3e1-fe81-a776-ca4b69148c4d" ma:open="true" ma:isKeyword="false">
+      <xsd:complexType>
+        <xsd:sequence>
+          <xsd:element ref="pc:Terms" minOccurs="0" maxOccurs="1"/>
+        </xsd:sequence>
+      </xsd:complexType>
+    </xsd:element>
+    <xsd:element name="MediaServiceGenerationTime" ma:index="14" nillable="true" ma:displayName="MediaServiceGenerationTime" ma:hidden="true" ma:internalName="MediaServiceGenerationTime" ma:readOnly="true">
+      <xsd:simpleType>
+        <xsd:restriction base="dms:Text"/>
+      </xsd:simpleType>
+    </xsd:element>
+    <xsd:element name="MediaServiceEventHashCode" ma:index="15" nillable="true" ma:displayName="MediaServiceEventHashCode" ma:hidden="true" ma:internalName="MediaServiceEventHashCode" ma:readOnly="true">
+      <xsd:simpleType>
+        <xsd:restriction base="dms:Text"/>
+      </xsd:simpleType>
+    </xsd:element>
+  </xsd:schema>
+  <xsd:schema xmlns="http://schemas.openxmlformats.org/package/2006/metadata/core-properties" xmlns:xsd="http://www.w3.org/2001/XMLSchema" xmlns:xsi="http://www.w3.org/2001/XMLSchema-instance" xmlns:dc="http://purl.org/dc/elements/1.1/" xmlns:dcterms="http://purl.org/dc/terms/" xmlns:odoc="http://schemas.microsoft.com/internal/obd" targetNamespace="http://schemas.openxmlformats.org/package/2006/metadata/core-properties" elementFormDefault="qualified" attributeFormDefault="unqualified" blockDefault="#all">
+    <xsd:import namespace="http://purl.org/dc/elements/1.1/" schemaLocation="http://dublincore.org/schemas/xmls/qdc/2003/04/02/dc.xsd"/>
+    <xsd:import namespace="http://purl.org/dc/terms/" schemaLocation="http://dublincore.org/schemas/xmls/qdc/2003/04/02/dcterms.xsd"/>
+    <xsd:element name="coreProperties" type="CT_coreProperties"/>
+    <xsd:complexType name="CT_coreProperties">
+      <xsd:all>
+        <xsd:element ref="dc:creator" minOccurs="0" maxOccurs="1"/>
+        <xsd:element ref="dcterms:created" minOccurs="0" maxOccurs="1"/>
+        <xsd:element ref="dc:identifier" minOccurs="0" maxOccurs="1"/>
+        <xsd:element name="contentType" minOccurs="0" maxOccurs="1" type="xsd:string" ma:index="0" ma:displayName="Content Type"/>
+        <xsd:element ref="dc:title" minOccurs="0" maxOccurs="1" ma:index="4" ma:displayName="Title"/>
+        <xsd:element ref="dc:subject" minOccurs="0" maxOccurs="1"/>
+        <xsd:element ref="dc:description" minOccurs="0" maxOccurs="1"/>
+        <xsd:element name="keywords" minOccurs="0" maxOccurs="1" type="xsd:string"/>
+        <xsd:element ref="dc:language" minOccurs="0" maxOccurs="1"/>
+        <xsd:element name="category" minOccurs="0" maxOccurs="1" type="xsd:string"/>
+        <xsd:element name="version" minOccurs="0" maxOccurs="1" type="xsd:string"/>
+        <xsd:element name="revision" minOccurs="0" maxOccurs="1" type="xsd:string">
+          <xsd:annotation>
+            <xsd:documentation>
+                        This value indicates the number of saves or revisions. The application is responsible for updating this value after each revision.
+                    </xsd:documentation>
+          </xsd:annotation>
+        </xsd:element>
+        <xsd:element name="lastModifiedBy" minOccurs="0" maxOccurs="1" type="xsd:string"/>
+        <xsd:element ref="dcterms:modified" minOccurs="0" maxOccurs="1"/>
+        <xsd:element name="contentStatus" minOccurs="0" maxOccurs="1" type="xsd:string"/>
+      </xsd:all>
+    </xsd:complexType>
+  </xsd:schema>
+  <xs:schema xmlns:pc="http://schemas.microsoft.com/office/infopath/2007/PartnerControls" xmlns:xs="http://www.w3.org/2001/XMLSchema" targetNamespace="http://schemas.microsoft.com/office/infopath/2007/PartnerControls" elementFormDefault="qualified" attributeFormDefault="unqualified">
+    <xs:element name="Person">
+      <xs:complexType>
+        <xs:sequence>
+          <xs:element ref="pc:DisplayName" minOccurs="0"/>
+          <xs:element ref="pc:AccountId" minOccurs="0"/>
+          <xs:element ref="pc:AccountType" minOccurs="0"/>
+        </xs:sequence>
+      </xs:complexType>
+    </xs:element>
+    <xs:element name="DisplayName" type="xs:string"/>
+    <xs:element name="AccountId" type="xs:string"/>
+    <xs:element name="AccountType" type="xs:string"/>
+    <xs:element name="BDCAssociatedEntity">
+      <xs:complexType>
+        <xs:sequence>
+          <xs:element ref="pc:BDCEntity" minOccurs="0" maxOccurs="unbounded"/>
+        </xs:sequence>
+        <xs:attribute ref="pc:EntityNamespace"/>
+        <xs:attribute ref="pc:EntityName"/>
+        <xs:attribute ref="pc:SystemInstanceName"/>
+        <xs:attribute ref="pc:AssociationName"/>
+      </xs:complexType>
+    </xs:element>
+    <xs:attribute name="EntityNamespace" type="xs:string"/>
+    <xs:attribute name="EntityName" type="xs:string"/>
+    <xs:attribute name="SystemInstanceName" type="xs:string"/>
+    <xs:attribute name="AssociationName" type="xs:string"/>
+    <xs:element name="BDCEntity">
+      <xs:complexType>
+        <xs:sequence>
+          <xs:element ref="pc:EntityDisplayName" minOccurs="0"/>
+          <xs:element ref="pc:EntityInstanceReference" minOccurs="0"/>
+          <xs:element ref="pc:EntityId1" minOccurs="0"/>
+          <xs:element ref="pc:EntityId2" minOccurs="0"/>
+          <xs:element ref="pc:EntityId3" minOccurs="0"/>
+          <xs:element ref="pc:EntityId4" minOccurs="0"/>
+          <xs:element ref="pc:EntityId5" minOccurs="0"/>
+        </xs:sequence>
+      </xs:complexType>
+    </xs:element>
+    <xs:element name="EntityDisplayName" type="xs:string"/>
+    <xs:element name="EntityInstanceReference" type="xs:string"/>
+    <xs:element name="EntityId1" type="xs:string"/>
+    <xs:element name="EntityId2" type="xs:string"/>
+    <xs:element name="EntityId3" type="xs:string"/>
+    <xs:element name="EntityId4" type="xs:string"/>
+    <xs:element name="EntityId5" type="xs:string"/>
+    <xs:element name="Terms">
+      <xs:complexType>
+        <xs:sequence>
+          <xs:element ref="pc:TermInfo" minOccurs="0" maxOccurs="unbounded"/>
+        </xs:sequence>
+      </xs:complexType>
+    </xs:element>
+    <xs:element name="TermInfo">
+      <xs:complexType>
+        <xs:sequence>
+          <xs:element ref="pc:TermName" minOccurs="0"/>
+          <xs:element ref="pc:TermId" minOccurs="0"/>
+        </xs:sequence>
+      </xs:complexType>
+    </xs:element>
+    <xs:element name="TermName" type="xs:string"/>
+    <xs:element name="TermId" type="xs:string"/>
+  </xs:schema>
+</ct:contentTypeSchema>
+</file>
+
+<file path=customXml/item2.xml><?xml version="1.0" encoding="utf-8"?>
+<?mso-contentType ?>
+<FormTemplates xmlns="http://schemas.microsoft.com/sharepoint/v3/contenttype/forms">
+  <Display>DocumentLibraryForm</Display>
+  <Edit>DocumentLibraryForm</Edit>
+  <New>DocumentLibraryForm</New>
+</FormTemplates>
+</file>
+
+<file path=customXml/item3.xml><?xml version="1.0" encoding="utf-8"?>
+<p:properties xmlns:p="http://schemas.microsoft.com/office/2006/metadata/properties" xmlns:xsi="http://www.w3.org/2001/XMLSchema-instance" xmlns:pc="http://schemas.microsoft.com/office/infopath/2007/PartnerControls">
+  <documentManagement>
+    <lcf76f155ced4ddcb4097134ff3c332f xmlns="ae81e17b-11c2-44ae-89e9-9ad5f5ff8880">
+      <Terms xmlns="http://schemas.microsoft.com/office/infopath/2007/PartnerControls"/>
+    </lcf76f155ced4ddcb4097134ff3c332f>
+  </documentManagement>
+</p:properties>
+</file>
+
+<file path=customXml/itemProps1.xml><?xml version="1.0" encoding="utf-8"?>
+<ds:datastoreItem xmlns:ds="http://schemas.openxmlformats.org/officeDocument/2006/customXml" ds:itemID="{81AADD10-69DE-481B-89CB-BF4F52ED5095}"/>
+</file>
+
+<file path=customXml/itemProps2.xml><?xml version="1.0" encoding="utf-8"?>
+<ds:datastoreItem xmlns:ds="http://schemas.openxmlformats.org/officeDocument/2006/customXml" ds:itemID="{4FB9EABE-90A6-4E0B-80FD-DA5DD6F1D756}"/>
+</file>
+
+<file path=customXml/itemProps3.xml><?xml version="1.0" encoding="utf-8"?>
+<ds:datastoreItem xmlns:ds="http://schemas.openxmlformats.org/officeDocument/2006/customXml" ds:itemID="{A1392290-6DF8-42C2-AAA2-ADE9DD89B6AA}"/>
 </file>
--- a/Atana-Architecture-Pack-v1.0.docx
+++ b/Atana-Architecture-Pack-v1.0.docx
@@ -4385,199 +4385,4 @@
     </w:rPr>
   </w:style>
 </w:styles>
-</file>
-
-<file path=customXml/item1.xml><?xml version="1.0" encoding="utf-8"?>
-<ct:contentTypeSchema xmlns:ct="http://schemas.microsoft.com/office/2006/metadata/contentType" xmlns:ma="http://schemas.microsoft.com/office/2006/metadata/properties/metaAttributes" ct:_="" ma:_="" ma:contentTypeName="Document" ma:contentTypeID="0x0101008E3AE2BAD2C6FA4D8B4D95CE89FC31A3" ma:contentTypeVersion="8" ma:contentTypeDescription="Create a new document." ma:contentTypeScope="" ma:versionID="a2ce85c62cd7e9a608298e998330aeb7">
-  <xsd:schema xmlns:xsd="http://www.w3.org/2001/XMLSchema" xmlns:xs="http://www.w3.org/2001/XMLSchema" xmlns:p="http://schemas.microsoft.com/office/2006/metadata/properties" xmlns:ns2="ae81e17b-11c2-44ae-89e9-9ad5f5ff8880" targetNamespace="http://schemas.microsoft.com/office/2006/metadata/properties" ma:root="true" ma:fieldsID="1504f635df8bfa7d9525024d2d10bc95" ns2:_="">
-    <xsd:import namespace="ae81e17b-11c2-44ae-89e9-9ad5f5ff8880"/>
-    <xsd:element name="properties">
-      <xsd:complexType>
-        <xsd:sequence>
-          <xsd:element name="documentManagement">
-            <xsd:complexType>
-              <xsd:all>
-                <xsd:element ref="ns2:MediaServiceMetadata" minOccurs="0"/>
-                <xsd:element ref="ns2:MediaServiceFastMetadata" minOccurs="0"/>
-                <xsd:element ref="ns2:MediaServiceSearchProperties" minOccurs="0"/>
-                <xsd:element ref="ns2:MediaServiceDateTaken" minOccurs="0"/>
-                <xsd:element ref="ns2:lcf76f155ced4ddcb4097134ff3c332f" minOccurs="0"/>
-                <xsd:element ref="ns2:MediaServiceGenerationTime" minOccurs="0"/>
-                <xsd:element ref="ns2:MediaServiceEventHashCode" minOccurs="0"/>
-              </xsd:all>
-            </xsd:complexType>
-          </xsd:element>
-        </xsd:sequence>
-      </xsd:complexType>
-    </xsd:element>
-  </xsd:schema>
-  <xsd:schema xmlns:xsd="http://www.w3.org/2001/XMLSchema" xmlns:xs="http://www.w3.org/2001/XMLSchema" xmlns:dms="http://schemas.microsoft.com/office/2006/documentManagement/types" xmlns:pc="http://schemas.microsoft.com/office/infopath/2007/PartnerControls" targetNamespace="ae81e17b-11c2-44ae-89e9-9ad5f5ff8880" elementFormDefault="qualified">
-    <xsd:import namespace="http://schemas.microsoft.com/office/2006/documentManagement/types"/>
-    <xsd:import namespace="http://schemas.microsoft.com/office/infopath/2007/PartnerControls"/>
-    <xsd:element name="MediaServiceMetadata" ma:index="8" nillable="true" ma:displayName="MediaServiceMetadata" ma:hidden="true" ma:internalName="MediaServiceMetadata" ma:readOnly="true">
-      <xsd:simpleType>
-        <xsd:restriction base="dms:Note"/>
-      </xsd:simpleType>
-    </xsd:element>
-    <xsd:element name="MediaServiceFastMetadata" ma:index="9" nillable="true" ma:displayName="MediaServiceFastMetadata" ma:hidden="true" ma:internalName="MediaServiceFastMetadata" ma:readOnly="true">
-      <xsd:simpleType>
-        <xsd:restriction base="dms:Note"/>
-      </xsd:simpleType>
-    </xsd:element>
-    <xsd:element name="MediaServiceSearchProperties" ma:index="10" nillable="true" ma:displayName="MediaServiceSearchProperties" ma:hidden="true" ma:internalName="MediaServiceSearchProperties" ma:readOnly="true">
-      <xsd:simpleType>
-        <xsd:restriction base="dms:Note"/>
-      </xsd:simpleType>
-    </xsd:element>
-    <xsd:element name="MediaServiceDateTaken" ma:index="11" nillable="true" ma:displayName="MediaServiceDateTaken" ma:hidden="true" ma:indexed="true" ma:internalName="MediaServiceDateTaken" ma:readOnly="true">
-      <xsd:simpleType>
-        <xsd:restriction base="dms:Text"/>
-      </xsd:simpleType>
-    </xsd:element>
-    <xsd:element name="lcf76f155ced4ddcb4097134ff3c332f" ma:index="13" nillable="true" ma:taxonomy="true" ma:internalName="lcf76f155ced4ddcb4097134ff3c332f" ma:taxonomyFieldName="MediaServiceImageTags" ma:displayName="Image Tags" ma:readOnly="false" ma:fieldId="{5cf76f15-5ced-4ddc-b409-7134ff3c332f}" ma:taxonomyMulti="true" ma:sspId="c4ac2493-9f1f-4345-86a0-c36146f38f1d" ma:termSetId="09814cd3-568e-fe90-9814-8d621ff8fb84" ma:anchorId="fba54fb3-c3e1-fe81-a776-ca4b69148c4d" ma:open="true" ma:isKeyword="false">
-      <xsd:complexType>
-        <xsd:sequence>
-          <xsd:element ref="pc:Terms" minOccurs="0" maxOccurs="1"/>
-        </xsd:sequence>
-      </xsd:complexType>
-    </xsd:element>
-    <xsd:element name="MediaServiceGenerationTime" ma:index="14" nillable="true" ma:displayName="MediaServiceGenerationTime" ma:hidden="true" ma:internalName="MediaServiceGenerationTime" ma:readOnly="true">
-      <xsd:simpleType>
-        <xsd:restriction base="dms:Text"/>
-      </xsd:simpleType>
-    </xsd:element>
-    <xsd:element name="MediaServiceEventHashCode" ma:index="15" nillable="true" ma:displayName="MediaServiceEventHashCode" ma:hidden="true" ma:internalName="MediaServiceEventHashCode" ma:readOnly="true">
-      <xsd:simpleType>
-        <xsd:restriction base="dms:Text"/>
-      </xsd:simpleType>
-    </xsd:element>
-  </xsd:schema>
-  <xsd:schema xmlns="http://schemas.openxmlformats.org/package/2006/metadata/core-properties" xmlns:xsd="http://www.w3.org/2001/XMLSchema" xmlns:xsi="http://www.w3.org/2001/XMLSchema-instance" xmlns:dc="http://purl.org/dc/elements/1.1/" xmlns:dcterms="http://purl.org/dc/terms/" xmlns:odoc="http://schemas.microsoft.com/internal/obd" targetNamespace="http://schemas.openxmlformats.org/package/2006/metadata/core-properties" elementFormDefault="qualified" attributeFormDefault="unqualified" blockDefault="#all">
-    <xsd:import namespace="http://purl.org/dc/elements/1.1/" schemaLocation="http://dublincore.org/schemas/xmls/qdc/2003/04/02/dc.xsd"/>
-    <xsd:import namespace="http://purl.org/dc/terms/" schemaLocation="http://dublincore.org/schemas/xmls/qdc/2003/04/02/dcterms.xsd"/>
-    <xsd:element name="coreProperties" type="CT_coreProperties"/>
-    <xsd:complexType name="CT_coreProperties">
-      <xsd:all>
-        <xsd:element ref="dc:creator" minOccurs="0" maxOccurs="1"/>
-        <xsd:element ref="dcterms:created" minOccurs="0" maxOccurs="1"/>
-        <xsd:element ref="dc:identifier" minOccurs="0" maxOccurs="1"/>
-        <xsd:element name="contentType" minOccurs="0" maxOccurs="1" type="xsd:string" ma:index="0" ma:displayName="Content Type"/>
-        <xsd:element ref="dc:title" minOccurs="0" maxOccurs="1" ma:index="4" ma:displayName="Title"/>
-        <xsd:element ref="dc:subject" minOccurs="0" maxOccurs="1"/>
-        <xsd:element ref="dc:description" minOccurs="0" maxOccurs="1"/>
-        <xsd:element name="keywords" minOccurs="0" maxOccurs="1" type="xsd:string"/>
-        <xsd:element ref="dc:language" minOccurs="0" maxOccurs="1"/>
-        <xsd:element name="category" minOccurs="0" maxOccurs="1" type="xsd:string"/>
-        <xsd:element name="version" minOccurs="0" maxOccurs="1" type="xsd:string"/>
-        <xsd:element name="revision" minOccurs="0" maxOccurs="1" type="xsd:string">
-          <xsd:annotation>
-            <xsd:documentation>
-                        This value indicates the number of saves or revisions. The application is responsible for updating this value after each revision.
-                    </xsd:documentation>
-          </xsd:annotation>
-        </xsd:element>
-        <xsd:element name="lastModifiedBy" minOccurs="0" maxOccurs="1" type="xsd:string"/>
-        <xsd:element ref="dcterms:modified" minOccurs="0" maxOccurs="1"/>
-        <xsd:element name="contentStatus" minOccurs="0" maxOccurs="1" type="xsd:string"/>
-      </xsd:all>
-    </xsd:complexType>
-  </xsd:schema>
-  <xs:schema xmlns:pc="http://schemas.microsoft.com/office/infopath/2007/PartnerControls" xmlns:xs="http://www.w3.org/2001/XMLSchema" targetNamespace="http://schemas.microsoft.com/office/infopath/2007/PartnerControls" elementFormDefault="qualified" attributeFormDefault="unqualified">
-    <xs:element name="Person">
-      <xs:complexType>
-        <xs:sequence>
-          <xs:element ref="pc:DisplayName" minOccurs="0"/>
-          <xs:element ref="pc:AccountId" minOccurs="0"/>
-          <xs:element ref="pc:AccountType" minOccurs="0"/>
-        </xs:sequence>
-      </xs:complexType>
-    </xs:element>
-    <xs:element name="DisplayName" type="xs:string"/>
-    <xs:element name="AccountId" type="xs:string"/>
-    <xs:element name="AccountType" type="xs:string"/>
-    <xs:element name="BDCAssociatedEntity">
-      <xs:complexType>
-        <xs:sequence>
-          <xs:element ref="pc:BDCEntity" minOccurs="0" maxOccurs="unbounded"/>
-        </xs:sequence>
-        <xs:attribute ref="pc:EntityNamespace"/>
-        <xs:attribute ref="pc:EntityName"/>
-        <xs:attribute ref="pc:SystemInstanceName"/>
-        <xs:attribute ref="pc:AssociationName"/>
-      </xs:complexType>
-    </xs:element>
-    <xs:attribute name="EntityNamespace" type="xs:string"/>
-    <xs:attribute name="EntityName" type="xs:string"/>
-    <xs:attribute name="SystemInstanceName" type="xs:string"/>
-    <xs:attribute name="AssociationName" type="xs:string"/>
-    <xs:element name="BDCEntity">
-      <xs:complexType>
-        <xs:sequence>
-          <xs:element ref="pc:EntityDisplayName" minOccurs="0"/>
-          <xs:element ref="pc:EntityInstanceReference" minOccurs="0"/>
-          <xs:element ref="pc:EntityId1" minOccurs="0"/>
-          <xs:element ref="pc:EntityId2" minOccurs="0"/>
-          <xs:element ref="pc:EntityId3" minOccurs="0"/>
-          <xs:element ref="pc:EntityId4" minOccurs="0"/>
-          <xs:element ref="pc:EntityId5" minOccurs="0"/>
-        </xs:sequence>
-      </xs:complexType>
-    </xs:element>
-    <xs:element name="EntityDisplayName" type="xs:string"/>
-    <xs:element name="EntityInstanceReference" type="xs:string"/>
-    <xs:element name="EntityId1" type="xs:string"/>
-    <xs:element name="EntityId2" type="xs:string"/>
-    <xs:element name="EntityId3" type="xs:string"/>
-    <xs:element name="EntityId4" type="xs:string"/>
-    <xs:element name="EntityId5" type="xs:string"/>
-    <xs:element name="Terms">
-      <xs:complexType>
-        <xs:sequence>
-          <xs:element ref="pc:TermInfo" minOccurs="0" maxOccurs="unbounded"/>
-        </xs:sequence>
-      </xs:complexType>
-    </xs:element>
-    <xs:element name="TermInfo">
-      <xs:complexType>
-        <xs:sequence>
-          <xs:element ref="pc:TermName" minOccurs="0"/>
-          <xs:element ref="pc:TermId" minOccurs="0"/>
-        </xs:sequence>
-      </xs:complexType>
-    </xs:element>
-    <xs:element name="TermName" type="xs:string"/>
-    <xs:element name="TermId" type="xs:string"/>
-  </xs:schema>
-</ct:contentTypeSchema>
-</file>
-
-<file path=customXml/item2.xml><?xml version="1.0" encoding="utf-8"?>
-<?mso-contentType ?>
-<FormTemplates xmlns="http://schemas.microsoft.com/sharepoint/v3/contenttype/forms">
-  <Display>DocumentLibraryForm</Display>
-  <Edit>DocumentLibraryForm</Edit>
-  <New>DocumentLibraryForm</New>
-</FormTemplates>
-</file>
-
-<file path=customXml/item3.xml><?xml version="1.0" encoding="utf-8"?>
-<p:properties xmlns:p="http://schemas.microsoft.com/office/2006/metadata/properties" xmlns:xsi="http://www.w3.org/2001/XMLSchema-instance" xmlns:pc="http://schemas.microsoft.com/office/infopath/2007/PartnerControls">
-  <documentManagement>
-    <lcf76f155ced4ddcb4097134ff3c332f xmlns="ae81e17b-11c2-44ae-89e9-9ad5f5ff8880">
-      <Terms xmlns="http://schemas.microsoft.com/office/infopath/2007/PartnerControls"/>
-    </lcf76f155ced4ddcb4097134ff3c332f>
-  </documentManagement>
-</p:properties>
-</file>
-
-<file path=customXml/itemProps1.xml><?xml version="1.0" encoding="utf-8"?>
-<ds:datastoreItem xmlns:ds="http://schemas.openxmlformats.org/officeDocument/2006/customXml" ds:itemID="{81AADD10-69DE-481B-89CB-BF4F52ED5095}"/>
-</file>
-
-<file path=customXml/itemProps2.xml><?xml version="1.0" encoding="utf-8"?>
-<ds:datastoreItem xmlns:ds="http://schemas.openxmlformats.org/officeDocument/2006/customXml" ds:itemID="{4FB9EABE-90A6-4E0B-80FD-DA5DD6F1D756}"/>
-</file>
-
-<file path=customXml/itemProps3.xml><?xml version="1.0" encoding="utf-8"?>
-<ds:datastoreItem xmlns:ds="http://schemas.openxmlformats.org/officeDocument/2006/customXml" ds:itemID="{A1392290-6DF8-42C2-AAA2-ADE9DD89B6AA}"/>
 </file>
--- a/Atana-Architecture-Pack-v1.0.docx
+++ b/Atana-Architecture-Pack-v1.0.docx
@@ -4385,4 +4385,199 @@
     </w:rPr>
   </w:style>
 </w:styles>
+</file>
+
+<file path=customXml/item1.xml><?xml version="1.0" encoding="utf-8"?>
+<ct:contentTypeSchema xmlns:ct="http://schemas.microsoft.com/office/2006/metadata/contentType" xmlns:ma="http://schemas.microsoft.com/office/2006/metadata/properties/metaAttributes" ct:_="" ma:_="" ma:contentTypeName="Document" ma:contentTypeID="0x0101008E3AE2BAD2C6FA4D8B4D95CE89FC31A3" ma:contentTypeVersion="8" ma:contentTypeDescription="Create a new document." ma:contentTypeScope="" ma:versionID="a2ce85c62cd7e9a608298e998330aeb7">
+  <xsd:schema xmlns:xsd="http://www.w3.org/2001/XMLSchema" xmlns:xs="http://www.w3.org/2001/XMLSchema" xmlns:p="http://schemas.microsoft.com/office/2006/metadata/properties" xmlns:ns2="ae81e17b-11c2-44ae-89e9-9ad5f5ff8880" targetNamespace="http://schemas.microsoft.com/office/2006/metadata/properties" ma:root="true" ma:fieldsID="1504f635df8bfa7d9525024d2d10bc95" ns2:_="">
+    <xsd:import namespace="ae81e17b-11c2-44ae-89e9-9ad5f5ff8880"/>
+    <xsd:element name="properties">
+      <xsd:complexType>
+        <xsd:sequence>
+          <xsd:element name="documentManagement">
+            <xsd:complexType>
+              <xsd:all>
+                <xsd:element ref="ns2:MediaServiceMetadata" minOccurs="0"/>
+                <xsd:element ref="ns2:MediaServiceFastMetadata" minOccurs="0"/>
+                <xsd:element ref="ns2:MediaServiceSearchProperties" minOccurs="0"/>
+                <xsd:element ref="ns2:MediaServiceDateTaken" minOccurs="0"/>
+                <xsd:element ref="ns2:lcf76f155ced4ddcb4097134ff3c332f" minOccurs="0"/>
+                <xsd:element ref="ns2:MediaServiceGenerationTime" minOccurs="0"/>
+                <xsd:element ref="ns2:MediaServiceEventHashCode" minOccurs="0"/>
+              </xsd:all>
+            </xsd:complexType>
+          </xsd:element>
+        </xsd:sequence>
+      </xsd:complexType>
+    </xsd:element>
+  </xsd:schema>
+  <xsd:schema xmlns:xsd="http://www.w3.org/2001/XMLSchema" xmlns:xs="http://www.w3.org/2001/XMLSchema" xmlns:dms="http://schemas.microsoft.com/office/2006/documentManagement/types" xmlns:pc="http://schemas.microsoft.com/office/infopath/2007/PartnerControls" targetNamespace="ae81e17b-11c2-44ae-89e9-9ad5f5ff8880" elementFormDefault="qualified">
+    <xsd:import namespace="http://schemas.microsoft.com/office/2006/documentManagement/types"/>
+    <xsd:import namespace="http://schemas.microsoft.com/office/infopath/2007/PartnerControls"/>
+    <xsd:element name="MediaServiceMetadata" ma:index="8" nillable="true" ma:displayName="MediaServiceMetadata" ma:hidden="true" ma:internalName="MediaServiceMetadata" ma:readOnly="true">
+      <xsd:simpleType>
+        <xsd:restriction base="dms:Note"/>
+      </xsd:simpleType>
+    </xsd:element>
+    <xsd:element name="MediaServiceFastMetadata" ma:index="9" nillable="true" ma:displayName="MediaServiceFastMetadata" ma:hidden="true" ma:internalName="MediaServiceFastMetadata" ma:readOnly="true">
+      <xsd:simpleType>
+        <xsd:restriction base="dms:Note"/>
+      </xsd:simpleType>
+    </xsd:element>
+    <xsd:element name="MediaServiceSearchProperties" ma:index="10" nillable="true" ma:displayName="MediaServiceSearchProperties" ma:hidden="true" ma:internalName="MediaServiceSearchProperties" ma:readOnly="true">
+      <xsd:simpleType>
+        <xsd:restriction base="dms:Note"/>
+      </xsd:simpleType>
+    </xsd:element>
+    <xsd:element name="MediaServiceDateTaken" ma:index="11" nillable="true" ma:displayName="MediaServiceDateTaken" ma:hidden="true" ma:indexed="true" ma:internalName="MediaServiceDateTaken" ma:readOnly="true">
+      <xsd:simpleType>
+        <xsd:restriction base="dms:Text"/>
+      </xsd:simpleType>
+    </xsd:element>
+    <xsd:element name="lcf76f155ced4ddcb4097134ff3c332f" ma:index="13" nillable="true" ma:taxonomy="true" ma:internalName="lcf76f155ced4ddcb4097134ff3c332f" ma:taxonomyFieldName="MediaServiceImageTags" ma:displayName="Image Tags" ma:readOnly="false" ma:fieldId="{5cf76f15-5ced-4ddc-b409-7134ff3c332f}" ma:taxonomyMulti="true" ma:sspId="c4ac2493-9f1f-4345-86a0-c36146f38f1d" ma:termSetId="09814cd3-568e-fe90-9814-8d621ff8fb84" ma:anchorId="fba54fb3-c3e1-fe81-a776-ca4b69148c4d" ma:open="true" ma:isKeyword="false">
+      <xsd:complexType>
+        <xsd:sequence>
+          <xsd:element ref="pc:Terms" minOccurs="0" maxOccurs="1"/>
+        </xsd:sequence>
+      </xsd:complexType>
+    </xsd:element>
+    <xsd:element name="MediaServiceGenerationTime" ma:index="14" nillable="true" ma:displayName="MediaServiceGenerationTime" ma:hidden="true" ma:internalName="MediaServiceGenerationTime" ma:readOnly="true">
+      <xsd:simpleType>
+        <xsd:restriction base="dms:Text"/>
+      </xsd:simpleType>
+    </xsd:element>
+    <xsd:element name="MediaServiceEventHashCode" ma:index="15" nillable="true" ma:displayName="MediaServiceEventHashCode" ma:hidden="true" ma:internalName="MediaServiceEventHashCode" ma:readOnly="true">
+      <xsd:simpleType>
+        <xsd:restriction base="dms:Text"/>
+      </xsd:simpleType>
+    </xsd:element>
+  </xsd:schema>
+  <xsd:schema xmlns="http://schemas.openxmlformats.org/package/2006/metadata/core-properties" xmlns:xsd="http://www.w3.org/2001/XMLSchema" xmlns:xsi="http://www.w3.org/2001/XMLSchema-instance" xmlns:dc="http://purl.org/dc/elements/1.1/" xmlns:dcterms="http://purl.org/dc/terms/" xmlns:odoc="http://schemas.microsoft.com/internal/obd" targetNamespace="http://schemas.openxmlformats.org/package/2006/metadata/core-properties" elementFormDefault="qualified" attributeFormDefault="unqualified" blockDefault="#all">
+    <xsd:import namespace="http://purl.org/dc/elements/1.1/" schemaLocation="http://dublincore.org/schemas/xmls/qdc/2003/04/02/dc.xsd"/>
+    <xsd:import namespace="http://purl.org/dc/terms/" schemaLocation="http://dublincore.org/schemas/xmls/qdc/2003/04/02/dcterms.xsd"/>
+    <xsd:element name="coreProperties" type="CT_coreProperties"/>
+    <xsd:complexType name="CT_coreProperties">
+      <xsd:all>
+        <xsd:element ref="dc:creator" minOccurs="0" maxOccurs="1"/>
+        <xsd:element ref="dcterms:created" minOccurs="0" maxOccurs="1"/>
+        <xsd:element ref="dc:identifier" minOccurs="0" maxOccurs="1"/>
+        <xsd:element name="contentType" minOccurs="0" maxOccurs="1" type="xsd:string" ma:index="0" ma:displayName="Content Type"/>
+        <xsd:element ref="dc:title" minOccurs="0" maxOccurs="1" ma:index="4" ma:displayName="Title"/>
+        <xsd:element ref="dc:subject" minOccurs="0" maxOccurs="1"/>
+        <xsd:element ref="dc:description" minOccurs="0" maxOccurs="1"/>
+        <xsd:element name="keywords" minOccurs="0" maxOccurs="1" type="xsd:string"/>
+        <xsd:element ref="dc:language" minOccurs="0" maxOccurs="1"/>
+        <xsd:element name="category" minOccurs="0" maxOccurs="1" type="xsd:string"/>
+        <xsd:element name="version" minOccurs="0" maxOccurs="1" type="xsd:string"/>
+        <xsd:element name="revision" minOccurs="0" maxOccurs="1" type="xsd:string">
+          <xsd:annotation>
+            <xsd:documentation>
+                        This value indicates the number of saves or revisions. The application is responsible for updating this value after each revision.
+                    </xsd:documentation>
+          </xsd:annotation>
+        </xsd:element>
+        <xsd:element name="lastModifiedBy" minOccurs="0" maxOccurs="1" type="xsd:string"/>
+        <xsd:element ref="dcterms:modified" minOccurs="0" maxOccurs="1"/>
+        <xsd:element name="contentStatus" minOccurs="0" maxOccurs="1" type="xsd:string"/>
+      </xsd:all>
+    </xsd:complexType>
+  </xsd:schema>
+  <xs:schema xmlns:pc="http://schemas.microsoft.com/office/infopath/2007/PartnerControls" xmlns:xs="http://www.w3.org/2001/XMLSchema" targetNamespace="http://schemas.microsoft.com/office/infopath/2007/PartnerControls" elementFormDefault="qualified" attributeFormDefault="unqualified">
+    <xs:element name="Person">
+      <xs:complexType>
+        <xs:sequence>
+          <xs:element ref="pc:DisplayName" minOccurs="0"/>
+          <xs:element ref="pc:AccountId" minOccurs="0"/>
+          <xs:element ref="pc:AccountType" minOccurs="0"/>
+        </xs:sequence>
+      </xs:complexType>
+    </xs:element>
+    <xs:element name="DisplayName" type="xs:string"/>
+    <xs:element name="AccountId" type="xs:string"/>
+    <xs:element name="AccountType" type="xs:string"/>
+    <xs:element name="BDCAssociatedEntity">
+      <xs:complexType>
+        <xs:sequence>
+          <xs:element ref="pc:BDCEntity" minOccurs="0" maxOccurs="unbounded"/>
+        </xs:sequence>
+        <xs:attribute ref="pc:EntityNamespace"/>
+        <xs:attribute ref="pc:EntityName"/>
+        <xs:attribute ref="pc:SystemInstanceName"/>
+        <xs:attribute ref="pc:AssociationName"/>
+      </xs:complexType>
+    </xs:element>
+    <xs:attribute name="EntityNamespace" type="xs:string"/>
+    <xs:attribute name="EntityName" type="xs:string"/>
+    <xs:attribute name="SystemInstanceName" type="xs:string"/>
+    <xs:attribute name="AssociationName" type="xs:string"/>
+    <xs:element name="BDCEntity">
+      <xs:complexType>
+        <xs:sequence>
+          <xs:element ref="pc:EntityDisplayName" minOccurs="0"/>
+          <xs:element ref="pc:EntityInstanceReference" minOccurs="0"/>
+          <xs:element ref="pc:EntityId1" minOccurs="0"/>
+          <xs:element ref="pc:EntityId2" minOccurs="0"/>
+          <xs:element ref="pc:EntityId3" minOccurs="0"/>
+          <xs:element ref="pc:EntityId4" minOccurs="0"/>
+          <xs:element ref="pc:EntityId5" minOccurs="0"/>
+        </xs:sequence>
+      </xs:complexType>
+    </xs:element>
+    <xs:element name="EntityDisplayName" type="xs:string"/>
+    <xs:element name="EntityInstanceReference" type="xs:string"/>
+    <xs:element name="EntityId1" type="xs:string"/>
+    <xs:element name="EntityId2" type="xs:string"/>
+    <xs:element name="EntityId3" type="xs:string"/>
+    <xs:element name="EntityId4" type="xs:string"/>
+    <xs:element name="EntityId5" type="xs:string"/>
+    <xs:element name="Terms">
+      <xs:complexType>
+        <xs:sequence>
+          <xs:element ref="pc:TermInfo" minOccurs="0" maxOccurs="unbounded"/>
+        </xs:sequence>
+      </xs:complexType>
+    </xs:element>
+    <xs:element name="TermInfo">
+      <xs:complexType>
+        <xs:sequence>
+          <xs:element ref="pc:TermName" minOccurs="0"/>
+          <xs:element ref="pc:TermId" minOccurs="0"/>
+        </xs:sequence>
+      </xs:complexType>
+    </xs:element>
+    <xs:element name="TermName" type="xs:string"/>
+    <xs:element name="TermId" type="xs:string"/>
+  </xs:schema>
+</ct:contentTypeSchema>
+</file>
+
+<file path=customXml/item2.xml><?xml version="1.0" encoding="utf-8"?>
+<?mso-contentType ?>
+<FormTemplates xmlns="http://schemas.microsoft.com/sharepoint/v3/contenttype/forms">
+  <Display>DocumentLibraryForm</Display>
+  <Edit>DocumentLibraryForm</Edit>
+  <New>DocumentLibraryForm</New>
+</FormTemplates>
+</file>
+
+<file path=customXml/item3.xml><?xml version="1.0" encoding="utf-8"?>
+<p:properties xmlns:p="http://schemas.microsoft.com/office/2006/metadata/properties" xmlns:xsi="http://www.w3.org/2001/XMLSchema-instance" xmlns:pc="http://schemas.microsoft.com/office/infopath/2007/PartnerControls">
+  <documentManagement>
+    <lcf76f155ced4ddcb4097134ff3c332f xmlns="ae81e17b-11c2-44ae-89e9-9ad5f5ff8880">
+      <Terms xmlns="http://schemas.microsoft.com/office/infopath/2007/PartnerControls"/>
+    </lcf76f155ced4ddcb4097134ff3c332f>
+  </documentManagement>
+</p:properties>
+</file>
+
+<file path=customXml/itemProps1.xml><?xml version="1.0" encoding="utf-8"?>
+<ds:datastoreItem xmlns:ds="http://schemas.openxmlformats.org/officeDocument/2006/customXml" ds:itemID="{66E141AC-C213-42BF-A779-C96AF5EAD56F}"/>
+</file>
+
+<file path=customXml/itemProps2.xml><?xml version="1.0" encoding="utf-8"?>
+<ds:datastoreItem xmlns:ds="http://schemas.openxmlformats.org/officeDocument/2006/customXml" ds:itemID="{2300F5C8-7D3E-40B5-8E98-355A6D15D200}"/>
+</file>
+
+<file path=customXml/itemProps3.xml><?xml version="1.0" encoding="utf-8"?>
+<ds:datastoreItem xmlns:ds="http://schemas.openxmlformats.org/officeDocument/2006/customXml" ds:itemID="{216F58D9-883A-4602-8075-BC4022EBF42C}"/>
 </file>
--- a/Atana-Architecture-Pack-v1.0.docx
+++ b/Atana-Architecture-Pack-v1.0.docx
@@ -4385,199 +4385,4 @@
     </w:rPr>
   </w:style>
 </w:styles>
-</file>
-
-<file path=customXml/item1.xml><?xml version="1.0" encoding="utf-8"?>
-<ct:contentTypeSchema xmlns:ct="http://schemas.microsoft.com/office/2006/metadata/contentType" xmlns:ma="http://schemas.microsoft.com/office/2006/metadata/properties/metaAttributes" ct:_="" ma:_="" ma:contentTypeName="Document" ma:contentTypeID="0x0101008E3AE2BAD2C6FA4D8B4D95CE89FC31A3" ma:contentTypeVersion="8" ma:contentTypeDescription="Create a new document." ma:contentTypeScope="" ma:versionID="a2ce85c62cd7e9a608298e998330aeb7">
-  <xsd:schema xmlns:xsd="http://www.w3.org/2001/XMLSchema" xmlns:xs="http://www.w3.org/2001/XMLSchema" xmlns:p="http://schemas.microsoft.com/office/2006/metadata/properties" xmlns:ns2="ae81e17b-11c2-44ae-89e9-9ad5f5ff8880" targetNamespace="http://schemas.microsoft.com/office/2006/metadata/properties" ma:root="true" ma:fieldsID="1504f635df8bfa7d9525024d2d10bc95" ns2:_="">
-    <xsd:import namespace="ae81e17b-11c2-44ae-89e9-9ad5f5ff8880"/>
-    <xsd:element name="properties">
-      <xsd:complexType>
-        <xsd:sequence>
-          <xsd:element name="documentManagement">
-            <xsd:complexType>
-              <xsd:all>
-                <xsd:element ref="ns2:MediaServiceMetadata" minOccurs="0"/>
-                <xsd:element ref="ns2:MediaServiceFastMetadata" minOccurs="0"/>
-                <xsd:element ref="ns2:MediaServiceSearchProperties" minOccurs="0"/>
-                <xsd:element ref="ns2:MediaServiceDateTaken" minOccurs="0"/>
-                <xsd:element ref="ns2:lcf76f155ced4ddcb4097134ff3c332f" minOccurs="0"/>
-                <xsd:element ref="ns2:MediaServiceGenerationTime" minOccurs="0"/>
-                <xsd:element ref="ns2:MediaServiceEventHashCode" minOccurs="0"/>
-              </xsd:all>
-            </xsd:complexType>
-          </xsd:element>
-        </xsd:sequence>
-      </xsd:complexType>
-    </xsd:element>
-  </xsd:schema>
-  <xsd:schema xmlns:xsd="http://www.w3.org/2001/XMLSchema" xmlns:xs="http://www.w3.org/2001/XMLSchema" xmlns:dms="http://schemas.microsoft.com/office/2006/documentManagement/types" xmlns:pc="http://schemas.microsoft.com/office/infopath/2007/PartnerControls" targetNamespace="ae81e17b-11c2-44ae-89e9-9ad5f5ff8880" elementFormDefault="qualified">
-    <xsd:import namespace="http://schemas.microsoft.com/office/2006/documentManagement/types"/>
-    <xsd:import namespace="http://schemas.microsoft.com/office/infopath/2007/PartnerControls"/>
-    <xsd:element name="MediaServiceMetadata" ma:index="8" nillable="true" ma:displayName="MediaServiceMetadata" ma:hidden="true" ma:internalName="MediaServiceMetadata" ma:readOnly="true">
-      <xsd:simpleType>
-        <xsd:restriction base="dms:Note"/>
-      </xsd:simpleType>
-    </xsd:element>
-    <xsd:element name="MediaServiceFastMetadata" ma:index="9" nillable="true" ma:displayName="MediaServiceFastMetadata" ma:hidden="true" ma:internalName="MediaServiceFastMetadata" ma:readOnly="true">
-      <xsd:simpleType>
-        <xsd:restriction base="dms:Note"/>
-      </xsd:simpleType>
-    </xsd:element>
-    <xsd:element name="MediaServiceSearchProperties" ma:index="10" nillable="true" ma:displayName="MediaServiceSearchProperties" ma:hidden="true" ma:internalName="MediaServiceSearchProperties" ma:readOnly="true">
-      <xsd:simpleType>
-        <xsd:restriction base="dms:Note"/>
-      </xsd:simpleType>
-    </xsd:element>
-    <xsd:element name="MediaServiceDateTaken" ma:index="11" nillable="true" ma:displayName="MediaServiceDateTaken" ma:hidden="true" ma:indexed="true" ma:internalName="MediaServiceDateTaken" ma:readOnly="true">
-      <xsd:simpleType>
-        <xsd:restriction base="dms:Text"/>
-      </xsd:simpleType>
-    </xsd:element>
-    <xsd:element name="lcf76f155ced4ddcb4097134ff3c332f" ma:index="13" nillable="true" ma:taxonomy="true" ma:internalName="lcf76f155ced4ddcb4097134ff3c332f" ma:taxonomyFieldName="MediaServiceImageTags" ma:displayName="Image Tags" ma:readOnly="false" ma:fieldId="{5cf76f15-5ced-4ddc-b409-7134ff3c332f}" ma:taxonomyMulti="true" ma:sspId="c4ac2493-9f1f-4345-86a0-c36146f38f1d" ma:termSetId="09814cd3-568e-fe90-9814-8d621ff8fb84" ma:anchorId="fba54fb3-c3e1-fe81-a776-ca4b69148c4d" ma:open="true" ma:isKeyword="false">
-      <xsd:complexType>
-        <xsd:sequence>
-          <xsd:element ref="pc:Terms" minOccurs="0" maxOccurs="1"/>
-        </xsd:sequence>
-      </xsd:complexType>
-    </xsd:element>
-    <xsd:element name="MediaServiceGenerationTime" ma:index="14" nillable="true" ma:displayName="MediaServiceGenerationTime" ma:hidden="true" ma:internalName="MediaServiceGenerationTime" ma:readOnly="true">
-      <xsd:simpleType>
-        <xsd:restriction base="dms:Text"/>
-      </xsd:simpleType>
-    </xsd:element>
-    <xsd:element name="MediaServiceEventHashCode" ma:index="15" nillable="true" ma:displayName="MediaServiceEventHashCode" ma:hidden="true" ma:internalName="MediaServiceEventHashCode" ma:readOnly="true">
-      <xsd:simpleType>
-        <xsd:restriction base="dms:Text"/>
-      </xsd:simpleType>
-    </xsd:element>
-  </xsd:schema>
-  <xsd:schema xmlns="http://schemas.openxmlformats.org/package/2006/metadata/core-properties" xmlns:xsd="http://www.w3.org/2001/XMLSchema" xmlns:xsi="http://www.w3.org/2001/XMLSchema-instance" xmlns:dc="http://purl.org/dc/elements/1.1/" xmlns:dcterms="http://purl.org/dc/terms/" xmlns:odoc="http://schemas.microsoft.com/internal/obd" targetNamespace="http://schemas.openxmlformats.org/package/2006/metadata/core-properties" elementFormDefault="qualified" attributeFormDefault="unqualified" blockDefault="#all">
-    <xsd:import namespace="http://purl.org/dc/elements/1.1/" schemaLocation="http://dublincore.org/schemas/xmls/qdc/2003/04/02/dc.xsd"/>
-    <xsd:import namespace="http://purl.org/dc/terms/" schemaLocation="http://dublincore.org/schemas/xmls/qdc/2003/04/02/dcterms.xsd"/>
-    <xsd:element name="coreProperties" type="CT_coreProperties"/>
-    <xsd:complexType name="CT_coreProperties">
-      <xsd:all>
-        <xsd:element ref="dc:creator" minOccurs="0" maxOccurs="1"/>
-        <xsd:element ref="dcterms:created" minOccurs="0" maxOccurs="1"/>
-        <xsd:element ref="dc:identifier" minOccurs="0" maxOccurs="1"/>
-        <xsd:element name="contentType" minOccurs="0" maxOccurs="1" type="xsd:string" ma:index="0" ma:displayName="Content Type"/>
-        <xsd:element ref="dc:title" minOccurs="0" maxOccurs="1" ma:index="4" ma:displayName="Title"/>
-        <xsd:element ref="dc:subject" minOccurs="0" maxOccurs="1"/>
-        <xsd:element ref="dc:description" minOccurs="0" maxOccurs="1"/>
-        <xsd:element name="keywords" minOccurs="0" maxOccurs="1" type="xsd:string"/>
-        <xsd:element ref="dc:language" minOccurs="0" maxOccurs="1"/>
-        <xsd:element name="category" minOccurs="0" maxOccurs="1" type="xsd:string"/>
-        <xsd:element name="version" minOccurs="0" maxOccurs="1" type="xsd:string"/>
-        <xsd:element name="revision" minOccurs="0" maxOccurs="1" type="xsd:string">
-          <xsd:annotation>
-            <xsd:documentation>
-                        This value indicates the number of saves or revisions. The application is responsible for updating this value after each revision.
-                    </xsd:documentation>
-          </xsd:annotation>
-        </xsd:element>
-        <xsd:element name="lastModifiedBy" minOccurs="0" maxOccurs="1" type="xsd:string"/>
-        <xsd:element ref="dcterms:modified" minOccurs="0" maxOccurs="1"/>
-        <xsd:element name="contentStatus" minOccurs="0" maxOccurs="1" type="xsd:string"/>
-      </xsd:all>
-    </xsd:complexType>
-  </xsd:schema>
-  <xs:schema xmlns:pc="http://schemas.microsoft.com/office/infopath/2007/PartnerControls" xmlns:xs="http://www.w3.org/2001/XMLSchema" targetNamespace="http://schemas.microsoft.com/office/infopath/2007/PartnerControls" elementFormDefault="qualified" attributeFormDefault="unqualified">
-    <xs:element name="Person">
-      <xs:complexType>
-        <xs:sequence>
-          <xs:element ref="pc:DisplayName" minOccurs="0"/>
-          <xs:element ref="pc:AccountId" minOccurs="0"/>
-          <xs:element ref="pc:AccountType" minOccurs="0"/>
-        </xs:sequence>
-      </xs:complexType>
-    </xs:element>
-    <xs:element name="DisplayName" type="xs:string"/>
-    <xs:element name="AccountId" type="xs:string"/>
-    <xs:element name="AccountType" type="xs:string"/>
-    <xs:element name="BDCAssociatedEntity">
-      <xs:complexType>
-        <xs:sequence>
-          <xs:element ref="pc:BDCEntity" minOccurs="0" maxOccurs="unbounded"/>
-        </xs:sequence>
-        <xs:attribute ref="pc:EntityNamespace"/>
-        <xs:attribute ref="pc:EntityName"/>
-        <xs:attribute ref="pc:SystemInstanceName"/>
-        <xs:attribute ref="pc:AssociationName"/>
-      </xs:complexType>
-    </xs:element>
-    <xs:attribute name="EntityNamespace" type="xs:string"/>
-    <xs:attribute name="EntityName" type="xs:string"/>
-    <xs:attribute name="SystemInstanceName" type="xs:string"/>
-    <xs:attribute name="AssociationName" type="xs:string"/>
-    <xs:element name="BDCEntity">
-      <xs:complexType>
-        <xs:sequence>
-          <xs:element ref="pc:EntityDisplayName" minOccurs="0"/>
-          <xs:element ref="pc:EntityInstanceReference" minOccurs="0"/>
-          <xs:element ref="pc:EntityId1" minOccurs="0"/>
-          <xs:element ref="pc:EntityId2" minOccurs="0"/>
-          <xs:element ref="pc:EntityId3" minOccurs="0"/>
-          <xs:element ref="pc:EntityId4" minOccurs="0"/>
-          <xs:element ref="pc:EntityId5" minOccurs="0"/>
-        </xs:sequence>
-      </xs:complexType>
-    </xs:element>
-    <xs:element name="EntityDisplayName" type="xs:string"/>
-    <xs:element name="EntityInstanceReference" type="xs:string"/>
-    <xs:element name="EntityId1" type="xs:string"/>
-    <xs:element name="EntityId2" type="xs:string"/>
-    <xs:element name="EntityId3" type="xs:string"/>
-    <xs:element name="EntityId4" type="xs:string"/>
-    <xs:element name="EntityId5" type="xs:string"/>
-    <xs:element name="Terms">
-      <xs:complexType>
-        <xs:sequence>
-          <xs:element ref="pc:TermInfo" minOccurs="0" maxOccurs="unbounded"/>
-        </xs:sequence>
-      </xs:complexType>
-    </xs:element>
-    <xs:element name="TermInfo">
-      <xs:complexType>
-        <xs:sequence>
-          <xs:element ref="pc:TermName" minOccurs="0"/>
-          <xs:element ref="pc:TermId" minOccurs="0"/>
-        </xs:sequence>
-      </xs:complexType>
-    </xs:element>
-    <xs:element name="TermName" type="xs:string"/>
-    <xs:element name="TermId" type="xs:string"/>
-  </xs:schema>
-</ct:contentTypeSchema>
-</file>
-
-<file path=customXml/item2.xml><?xml version="1.0" encoding="utf-8"?>
-<?mso-contentType ?>
-<FormTemplates xmlns="http://schemas.microsoft.com/sharepoint/v3/contenttype/forms">
-  <Display>DocumentLibraryForm</Display>
-  <Edit>DocumentLibraryForm</Edit>
-  <New>DocumentLibraryForm</New>
-</FormTemplates>
-</file>
-
-<file path=customXml/item3.xml><?xml version="1.0" encoding="utf-8"?>
-<p:properties xmlns:p="http://schemas.microsoft.com/office/2006/metadata/properties" xmlns:xsi="http://www.w3.org/2001/XMLSchema-instance" xmlns:pc="http://schemas.microsoft.com/office/infopath/2007/PartnerControls">
-  <documentManagement>
-    <lcf76f155ced4ddcb4097134ff3c332f xmlns="ae81e17b-11c2-44ae-89e9-9ad5f5ff8880">
-      <Terms xmlns="http://schemas.microsoft.com/office/infopath/2007/PartnerControls"/>
-    </lcf76f155ced4ddcb4097134ff3c332f>
-  </documentManagement>
-</p:properties>
-</file>
-
-<file path=customXml/itemProps1.xml><?xml version="1.0" encoding="utf-8"?>
-<ds:datastoreItem xmlns:ds="http://schemas.openxmlformats.org/officeDocument/2006/customXml" ds:itemID="{66E141AC-C213-42BF-A779-C96AF5EAD56F}"/>
-</file>
-
-<file path=customXml/itemProps2.xml><?xml version="1.0" encoding="utf-8"?>
-<ds:datastoreItem xmlns:ds="http://schemas.openxmlformats.org/officeDocument/2006/customXml" ds:itemID="{2300F5C8-7D3E-40B5-8E98-355A6D15D200}"/>
-</file>
-
-<file path=customXml/itemProps3.xml><?xml version="1.0" encoding="utf-8"?>
-<ds:datastoreItem xmlns:ds="http://schemas.openxmlformats.org/officeDocument/2006/customXml" ds:itemID="{216F58D9-883A-4602-8075-BC4022EBF42C}"/>
 </file>
--- a/Atana-Architecture-Pack-v1.0.docx
+++ b/Atana-Architecture-Pack-v1.0.docx
@@ -4385,4 +4385,199 @@
     </w:rPr>
   </w:style>
 </w:styles>
+</file>
+
+<file path=customXml/item1.xml><?xml version="1.0" encoding="utf-8"?>
+<ct:contentTypeSchema xmlns:ct="http://schemas.microsoft.com/office/2006/metadata/contentType" xmlns:ma="http://schemas.microsoft.com/office/2006/metadata/properties/metaAttributes" ct:_="" ma:_="" ma:contentTypeName="Document" ma:contentTypeID="0x0101008E3AE2BAD2C6FA4D8B4D95CE89FC31A3" ma:contentTypeVersion="8" ma:contentTypeDescription="Create a new document." ma:contentTypeScope="" ma:versionID="a2ce85c62cd7e9a608298e998330aeb7">
+  <xsd:schema xmlns:xsd="http://www.w3.org/2001/XMLSchema" xmlns:xs="http://www.w3.org/2001/XMLSchema" xmlns:p="http://schemas.microsoft.com/office/2006/metadata/properties" xmlns:ns2="ae81e17b-11c2-44ae-89e9-9ad5f5ff8880" targetNamespace="http://schemas.microsoft.com/office/2006/metadata/properties" ma:root="true" ma:fieldsID="1504f635df8bfa7d9525024d2d10bc95" ns2:_="">
+    <xsd:import namespace="ae81e17b-11c2-44ae-89e9-9ad5f5ff8880"/>
+    <xsd:element name="properties">
+      <xsd:complexType>
+        <xsd:sequence>
+          <xsd:element name="documentManagement">
+            <xsd:complexType>
+              <xsd:all>
+                <xsd:element ref="ns2:MediaServiceMetadata" minOccurs="0"/>
+                <xsd:element ref="ns2:MediaServiceFastMetadata" minOccurs="0"/>
+                <xsd:element ref="ns2:MediaServiceSearchProperties" minOccurs="0"/>
+                <xsd:element ref="ns2:MediaServiceDateTaken" minOccurs="0"/>
+                <xsd:element ref="ns2:lcf76f155ced4ddcb4097134ff3c332f" minOccurs="0"/>
+                <xsd:element ref="ns2:MediaServiceGenerationTime" minOccurs="0"/>
+                <xsd:element ref="ns2:MediaServiceEventHashCode" minOccurs="0"/>
+              </xsd:all>
+            </xsd:complexType>
+          </xsd:element>
+        </xsd:sequence>
+      </xsd:complexType>
+    </xsd:element>
+  </xsd:schema>
+  <xsd:schema xmlns:xsd="http://www.w3.org/2001/XMLSchema" xmlns:xs="http://www.w3.org/2001/XMLSchema" xmlns:dms="http://schemas.microsoft.com/office/2006/documentManagement/types" xmlns:pc="http://schemas.microsoft.com/office/infopath/2007/PartnerControls" targetNamespace="ae81e17b-11c2-44ae-89e9-9ad5f5ff8880" elementFormDefault="qualified">
+    <xsd:import namespace="http://schemas.microsoft.com/office/2006/documentManagement/types"/>
+    <xsd:import namespace="http://schemas.microsoft.com/office/infopath/2007/PartnerControls"/>
+    <xsd:element name="MediaServiceMetadata" ma:index="8" nillable="true" ma:displayName="MediaServiceMetadata" ma:hidden="true" ma:internalName="MediaServiceMetadata" ma:readOnly="true">
+      <xsd:simpleType>
+        <xsd:restriction base="dms:Note"/>
+      </xsd:simpleType>
+    </xsd:element>
+    <xsd:element name="MediaServiceFastMetadata" ma:index="9" nillable="true" ma:displayName="MediaServiceFastMetadata" ma:hidden="true" ma:internalName="MediaServiceFastMetadata" ma:readOnly="true">
+      <xsd:simpleType>
+        <xsd:restriction base="dms:Note"/>
+      </xsd:simpleType>
+    </xsd:element>
+    <xsd:element name="MediaServiceSearchProperties" ma:index="10" nillable="true" ma:displayName="MediaServiceSearchProperties" ma:hidden="true" ma:internalName="MediaServiceSearchProperties" ma:readOnly="true">
+      <xsd:simpleType>
+        <xsd:restriction base="dms:Note"/>
+      </xsd:simpleType>
+    </xsd:element>
+    <xsd:element name="MediaServiceDateTaken" ma:index="11" nillable="true" ma:displayName="MediaServiceDateTaken" ma:hidden="true" ma:indexed="true" ma:internalName="MediaServiceDateTaken" ma:readOnly="true">
+      <xsd:simpleType>
+        <xsd:restriction base="dms:Text"/>
+      </xsd:simpleType>
+    </xsd:element>
+    <xsd:element name="lcf76f155ced4ddcb4097134ff3c332f" ma:index="13" nillable="true" ma:taxonomy="true" ma:internalName="lcf76f155ced4ddcb4097134ff3c332f" ma:taxonomyFieldName="MediaServiceImageTags" ma:displayName="Image Tags" ma:readOnly="false" ma:fieldId="{5cf76f15-5ced-4ddc-b409-7134ff3c332f}" ma:taxonomyMulti="true" ma:sspId="c4ac2493-9f1f-4345-86a0-c36146f38f1d" ma:termSetId="09814cd3-568e-fe90-9814-8d621ff8fb84" ma:anchorId="fba54fb3-c3e1-fe81-a776-ca4b69148c4d" ma:open="true" ma:isKeyword="false">
+      <xsd:complexType>
+        <xsd:sequence>
+          <xsd:element ref="pc:Terms" minOccurs="0" maxOccurs="1"/>
+        </xsd:sequence>
+      </xsd:complexType>
+    </xsd:element>
+    <xsd:element name="MediaServiceGenerationTime" ma:index="14" nillable="true" ma:displayName="MediaServiceGenerationTime" ma:hidden="true" ma:internalName="MediaServiceGenerationTime" ma:readOnly="true">
+      <xsd:simpleType>
+        <xsd:restriction base="dms:Text"/>
+      </xsd:simpleType>
+    </xsd:element>
+    <xsd:element name="MediaServiceEventHashCode" ma:index="15" nillable="true" ma:displayName="MediaServiceEventHashCode" ma:hidden="true" ma:internalName="MediaServiceEventHashCode" ma:readOnly="true">
+      <xsd:simpleType>
+        <xsd:restriction base="dms:Text"/>
+      </xsd:simpleType>
+    </xsd:element>
+  </xsd:schema>
+  <xsd:schema xmlns="http://schemas.openxmlformats.org/package/2006/metadata/core-properties" xmlns:xsd="http://www.w3.org/2001/XMLSchema" xmlns:xsi="http://www.w3.org/2001/XMLSchema-instance" xmlns:dc="http://purl.org/dc/elements/1.1/" xmlns:dcterms="http://purl.org/dc/terms/" xmlns:odoc="http://schemas.microsoft.com/internal/obd" targetNamespace="http://schemas.openxmlformats.org/package/2006/metadata/core-properties" elementFormDefault="qualified" attributeFormDefault="unqualified" blockDefault="#all">
+    <xsd:import namespace="http://purl.org/dc/elements/1.1/" schemaLocation="http://dublincore.org/schemas/xmls/qdc/2003/04/02/dc.xsd"/>
+    <xsd:import namespace="http://purl.org/dc/terms/" schemaLocation="http://dublincore.org/schemas/xmls/qdc/2003/04/02/dcterms.xsd"/>
+    <xsd:element name="coreProperties" type="CT_coreProperties"/>
+    <xsd:complexType name="CT_coreProperties">
+      <xsd:all>
+        <xsd:element ref="dc:creator" minOccurs="0" maxOccurs="1"/>
+        <xsd:element ref="dcterms:created" minOccurs="0" maxOccurs="1"/>
+        <xsd:element ref="dc:identifier" minOccurs="0" maxOccurs="1"/>
+        <xsd:element name="contentType" minOccurs="0" maxOccurs="1" type="xsd:string" ma:index="0" ma:displayName="Content Type"/>
+        <xsd:element ref="dc:title" minOccurs="0" maxOccurs="1" ma:index="4" ma:displayName="Title"/>
+        <xsd:element ref="dc:subject" minOccurs="0" maxOccurs="1"/>
+        <xsd:element ref="dc:description" minOccurs="0" maxOccurs="1"/>
+        <xsd:element name="keywords" minOccurs="0" maxOccurs="1" type="xsd:string"/>
+        <xsd:element ref="dc:language" minOccurs="0" maxOccurs="1"/>
+        <xsd:element name="category" minOccurs="0" maxOccurs="1" type="xsd:string"/>
+        <xsd:element name="version" minOccurs="0" maxOccurs="1" type="xsd:string"/>
+        <xsd:element name="revision" minOccurs="0" maxOccurs="1" type="xsd:string">
+          <xsd:annotation>
+            <xsd:documentation>
+                        This value indicates the number of saves or revisions. The application is responsible for updating this value after each revision.
+                    </xsd:documentation>
+          </xsd:annotation>
+        </xsd:element>
+        <xsd:element name="lastModifiedBy" minOccurs="0" maxOccurs="1" type="xsd:string"/>
+        <xsd:element ref="dcterms:modified" minOccurs="0" maxOccurs="1"/>
+        <xsd:element name="contentStatus" minOccurs="0" maxOccurs="1" type="xsd:string"/>
+      </xsd:all>
+    </xsd:complexType>
+  </xsd:schema>
+  <xs:schema xmlns:pc="http://schemas.microsoft.com/office/infopath/2007/PartnerControls" xmlns:xs="http://www.w3.org/2001/XMLSchema" targetNamespace="http://schemas.microsoft.com/office/infopath/2007/PartnerControls" elementFormDefault="qualified" attributeFormDefault="unqualified">
+    <xs:element name="Person">
+      <xs:complexType>
+        <xs:sequence>
+          <xs:element ref="pc:DisplayName" minOccurs="0"/>
+          <xs:element ref="pc:AccountId" minOccurs="0"/>
+          <xs:element ref="pc:AccountType" minOccurs="0"/>
+        </xs:sequence>
+      </xs:complexType>
+    </xs:element>
+    <xs:element name="DisplayName" type="xs:string"/>
+    <xs:element name="AccountId" type="xs:string"/>
+    <xs:element name="AccountType" type="xs:string"/>
+    <xs:element name="BDCAssociatedEntity">
+      <xs:complexType>
+        <xs:sequence>
+          <xs:element ref="pc:BDCEntity" minOccurs="0" maxOccurs="unbounded"/>
+        </xs:sequence>
+        <xs:attribute ref="pc:EntityNamespace"/>
+        <xs:attribute ref="pc:EntityName"/>
+        <xs:attribute ref="pc:SystemInstanceName"/>
+        <xs:attribute ref="pc:AssociationName"/>
+      </xs:complexType>
+    </xs:element>
+    <xs:attribute name="EntityNamespace" type="xs:string"/>
+    <xs:attribute name="EntityName" type="xs:string"/>
+    <xs:attribute name="SystemInstanceName" type="xs:string"/>
+    <xs:attribute name="AssociationName" type="xs:string"/>
+    <xs:element name="BDCEntity">
+      <xs:complexType>
+        <xs:sequence>
+          <xs:element ref="pc:EntityDisplayName" minOccurs="0"/>
+          <xs:element ref="pc:EntityInstanceReference" minOccurs="0"/>
+          <xs:element ref="pc:EntityId1" minOccurs="0"/>
+          <xs:element ref="pc:EntityId2" minOccurs="0"/>
+          <xs:element ref="pc:EntityId3" minOccurs="0"/>
+          <xs:element ref="pc:EntityId4" minOccurs="0"/>
+          <xs:element ref="pc:EntityId5" minOccurs="0"/>
+        </xs:sequence>
+      </xs:complexType>
+    </xs:element>
+    <xs:element name="EntityDisplayName" type="xs:string"/>
+    <xs:element name="EntityInstanceReference" type="xs:string"/>
+    <xs:element name="EntityId1" type="xs:string"/>
+    <xs:element name="EntityId2" type="xs:string"/>
+    <xs:element name="EntityId3" type="xs:string"/>
+    <xs:element name="EntityId4" type="xs:string"/>
+    <xs:element name="EntityId5" type="xs:string"/>
+    <xs:element name="Terms">
+      <xs:complexType>
+        <xs:sequence>
+          <xs:element ref="pc:TermInfo" minOccurs="0" maxOccurs="unbounded"/>
+        </xs:sequence>
+      </xs:complexType>
+    </xs:element>
+    <xs:element name="TermInfo">
+      <xs:complexType>
+        <xs:sequence>
+          <xs:element ref="pc:TermName" minOccurs="0"/>
+          <xs:element ref="pc:TermId" minOccurs="0"/>
+        </xs:sequence>
+      </xs:complexType>
+    </xs:element>
+    <xs:element name="TermName" type="xs:string"/>
+    <xs:element name="TermId" type="xs:string"/>
+  </xs:schema>
+</ct:contentTypeSchema>
+</file>
+
+<file path=customXml/item2.xml><?xml version="1.0" encoding="utf-8"?>
+<?mso-contentType ?>
+<FormTemplates xmlns="http://schemas.microsoft.com/sharepoint/v3/contenttype/forms">
+  <Display>DocumentLibraryForm</Display>
+  <Edit>DocumentLibraryForm</Edit>
+  <New>DocumentLibraryForm</New>
+</FormTemplates>
+</file>
+
+<file path=customXml/item3.xml><?xml version="1.0" encoding="utf-8"?>
+<p:properties xmlns:p="http://schemas.microsoft.com/office/2006/metadata/properties" xmlns:xsi="http://www.w3.org/2001/XMLSchema-instance" xmlns:pc="http://schemas.microsoft.com/office/infopath/2007/PartnerControls">
+  <documentManagement>
+    <lcf76f155ced4ddcb4097134ff3c332f xmlns="ae81e17b-11c2-44ae-89e9-9ad5f5ff8880">
+      <Terms xmlns="http://schemas.microsoft.com/office/infopath/2007/PartnerControls"/>
+    </lcf76f155ced4ddcb4097134ff3c332f>
+  </documentManagement>
+</p:properties>
+</file>
+
+<file path=customXml/itemProps1.xml><?xml version="1.0" encoding="utf-8"?>
+<ds:datastoreItem xmlns:ds="http://schemas.openxmlformats.org/officeDocument/2006/customXml" ds:itemID="{6FC2354C-81F0-42D8-9C3E-5B79E2379EF2}"/>
+</file>
+
+<file path=customXml/itemProps2.xml><?xml version="1.0" encoding="utf-8"?>
+<ds:datastoreItem xmlns:ds="http://schemas.openxmlformats.org/officeDocument/2006/customXml" ds:itemID="{E3AD1D9F-ED8D-42C3-9221-3DF960E2A680}"/>
+</file>
+
+<file path=customXml/itemProps3.xml><?xml version="1.0" encoding="utf-8"?>
+<ds:datastoreItem xmlns:ds="http://schemas.openxmlformats.org/officeDocument/2006/customXml" ds:itemID="{C3D39BB7-59CB-4C29-8D64-7479B1D31D42}"/>
 </file>
--- a/Atana-Architecture-Pack-v1.0.docx
+++ b/Atana-Architecture-Pack-v1.0.docx
@@ -4385,199 +4385,4 @@
     </w:rPr>
   </w:style>
 </w:styles>
-</file>
-
-<file path=customXml/item1.xml><?xml version="1.0" encoding="utf-8"?>
-<ct:contentTypeSchema xmlns:ct="http://schemas.microsoft.com/office/2006/metadata/contentType" xmlns:ma="http://schemas.microsoft.com/office/2006/metadata/properties/metaAttributes" ct:_="" ma:_="" ma:contentTypeName="Document" ma:contentTypeID="0x0101008E3AE2BAD2C6FA4D8B4D95CE89FC31A3" ma:contentTypeVersion="8" ma:contentTypeDescription="Create a new document." ma:contentTypeScope="" ma:versionID="a2ce85c62cd7e9a608298e998330aeb7">
-  <xsd:schema xmlns:xsd="http://www.w3.org/2001/XMLSchema" xmlns:xs="http://www.w3.org/2001/XMLSchema" xmlns:p="http://schemas.microsoft.com/office/2006/metadata/properties" xmlns:ns2="ae81e17b-11c2-44ae-89e9-9ad5f5ff8880" targetNamespace="http://schemas.microsoft.com/office/2006/metadata/properties" ma:root="true" ma:fieldsID="1504f635df8bfa7d9525024d2d10bc95" ns2:_="">
-    <xsd:import namespace="ae81e17b-11c2-44ae-89e9-9ad5f5ff8880"/>
-    <xsd:element name="properties">
-      <xsd:complexType>
-        <xsd:sequence>
-          <xsd:element name="documentManagement">
-            <xsd:complexType>
-              <xsd:all>
-                <xsd:element ref="ns2:MediaServiceMetadata" minOccurs="0"/>
-                <xsd:element ref="ns2:MediaServiceFastMetadata" minOccurs="0"/>
-                <xsd:element ref="ns2:MediaServiceSearchProperties" minOccurs="0"/>
-                <xsd:element ref="ns2:MediaServiceDateTaken" minOccurs="0"/>
-                <xsd:element ref="ns2:lcf76f155ced4ddcb4097134ff3c332f" minOccurs="0"/>
-                <xsd:element ref="ns2:MediaServiceGenerationTime" minOccurs="0"/>
-                <xsd:element ref="ns2:MediaServiceEventHashCode" minOccurs="0"/>
-              </xsd:all>
-            </xsd:complexType>
-          </xsd:element>
-        </xsd:sequence>
-      </xsd:complexType>
-    </xsd:element>
-  </xsd:schema>
-  <xsd:schema xmlns:xsd="http://www.w3.org/2001/XMLSchema" xmlns:xs="http://www.w3.org/2001/XMLSchema" xmlns:dms="http://schemas.microsoft.com/office/2006/documentManagement/types" xmlns:pc="http://schemas.microsoft.com/office/infopath/2007/PartnerControls" targetNamespace="ae81e17b-11c2-44ae-89e9-9ad5f5ff8880" elementFormDefault="qualified">
-    <xsd:import namespace="http://schemas.microsoft.com/office/2006/documentManagement/types"/>
-    <xsd:import namespace="http://schemas.microsoft.com/office/infopath/2007/PartnerControls"/>
-    <xsd:element name="MediaServiceMetadata" ma:index="8" nillable="true" ma:displayName="MediaServiceMetadata" ma:hidden="true" ma:internalName="MediaServiceMetadata" ma:readOnly="true">
-      <xsd:simpleType>
-        <xsd:restriction base="dms:Note"/>
-      </xsd:simpleType>
-    </xsd:element>
-    <xsd:element name="MediaServiceFastMetadata" ma:index="9" nillable="true" ma:displayName="MediaServiceFastMetadata" ma:hidden="true" ma:internalName="MediaServiceFastMetadata" ma:readOnly="true">
-      <xsd:simpleType>
-        <xsd:restriction base="dms:Note"/>
-      </xsd:simpleType>
-    </xsd:element>
-    <xsd:element name="MediaServiceSearchProperties" ma:index="10" nillable="true" ma:displayName="MediaServiceSearchProperties" ma:hidden="true" ma:internalName="MediaServiceSearchProperties" ma:readOnly="true">
-      <xsd:simpleType>
-        <xsd:restriction base="dms:Note"/>
-      </xsd:simpleType>
-    </xsd:element>
-    <xsd:element name="MediaServiceDateTaken" ma:index="11" nillable="true" ma:displayName="MediaServiceDateTaken" ma:hidden="true" ma:indexed="true" ma:internalName="MediaServiceDateTaken" ma:readOnly="true">
-      <xsd:simpleType>
-        <xsd:restriction base="dms:Text"/>
-      </xsd:simpleType>
-    </xsd:element>
-    <xsd:element name="lcf76f155ced4ddcb4097134ff3c332f" ma:index="13" nillable="true" ma:taxonomy="true" ma:internalName="lcf76f155ced4ddcb4097134ff3c332f" ma:taxonomyFieldName="MediaServiceImageTags" ma:displayName="Image Tags" ma:readOnly="false" ma:fieldId="{5cf76f15-5ced-4ddc-b409-7134ff3c332f}" ma:taxonomyMulti="true" ma:sspId="c4ac2493-9f1f-4345-86a0-c36146f38f1d" ma:termSetId="09814cd3-568e-fe90-9814-8d621ff8fb84" ma:anchorId="fba54fb3-c3e1-fe81-a776-ca4b69148c4d" ma:open="true" ma:isKeyword="false">
-      <xsd:complexType>
-        <xsd:sequence>
-          <xsd:element ref="pc:Terms" minOccurs="0" maxOccurs="1"/>
-        </xsd:sequence>
-      </xsd:complexType>
-    </xsd:element>
-    <xsd:element name="MediaServiceGenerationTime" ma:index="14" nillable="true" ma:displayName="MediaServiceGenerationTime" ma:hidden="true" ma:internalName="MediaServiceGenerationTime" ma:readOnly="true">
-      <xsd:simpleType>
-        <xsd:restriction base="dms:Text"/>
-      </xsd:simpleType>
-    </xsd:element>
-    <xsd:element name="MediaServiceEventHashCode" ma:index="15" nillable="true" ma:displayName="MediaServiceEventHashCode" ma:hidden="true" ma:internalName="MediaServiceEventHashCode" ma:readOnly="true">
-      <xsd:simpleType>
-        <xsd:restriction base="dms:Text"/>
-      </xsd:simpleType>
-    </xsd:element>
-  </xsd:schema>
-  <xsd:schema xmlns="http://schemas.openxmlformats.org/package/2006/metadata/core-properties" xmlns:xsd="http://www.w3.org/2001/XMLSchema" xmlns:xsi="http://www.w3.org/2001/XMLSchema-instance" xmlns:dc="http://purl.org/dc/elements/1.1/" xmlns:dcterms="http://purl.org/dc/terms/" xmlns:odoc="http://schemas.microsoft.com/internal/obd" targetNamespace="http://schemas.openxmlformats.org/package/2006/metadata/core-properties" elementFormDefault="qualified" attributeFormDefault="unqualified" blockDefault="#all">
-    <xsd:import namespace="http://purl.org/dc/elements/1.1/" schemaLocation="http://dublincore.org/schemas/xmls/qdc/2003/04/02/dc.xsd"/>
-    <xsd:import namespace="http://purl.org/dc/terms/" schemaLocation="http://dublincore.org/schemas/xmls/qdc/2003/04/02/dcterms.xsd"/>
-    <xsd:element name="coreProperties" type="CT_coreProperties"/>
-    <xsd:complexType name="CT_coreProperties">
-      <xsd:all>
-        <xsd:element ref="dc:creator" minOccurs="0" maxOccurs="1"/>
-        <xsd:element ref="dcterms:created" minOccurs="0" maxOccurs="1"/>
-        <xsd:element ref="dc:identifier" minOccurs="0" maxOccurs="1"/>
-        <xsd:element name="contentType" minOccurs="0" maxOccurs="1" type="xsd:string" ma:index="0" ma:displayName="Content Type"/>
-        <xsd:element ref="dc:title" minOccurs="0" maxOccurs="1" ma:index="4" ma:displayName="Title"/>
-        <xsd:element ref="dc:subject" minOccurs="0" maxOccurs="1"/>
-        <xsd:element ref="dc:description" minOccurs="0" maxOccurs="1"/>
-        <xsd:element name="keywords" minOccurs="0" maxOccurs="1" type="xsd:string"/>
-        <xsd:element ref="dc:language" minOccurs="0" maxOccurs="1"/>
-        <xsd:element name="category" minOccurs="0" maxOccurs="1" type="xsd:string"/>
-        <xsd:element name="version" minOccurs="0" maxOccurs="1" type="xsd:string"/>
-        <xsd:element name="revision" minOccurs="0" maxOccurs="1" type="xsd:string">
-          <xsd:annotation>
-            <xsd:documentation>
-                        This value indicates the number of saves or revisions. The application is responsible for updating this value after each revision.
-                    </xsd:documentation>
-          </xsd:annotation>
-        </xsd:element>
-        <xsd:element name="lastModifiedBy" minOccurs="0" maxOccurs="1" type="xsd:string"/>
-        <xsd:element ref="dcterms:modified" minOccurs="0" maxOccurs="1"/>
-        <xsd:element name="contentStatus" minOccurs="0" maxOccurs="1" type="xsd:string"/>
-      </xsd:all>
-    </xsd:complexType>
-  </xsd:schema>
-  <xs:schema xmlns:pc="http://schemas.microsoft.com/office/infopath/2007/PartnerControls" xmlns:xs="http://www.w3.org/2001/XMLSchema" targetNamespace="http://schemas.microsoft.com/office/infopath/2007/PartnerControls" elementFormDefault="qualified" attributeFormDefault="unqualified">
-    <xs:element name="Person">
-      <xs:complexType>
-        <xs:sequence>
-          <xs:element ref="pc:DisplayName" minOccurs="0"/>
-          <xs:element ref="pc:AccountId" minOccurs="0"/>
-          <xs:element ref="pc:AccountType" minOccurs="0"/>
-        </xs:sequence>
-      </xs:complexType>
-    </xs:element>
-    <xs:element name="DisplayName" type="xs:string"/>
-    <xs:element name="AccountId" type="xs:string"/>
-    <xs:element name="AccountType" type="xs:string"/>
-    <xs:element name="BDCAssociatedEntity">
-      <xs:complexType>
-        <xs:sequence>
-          <xs:element ref="pc:BDCEntity" minOccurs="0" maxOccurs="unbounded"/>
-        </xs:sequence>
-        <xs:attribute ref="pc:EntityNamespace"/>
-        <xs:attribute ref="pc:EntityName"/>
-        <xs:attribute ref="pc:SystemInstanceName"/>
-        <xs:attribute ref="pc:AssociationName"/>
-      </xs:complexType>
-    </xs:element>
-    <xs:attribute name="EntityNamespace" type="xs:string"/>
-    <xs:attribute name="EntityName" type="xs:string"/>
-    <xs:attribute name="SystemInstanceName" type="xs:string"/>
-    <xs:attribute name="AssociationName" type="xs:string"/>
-    <xs:element name="BDCEntity">
-      <xs:complexType>
-        <xs:sequence>
-          <xs:element ref="pc:EntityDisplayName" minOccurs="0"/>
-          <xs:element ref="pc:EntityInstanceReference" minOccurs="0"/>
-          <xs:element ref="pc:EntityId1" minOccurs="0"/>
-          <xs:element ref="pc:EntityId2" minOccurs="0"/>
-          <xs:element ref="pc:EntityId3" minOccurs="0"/>
-          <xs:element ref="pc:EntityId4" minOccurs="0"/>
-          <xs:element ref="pc:EntityId5" minOccurs="0"/>
-        </xs:sequence>
-      </xs:complexType>
-    </xs:element>
-    <xs:element name="EntityDisplayName" type="xs:string"/>
-    <xs:element name="EntityInstanceReference" type="xs:string"/>
-    <xs:element name="EntityId1" type="xs:string"/>
-    <xs:element name="EntityId2" type="xs:string"/>
-    <xs:element name="EntityId3" type="xs:string"/>
-    <xs:element name="EntityId4" type="xs:string"/>
-    <xs:element name="EntityId5" type="xs:string"/>
-    <xs:element name="Terms">
-      <xs:complexType>
-        <xs:sequence>
-          <xs:element ref="pc:TermInfo" minOccurs="0" maxOccurs="unbounded"/>
-        </xs:sequence>
-      </xs:complexType>
-    </xs:element>
-    <xs:element name="TermInfo">
-      <xs:complexType>
-        <xs:sequence>
-          <xs:element ref="pc:TermName" minOccurs="0"/>
-          <xs:element ref="pc:TermId" minOccurs="0"/>
-        </xs:sequence>
-      </xs:complexType>
-    </xs:element>
-    <xs:element name="TermName" type="xs:string"/>
-    <xs:element name="TermId" type="xs:string"/>
-  </xs:schema>
-</ct:contentTypeSchema>
-</file>
-
-<file path=customXml/item2.xml><?xml version="1.0" encoding="utf-8"?>
-<?mso-contentType ?>
-<FormTemplates xmlns="http://schemas.microsoft.com/sharepoint/v3/contenttype/forms">
-  <Display>DocumentLibraryForm</Display>
-  <Edit>DocumentLibraryForm</Edit>
-  <New>DocumentLibraryForm</New>
-</FormTemplates>
-</file>
-
-<file path=customXml/item3.xml><?xml version="1.0" encoding="utf-8"?>
-<p:properties xmlns:p="http://schemas.microsoft.com/office/2006/metadata/properties" xmlns:xsi="http://www.w3.org/2001/XMLSchema-instance" xmlns:pc="http://schemas.microsoft.com/office/infopath/2007/PartnerControls">
-  <documentManagement>
-    <lcf76f155ced4ddcb4097134ff3c332f xmlns="ae81e17b-11c2-44ae-89e9-9ad5f5ff8880">
-      <Terms xmlns="http://schemas.microsoft.com/office/infopath/2007/PartnerControls"/>
-    </lcf76f155ced4ddcb4097134ff3c332f>
-  </documentManagement>
-</p:properties>
-</file>
-
-<file path=customXml/itemProps1.xml><?xml version="1.0" encoding="utf-8"?>
-<ds:datastoreItem xmlns:ds="http://schemas.openxmlformats.org/officeDocument/2006/customXml" ds:itemID="{6FC2354C-81F0-42D8-9C3E-5B79E2379EF2}"/>
-</file>
-
-<file path=customXml/itemProps2.xml><?xml version="1.0" encoding="utf-8"?>
-<ds:datastoreItem xmlns:ds="http://schemas.openxmlformats.org/officeDocument/2006/customXml" ds:itemID="{E3AD1D9F-ED8D-42C3-9221-3DF960E2A680}"/>
-</file>
-
-<file path=customXml/itemProps3.xml><?xml version="1.0" encoding="utf-8"?>
-<ds:datastoreItem xmlns:ds="http://schemas.openxmlformats.org/officeDocument/2006/customXml" ds:itemID="{C3D39BB7-59CB-4C29-8D64-7479B1D31D42}"/>
 </file>